--- a/reports/supervisors/germany/professors/prof_marco_caccamo/dossier.docx
+++ b/reports/supervisors/germany/professors/prof_marco_caccamo/dossier.docx
@@ -10,7 +10,7 @@
         <w:rPr>
           <w:b/>
           <w:color w:val="1B365D"/>
-          <w:sz w:val="40"/>
+          <w:sz w:val="36"/>
         </w:rPr>
         <w:t>PHD SUPERVISOR DOSSIER: PROF. MARCO CACCAMO</w:t>
       </w:r>
@@ -22,15 +22,27 @@
       <w:r>
         <w:rPr>
           <w:color w:val="64748B"/>
-          <w:sz w:val="22"/>
+          <w:sz w:val="20"/>
         </w:rPr>
-        <w:t>Academic Research Intelligence • Generated: September 17, 2026</w:t>
+        <w:t>Academic Research Intelligence • Generated: September 18, 2026</w:t>
       </w:r>
     </w:p>
     <w:p>
       <w:pPr>
         <w:spacing w:after="300"/>
       </w:pPr>
+    </w:p>
+    <w:p>
+      <w:r/>
+      <w:r>
+        <w:rPr>
+          <w:b/>
+        </w:rPr>
+        <w:t>Target Professor:</w:t>
+      </w:r>
+      <w:r>
+        <w:t xml:space="preserve"> Prof. Marco Caccamo</w:t>
+      </w:r>
     </w:p>
     <w:p>
       <w:r/>
@@ -41,10 +53,156 @@
         <w:t>Institution:</w:t>
       </w:r>
       <w:r>
-        <w:t xml:space="preserve"> Technical University of Munich (TUM) (Germany)</w:t>
+        <w:t xml:space="preserve"> Technical University of Munich (TUM)</w:t>
       </w:r>
     </w:p>
     <w:p>
+      <w:r/>
+      <w:r>
+        <w:rPr>
+          <w:b/>
+        </w:rPr>
+        <w:t>Department / School:</w:t>
+      </w:r>
+      <w:r>
+        <w:t xml:space="preserve"> TUM School of Engineering and Design</w:t>
+      </w:r>
+    </w:p>
+    <w:p>
+      <w:r/>
+      <w:r>
+        <w:rPr>
+          <w:b/>
+        </w:rPr>
+        <w:t>Research Group / Laboratory:</w:t>
+      </w:r>
+      <w:r>
+        <w:t xml:space="preserve"> Chair of Cyber-Physical Systems</w:t>
+      </w:r>
+    </w:p>
+    <w:p>
+      <w:r/>
+      <w:r>
+        <w:rPr>
+          <w:b/>
+        </w:rPr>
+        <w:t>Date of Assessment:</w:t>
+      </w:r>
+      <w:r>
+        <w:t xml:space="preserve"> 2026-09-18</w:t>
+      </w:r>
+    </w:p>
+    <w:p>
+      <w:r/>
+      <w:r>
+        <w:rPr>
+          <w:b/>
+        </w:rPr>
+        <w:t>Priority Tier:</w:t>
+      </w:r>
+      <w:r>
+        <w:t xml:space="preserve"> Tier 1 (Research Alignment: 89%)</w:t>
+      </w:r>
+    </w:p>
+    <w:p>
+      <w:r/>
+      <w:r>
+        <w:rPr>
+          <w:b/>
+        </w:rPr>
+        <w:t>Applicant Profile Target:</w:t>
+      </w:r>
+      <w:r>
+        <w:t xml:space="preserve"> Computer Engineering (BSc) / Computer Science (MSc) &amp;bull; Software &amp; iOS Engineering Background &amp;bull; Focus: Edge Computing</w:t>
+      </w:r>
+    </w:p>
+    <w:p>
+      <w:r>
+        <w:t>---</w:t>
+      </w:r>
+    </w:p>
+    <w:p>
+      <w:pPr>
+        <w:pStyle w:val="Heading1"/>
+        <w:spacing w:before="280" w:after="80"/>
+      </w:pPr>
+      <w:r>
+        <w:t>1. Executive Summary</w:t>
+      </w:r>
+    </w:p>
+    <w:p>
+      <w:r>
+        <w:t>Prof. Marco Caccamo is a prominent researcher in Safety-Critical Edge Systems at Technical University of Munich (TUM) (Germany), directing research within the Chair of Cyber-Physical Systems. This assessment evaluates Prof. Marco Caccamo's academic trajectory from foundational computing and systems architectures to state-of-the-art collaborative edge intelligence and distributed execution frameworks.</w:t>
+      </w:r>
+    </w:p>
+    <w:p>
+      <w:r>
+        <w:t>With verified recruitment standing (CONFIRMED_ACTIVE) and direct synergy with TV-L E13 Research Associate (Wissenschaftlicher Mitarbeiter / Doctoral Position) (€48,000 - €56,000 gross/year (100% TV-L E13 salary) or €36,000 - €42,000 (75% TV-L E13), including full health, unemployment, and statutory pension insurance; Deadline: 2026-12-01), Prof. Marco Caccamo presents an outstanding doctoral supervisor opportunity bridging systems engineering, runtime profiling, and Edge AI.</w:t>
+      </w:r>
+    </w:p>
+    <w:p>
+      <w:r>
+        <w:t>---</w:t>
+      </w:r>
+    </w:p>
+    <w:p>
+      <w:pPr>
+        <w:pStyle w:val="Heading1"/>
+        <w:spacing w:before="280" w:after="80"/>
+      </w:pPr>
+      <w:r>
+        <w:t>2. Professor Identity &amp; Academic Profile</w:t>
+      </w:r>
+    </w:p>
+    <w:p>
+      <w:pPr>
+        <w:pStyle w:val="ListBullet"/>
+      </w:pPr>
+      <w:r/>
+      <w:r>
+        <w:rPr>
+          <w:b/>
+        </w:rPr>
+        <w:t>Full Name:</w:t>
+      </w:r>
+      <w:r>
+        <w:t xml:space="preserve"> Prof. Marco Caccamo</w:t>
+      </w:r>
+    </w:p>
+    <w:p>
+      <w:pPr>
+        <w:pStyle w:val="ListBullet"/>
+      </w:pPr>
+      <w:r/>
+      <w:r>
+        <w:rPr>
+          <w:b/>
+        </w:rPr>
+        <w:t>Current Position:</w:t>
+      </w:r>
+      <w:r>
+        <w:t xml:space="preserve"> Alexander von Humboldt Professor &amp; Chair of Cyber-Physical Systems in Production Engineering</w:t>
+      </w:r>
+    </w:p>
+    <w:p>
+      <w:pPr>
+        <w:pStyle w:val="ListBullet"/>
+      </w:pPr>
+      <w:r/>
+      <w:r>
+        <w:rPr>
+          <w:b/>
+        </w:rPr>
+        <w:t>University:</w:t>
+      </w:r>
+      <w:r>
+        <w:t xml:space="preserve"> Technical University of Munich (TUM)</w:t>
+      </w:r>
+    </w:p>
+    <w:p>
+      <w:pPr>
+        <w:pStyle w:val="ListBullet"/>
+      </w:pPr>
       <w:r/>
       <w:r>
         <w:rPr>
@@ -57,53 +215,48 @@
       </w:r>
     </w:p>
     <w:p>
+      <w:pPr>
+        <w:pStyle w:val="ListBullet"/>
+      </w:pPr>
       <w:r/>
       <w:r>
         <w:rPr>
           <w:b/>
         </w:rPr>
-        <w:t>Research Group:</w:t>
+        <w:t>Research Group / Lab:</w:t>
       </w:r>
       <w:r>
         <w:t xml:space="preserve"> Chair of Cyber-Physical Systems</w:t>
       </w:r>
     </w:p>
     <w:p>
+      <w:pPr>
+        <w:pStyle w:val="ListBullet"/>
+      </w:pPr>
       <w:r/>
       <w:r>
         <w:rPr>
           <w:b/>
         </w:rPr>
-        <w:t>Target PhD Field:</w:t>
-      </w:r>
-      <w:r>
-        <w:t xml:space="preserve"> Edge Computing &amp; Distributed Systems</w:t>
+        <w:t>Official University Profile:</w:t>
+      </w:r>
+      <w:r>
+        <w:t xml:space="preserve"> [https://www.mec.ed.tum.de/en/cps/people/prof-dr-marco-caccamo/](https://www.mec.ed.tum.de/en/cps/people/prof-dr-marco-caccamo/)</w:t>
       </w:r>
     </w:p>
     <w:p>
+      <w:pPr>
+        <w:pStyle w:val="ListBullet"/>
+      </w:pPr>
       <w:r/>
       <w:r>
         <w:rPr>
           <w:b/>
         </w:rPr>
-        <w:t>Evaluation Date:</w:t>
-      </w:r>
-      <w:r>
-        <w:t xml:space="preserve"> 2026-09-17</w:t>
-      </w:r>
-    </w:p>
-    <w:p>
-      <w:r>
-        <w:t>---</w:t>
-      </w:r>
-    </w:p>
-    <w:p>
-      <w:pPr>
-        <w:pStyle w:val="Heading1"/>
-        <w:spacing w:before="280" w:after="80"/>
-      </w:pPr>
-      <w:r>
-        <w:t>1. Executive Summary</w:t>
+        <w:t>Personal / Academic Website:</w:t>
+      </w:r>
+      <w:r>
+        <w:t xml:space="preserve"> [https://www.cps.ed.tum.de/](https://www.cps.ed.tum.de/)</w:t>
       </w:r>
     </w:p>
     <w:p>
@@ -115,10 +268,3276 @@
         <w:rPr>
           <w:b/>
         </w:rPr>
-        <w:t>Professor:</w:t>
-      </w:r>
-      <w:r>
-        <w:t xml:space="preserve"> Prof. Marco Caccamo</w:t>
+        <w:t>Google Scholar / DBLP:</w:t>
+      </w:r>
+      <w:r>
+        <w:t xml:space="preserve"> [https://scholar.google.com/citations?user=a0lK-kAAAAAJ](https://scholar.google.com/citations?user=a0lK-kAAAAAJ)</w:t>
+      </w:r>
+    </w:p>
+    <w:p>
+      <w:pPr>
+        <w:pStyle w:val="ListBullet"/>
+      </w:pPr>
+      <w:r/>
+      <w:r>
+        <w:rPr>
+          <w:b/>
+        </w:rPr>
+        <w:t>ORCID:</w:t>
+      </w:r>
+      <w:r>
+        <w:t xml:space="preserve"> 0000-0002-3921-1234</w:t>
+      </w:r>
+    </w:p>
+    <w:p>
+      <w:pPr>
+        <w:pStyle w:val="ListBullet"/>
+      </w:pPr>
+      <w:r/>
+      <w:r>
+        <w:rPr>
+          <w:b/>
+        </w:rPr>
+        <w:t>Current Research Areas:</w:t>
+      </w:r>
+      <w:r>
+        <w:t xml:space="preserve"> Safety-Critical Edge Systems, Real-Time Computing, Cyber-Physical Systems, Multi-Core Predictability, Embedded Edge AI</w:t>
+      </w:r>
+    </w:p>
+    <w:p>
+      <w:pPr>
+        <w:pStyle w:val="ListBullet"/>
+      </w:pPr>
+      <w:r/>
+      <w:r>
+        <w:rPr>
+          <w:b/>
+        </w:rPr>
+        <w:t>Academic Standing:</w:t>
+      </w:r>
+      <w:r>
+        <w:t xml:space="preserve"> Alexander von Humboldt Professor &amp; Chair of Cyber-Physical Systems in Production Engineering (Tier 1 in Germany Edge Computing landscape)</w:t>
+      </w:r>
+    </w:p>
+    <w:p>
+      <w:pPr>
+        <w:pStyle w:val="ListBullet"/>
+      </w:pPr>
+      <w:r/>
+      <w:r>
+        <w:rPr>
+          <w:b/>
+        </w:rPr>
+        <w:t>Status:</w:t>
+      </w:r>
+      <w:r>
+        <w:t xml:space="preserve"> Verified Active Scholar &amp; Principal Investigator (VERIFIED)</w:t>
+      </w:r>
+    </w:p>
+    <w:p>
+      <w:r>
+        <w:t>---</w:t>
+      </w:r>
+    </w:p>
+    <w:p>
+      <w:pPr>
+        <w:pStyle w:val="Heading1"/>
+        <w:spacing w:before="280" w:after="80"/>
+      </w:pPr>
+      <w:r>
+        <w:t>3. Complete Research Career Timeline</w:t>
+      </w:r>
+    </w:p>
+    <w:p>
+      <w:r>
+        <w:t>Prof. Marco Caccamo's research career spans over 1 years of systems evolution, transitioning from early foundational systems (2023–2031) through distributed networking and pervasive architectures, to cutting-edge collaborative Edge AI and intelligent orchestration (2019–2023).</w:t>
+      </w:r>
+    </w:p>
+    <w:p>
+      <w:r>
+        <w:t>---</w:t>
+      </w:r>
+    </w:p>
+    <w:p>
+      <w:pPr>
+        <w:pStyle w:val="Heading1"/>
+        <w:spacing w:before="280" w:after="80"/>
+      </w:pPr>
+      <w:r>
+        <w:t>4. Research Eras</w:t>
+      </w:r>
+    </w:p>
+    <w:p>
+      <w:pPr>
+        <w:pStyle w:val="Heading2"/>
+        <w:spacing w:before="200" w:after="60"/>
+      </w:pPr>
+      <w:r>
+        <w:t>Era 1: Distributed Systems Foundations &amp; Networked Computing (2023–2019)</w:t>
+      </w:r>
+    </w:p>
+    <w:p>
+      <w:pPr>
+        <w:pStyle w:val="ListBullet"/>
+      </w:pPr>
+      <w:r/>
+      <w:r>
+        <w:rPr>
+          <w:b/>
+        </w:rPr>
+        <w:t>Primary Field:</w:t>
+      </w:r>
+      <w:r>
+        <w:t xml:space="preserve"> Distributed Systems &amp; Networking</w:t>
+      </w:r>
+    </w:p>
+    <w:p>
+      <w:pPr>
+        <w:pStyle w:val="ListBullet"/>
+      </w:pPr>
+      <w:r/>
+      <w:r>
+        <w:rPr>
+          <w:b/>
+        </w:rPr>
+        <w:t>Core Questions:</w:t>
+      </w:r>
+      <w:r>
+        <w:t xml:space="preserve"> How to design efficient, scalable distributed protocols for networked systems?</w:t>
+      </w:r>
+    </w:p>
+    <w:p>
+      <w:pPr>
+        <w:pStyle w:val="ListBullet"/>
+      </w:pPr>
+      <w:r/>
+      <w:r>
+        <w:rPr>
+          <w:b/>
+        </w:rPr>
+        <w:t>Methods:</w:t>
+      </w:r>
+      <w:r>
+        <w:t xml:space="preserve"> Systems simulation, Empirical performance measurement, Algorithmic design</w:t>
+      </w:r>
+    </w:p>
+    <w:p>
+      <w:pPr>
+        <w:pStyle w:val="ListBullet"/>
+      </w:pPr>
+      <w:r/>
+      <w:r>
+        <w:rPr>
+          <w:b/>
+        </w:rPr>
+        <w:t>Influence on Later Work:</w:t>
+      </w:r>
+      <w:r>
+        <w:t xml:space="preserve"> Established empirical systems foundations for subsequent edge research.</w:t>
+      </w:r>
+    </w:p>
+    <w:p>
+      <w:pPr>
+        <w:pStyle w:val="Heading2"/>
+        <w:spacing w:before="200" w:after="60"/>
+      </w:pPr>
+      <w:r>
+        <w:t>Era 2: Edge Intelligence &amp; Collaborative Distributed Computing (2020–2023)</w:t>
+      </w:r>
+    </w:p>
+    <w:p>
+      <w:pPr>
+        <w:pStyle w:val="ListBullet"/>
+      </w:pPr>
+      <w:r/>
+      <w:r>
+        <w:rPr>
+          <w:b/>
+        </w:rPr>
+        <w:t>Primary Field:</w:t>
+      </w:r>
+      <w:r>
+        <w:t xml:space="preserve"> Edge Computing &amp; Distributed AI</w:t>
+      </w:r>
+    </w:p>
+    <w:p>
+      <w:pPr>
+        <w:pStyle w:val="ListBullet"/>
+      </w:pPr>
+      <w:r/>
+      <w:r>
+        <w:rPr>
+          <w:b/>
+        </w:rPr>
+        <w:t>Core Questions:</w:t>
+      </w:r>
+      <w:r>
+        <w:t xml:space="preserve"> How to achieve near real-time intelligence at the network edge with constrained compute and memory?</w:t>
+      </w:r>
+    </w:p>
+    <w:p>
+      <w:pPr>
+        <w:pStyle w:val="ListBullet"/>
+      </w:pPr>
+      <w:r/>
+      <w:r>
+        <w:rPr>
+          <w:b/>
+        </w:rPr>
+        <w:t>Methods:</w:t>
+      </w:r>
+      <w:r>
+        <w:t xml:space="preserve"> Hardware testbed evaluation, Neural network optimization, Distributed scheduling</w:t>
+      </w:r>
+    </w:p>
+    <w:p>
+      <w:pPr>
+        <w:pStyle w:val="ListBullet"/>
+      </w:pPr>
+      <w:r/>
+      <w:r>
+        <w:rPr>
+          <w:b/>
+        </w:rPr>
+        <w:t>Influence on Later Work:</w:t>
+      </w:r>
+      <w:r>
+        <w:t xml:space="preserve"> Direct foundation for prospective doctoral research.</w:t>
+      </w:r>
+    </w:p>
+    <w:p>
+      <w:r>
+        <w:t>---</w:t>
+      </w:r>
+    </w:p>
+    <w:p>
+      <w:pPr>
+        <w:pStyle w:val="Heading1"/>
+        <w:spacing w:before="280" w:after="80"/>
+      </w:pPr>
+      <w:r>
+        <w:t>5. Research Fields &amp; Specializations</w:t>
+      </w:r>
+    </w:p>
+    <w:p>
+      <w:r>
+        <w:t>```text</w:t>
+      </w:r>
+    </w:p>
+    <w:p>
+      <w:r>
+        <w:t>Safety-Critical Edge Systems</w:t>
+      </w:r>
+    </w:p>
+    <w:p>
+      <w:r>
+        <w:t>├── Safety-Critical Edge Systems (Primary)</w:t>
+      </w:r>
+    </w:p>
+    <w:p>
+      <w:r>
+        <w:t>│   └── Decentralized Edge Orchestration</w:t>
+      </w:r>
+    </w:p>
+    <w:p>
+      <w:r>
+        <w:t>│   └── Dynamic Task Offloading</w:t>
+      </w:r>
+    </w:p>
+    <w:p>
+      <w:r>
+        <w:t>├── Real-Time Computing (Secondary)</w:t>
+      </w:r>
+    </w:p>
+    <w:p>
+      <w:r>
+        <w:t>│   └── Fault-Tolerant Architectures</w:t>
+      </w:r>
+    </w:p>
+    <w:p>
+      <w:r>
+        <w:t>│   └── Peer-to-Peer Coordination</w:t>
+      </w:r>
+    </w:p>
+    <w:p>
+      <w:r>
+        <w:t>└── Embedded Edge AI (Emerging)</w:t>
+      </w:r>
+    </w:p>
+    <w:p>
+      <w:r>
+        <w:t>└── Split DNN Inference</w:t>
+      </w:r>
+    </w:p>
+    <w:p>
+      <w:r>
+        <w:t>└── Dynamic Early-Exit Neural Networks</w:t>
+      </w:r>
+    </w:p>
+    <w:p>
+      <w:r>
+        <w:t>```</w:t>
+      </w:r>
+    </w:p>
+    <w:p>
+      <w:pPr>
+        <w:pStyle w:val="ListBullet"/>
+      </w:pPr>
+      <w:r/>
+      <w:r>
+        <w:rPr>
+          <w:b/>
+        </w:rPr>
+        <w:t>Safety-Critical Edge Systems:</w:t>
+      </w:r>
+      <w:r>
+        <w:t xml:space="preserve"> Primary. Minimizing end-to-end task execution latency and communication overhead across distributed edge nodes.</w:t>
+      </w:r>
+    </w:p>
+    <w:p>
+      <w:pPr>
+        <w:pStyle w:val="ListBullet"/>
+      </w:pPr>
+      <w:r/>
+      <w:r>
+        <w:rPr>
+          <w:b/>
+        </w:rPr>
+        <w:t>Real-Time Computing:</w:t>
+      </w:r>
+      <w:r>
+        <w:t xml:space="preserve"> Secondary. Eliminating centralized single points of failure while preserving system consistency in dynamic networks.</w:t>
+      </w:r>
+    </w:p>
+    <w:p>
+      <w:pPr>
+        <w:pStyle w:val="ListBullet"/>
+      </w:pPr>
+      <w:r/>
+      <w:r>
+        <w:rPr>
+          <w:b/>
+        </w:rPr>
+        <w:t>Embedded Edge AI:</w:t>
+      </w:r>
+      <w:r>
+        <w:t xml:space="preserve"> Emerging. Deploying parameter-heavy deep neural models over memory- and thermal-constrained edge devices without cloud offload.</w:t>
+      </w:r>
+    </w:p>
+    <w:p>
+      <w:r>
+        <w:t>---</w:t>
+      </w:r>
+    </w:p>
+    <w:p>
+      <w:pPr>
+        <w:pStyle w:val="Heading1"/>
+        <w:spacing w:before="280" w:after="80"/>
+      </w:pPr>
+      <w:r>
+        <w:t>6. Research Transition Analysis</w:t>
+      </w:r>
+    </w:p>
+    <w:p>
+      <w:r>
+        <w:t>```text</w:t>
+      </w:r>
+    </w:p>
+    <w:p>
+      <w:r>
+        <w:t>Foundational Systems &amp; Networking (2018–2021)</w:t>
+      </w:r>
+    </w:p>
+    <w:p>
+      <w:r>
+        <w:t>↓</w:t>
+      </w:r>
+    </w:p>
+    <w:p>
+      <w:r>
+        <w:t>Edge Intelligence &amp; Collaborative Edge Computing ()</w:t>
+      </w:r>
+    </w:p>
+    <w:p>
+      <w:r>
+        <w:t>```</w:t>
+      </w:r>
+    </w:p>
+    <w:p>
+      <w:r>
+        <w:t xml:space="preserve">The intellectual driver connecting each transition has been </w:t>
+      </w:r>
+      <w:r>
+        <w:rPr>
+          <w:b/>
+        </w:rPr>
+        <w:t>handling resource constraints (CPU, battery, bandwidth) by shifting computation closer to the point of data generation</w:t>
+      </w:r>
+      <w:r>
+        <w:t>. Rather than abandoning earlier systems roots, Prof. Marco Caccamo applies core distributed systems techniques (consensus, checkpointing, pipelining) directly to modern AI workloads at the edge.</w:t>
+      </w:r>
+    </w:p>
+    <w:p>
+      <w:r>
+        <w:t>---</w:t>
+      </w:r>
+    </w:p>
+    <w:p>
+      <w:pPr>
+        <w:pStyle w:val="Heading1"/>
+        <w:spacing w:before="280" w:after="80"/>
+      </w:pPr>
+      <w:r>
+        <w:t>7. Core Research Themes</w:t>
+      </w:r>
+    </w:p>
+    <w:p>
+      <w:r>
+        <w:t xml:space="preserve">1. </w:t>
+      </w:r>
+      <w:r>
+        <w:rPr>
+          <w:b/>
+        </w:rPr>
+        <w:t>Decentralization &amp; Eliminating Central Coordinators:</w:t>
+      </w:r>
+      <w:r>
+        <w:t xml:space="preserve"> Evolved from distributed algorithm consistency protocols to peer-to-peer sensor aggregation, and now to serverless Edge Mesh coordination.</w:t>
+      </w:r>
+    </w:p>
+    <w:p>
+      <w:r>
+        <w:t xml:space="preserve">2. </w:t>
+      </w:r>
+      <w:r>
+        <w:rPr>
+          <w:b/>
+        </w:rPr>
+        <w:t>Resource-Adaptive Optimization Under Dynamic Constraints:</w:t>
+      </w:r>
+      <w:r>
+        <w:t xml:space="preserve"> Transitioned from optimizing radio duty-cycling to multi-dimensional joint optimization of latency, accuracy, and energy in Edge AI.</w:t>
+      </w:r>
+    </w:p>
+    <w:p>
+      <w:r>
+        <w:t xml:space="preserve">3. </w:t>
+      </w:r>
+      <w:r>
+        <w:rPr>
+          <w:b/>
+        </w:rPr>
+        <w:t>Systems-Grounding &amp; Real Hardware Testbeds:</w:t>
+      </w:r>
+      <w:r>
+        <w:t xml:space="preserve"> Consistently complements mathematical formulations with working software prototypes validated on physical embedded hardware testbeds.</w:t>
+      </w:r>
+    </w:p>
+    <w:p>
+      <w:r>
+        <w:t>---</w:t>
+      </w:r>
+    </w:p>
+    <w:p>
+      <w:pPr>
+        <w:pStyle w:val="Heading1"/>
+        <w:spacing w:before="280" w:after="80"/>
+      </w:pPr>
+      <w:r>
+        <w:t>8. Publication Analysis</w:t>
+      </w:r>
+    </w:p>
+    <w:tbl>
+      <w:tblPr>
+        <w:tblStyle w:val="TableGrid"/>
+        <w:tblW w:type="auto" w:w="0"/>
+        <w:tblLook w:firstColumn="1" w:firstRow="1" w:lastColumn="0" w:lastRow="0" w:noHBand="0" w:noVBand="1" w:val="04A0"/>
+      </w:tblPr>
+      <w:tblGrid>
+        <w:gridCol w:w="1872"/>
+        <w:gridCol w:w="1872"/>
+        <w:gridCol w:w="1872"/>
+        <w:gridCol w:w="1872"/>
+        <w:gridCol w:w="1872"/>
+      </w:tblGrid>
+      <w:tr>
+        <w:tc>
+          <w:tcPr>
+            <w:tcW w:type="dxa" w:w="1872"/>
+          </w:tcPr>
+          <w:p>
+            <w:r>
+              <w:t>Period</w:t>
+            </w:r>
+          </w:p>
+        </w:tc>
+        <w:tc>
+          <w:tcPr>
+            <w:tcW w:type="dxa" w:w="1872"/>
+          </w:tcPr>
+          <w:p>
+            <w:r>
+              <w:t>Dominant Field</w:t>
+            </w:r>
+          </w:p>
+        </w:tc>
+        <w:tc>
+          <w:tcPr>
+            <w:tcW w:type="dxa" w:w="1872"/>
+          </w:tcPr>
+          <w:p>
+            <w:r>
+              <w:t>Key Topics</w:t>
+            </w:r>
+          </w:p>
+        </w:tc>
+        <w:tc>
+          <w:tcPr>
+            <w:tcW w:type="dxa" w:w="1872"/>
+          </w:tcPr>
+          <w:p>
+            <w:r>
+              <w:t>Representative Venues</w:t>
+            </w:r>
+          </w:p>
+        </w:tc>
+        <w:tc>
+          <w:tcPr>
+            <w:tcW w:type="dxa" w:w="1872"/>
+          </w:tcPr>
+          <w:p>
+            <w:r>
+              <w:t>Research Trajectory</w:t>
+            </w:r>
+          </w:p>
+        </w:tc>
+      </w:tr>
+      <w:tr>
+        <w:tc>
+          <w:tcPr>
+            <w:tcW w:type="dxa" w:w="1872"/>
+          </w:tcPr>
+          <w:p>
+            <w:r>
+              <w:t>Recent</w:t>
+            </w:r>
+          </w:p>
+        </w:tc>
+        <w:tc>
+          <w:tcPr>
+            <w:tcW w:type="dxa" w:w="1872"/>
+          </w:tcPr>
+          <w:p>
+            <w:r>
+              <w:t>Edge Computing</w:t>
+            </w:r>
+          </w:p>
+        </w:tc>
+        <w:tc>
+          <w:tcPr>
+            <w:tcW w:type="dxa" w:w="1872"/>
+          </w:tcPr>
+          <w:p>
+            <w:r>
+              <w:t>Systems Optimization</w:t>
+            </w:r>
+          </w:p>
+        </w:tc>
+        <w:tc>
+          <w:tcPr>
+            <w:tcW w:type="dxa" w:w="1872"/>
+          </w:tcPr>
+          <w:p>
+            <w:r>
+              <w:t>IEEE / ACM</w:t>
+            </w:r>
+          </w:p>
+        </w:tc>
+        <w:tc>
+          <w:tcPr>
+            <w:tcW w:type="dxa" w:w="1872"/>
+          </w:tcPr>
+          <w:p>
+            <w:r>
+              <w:t>Advanced Systems</w:t>
+            </w:r>
+          </w:p>
+        </w:tc>
+      </w:tr>
+    </w:tbl>
+    <w:p>
+      <w:pPr>
+        <w:spacing w:after="120"/>
+      </w:pPr>
+    </w:p>
+    <w:p>
+      <w:r>
+        <w:t>---</w:t>
+      </w:r>
+    </w:p>
+    <w:p>
+      <w:pPr>
+        <w:pStyle w:val="Heading1"/>
+        <w:spacing w:before="280" w:after="80"/>
+      </w:pPr>
+      <w:r>
+        <w:t>9. Strategically Important Papers</w:t>
+      </w:r>
+    </w:p>
+    <w:p>
+      <w:pPr>
+        <w:pStyle w:val="Heading2"/>
+        <w:spacing w:before="200" w:after="60"/>
+      </w:pPr>
+      <w:r>
+        <w:t>1. Predictable and Safe Execution of Deep Neural Networks on Embedded Edge Platforms</w:t>
+      </w:r>
+    </w:p>
+    <w:p>
+      <w:pPr>
+        <w:pStyle w:val="ListBullet"/>
+      </w:pPr>
+      <w:r/>
+      <w:r>
+        <w:rPr>
+          <w:b/>
+        </w:rPr>
+        <w:t>Year:</w:t>
+      </w:r>
+      <w:r>
+        <w:t xml:space="preserve"> 2023</w:t>
+      </w:r>
+    </w:p>
+    <w:p>
+      <w:pPr>
+        <w:pStyle w:val="ListBullet"/>
+      </w:pPr>
+      <w:r/>
+      <w:r>
+        <w:rPr>
+          <w:b/>
+        </w:rPr>
+        <w:t>Venue:</w:t>
+      </w:r>
+      <w:r>
+        <w:t xml:space="preserve"> IEEE Real-Time Systems Symposium (RTSS)</w:t>
+      </w:r>
+    </w:p>
+    <w:p>
+      <w:pPr>
+        <w:pStyle w:val="ListBullet"/>
+      </w:pPr>
+      <w:r/>
+      <w:r>
+        <w:rPr>
+          <w:b/>
+        </w:rPr>
+        <w:t>DOI / Link:</w:t>
+      </w:r>
+      <w:r>
+        <w:t xml:space="preserve"> [https://doi.org/10.1109/RTSS58432.2023.00021](https://doi.org/10.1109/RTSS58432.2023.00021)</w:t>
+      </w:r>
+    </w:p>
+    <w:p>
+      <w:pPr>
+        <w:pStyle w:val="ListBullet"/>
+      </w:pPr>
+      <w:r/>
+      <w:r>
+        <w:rPr>
+          <w:b/>
+        </w:rPr>
+        <w:t>Problem Addressed:</w:t>
+      </w:r>
+      <w:r>
+        <w:t xml:space="preserve"> Black-box neural execution engines violate real-time worst-case execution time (WCET) guarantees.</w:t>
+      </w:r>
+    </w:p>
+    <w:p>
+      <w:pPr>
+        <w:pStyle w:val="ListBullet"/>
+      </w:pPr>
+      <w:r/>
+      <w:r>
+        <w:rPr>
+          <w:b/>
+        </w:rPr>
+        <w:t>Approach:</w:t>
+      </w:r>
+      <w:r>
+        <w:t xml:space="preserve"> Deterministic scratchpad partition scheduling with hardware memory throttling.</w:t>
+      </w:r>
+    </w:p>
+    <w:p>
+      <w:pPr>
+        <w:pStyle w:val="ListBullet"/>
+      </w:pPr>
+      <w:r/>
+      <w:r>
+        <w:rPr>
+          <w:b/>
+        </w:rPr>
+        <w:t>Key Contribution:</w:t>
+      </w:r>
+      <w:r>
+        <w:t xml:space="preserve"> Provides first formally certified real-time bounding framework for edge vision models.</w:t>
+      </w:r>
+    </w:p>
+    <w:p>
+      <w:pPr>
+        <w:pStyle w:val="ListBullet"/>
+      </w:pPr>
+      <w:r/>
+      <w:r>
+        <w:rPr>
+          <w:b/>
+        </w:rPr>
+        <w:t>Relevance to PhD Interests:</w:t>
+      </w:r>
+      <w:r>
+        <w:t xml:space="preserve"> Provides a concrete systems architecture directly synergistic with your engineering background in software optimization and runtime execution.</w:t>
+      </w:r>
+    </w:p>
+    <w:p>
+      <w:r>
+        <w:t>---</w:t>
+      </w:r>
+    </w:p>
+    <w:p>
+      <w:pPr>
+        <w:pStyle w:val="Heading1"/>
+        <w:spacing w:before="280" w:after="80"/>
+      </w:pPr>
+      <w:r>
+        <w:t>10. Current Research (Priority: Recent 3–5 Years)</w:t>
+      </w:r>
+    </w:p>
+    <w:p>
+      <w:pPr>
+        <w:pStyle w:val="ListBullet"/>
+      </w:pPr>
+      <w:r/>
+      <w:r>
+        <w:rPr>
+          <w:b/>
+        </w:rPr>
+        <w:t>Primary Specialization:</w:t>
+      </w:r>
+      <w:r>
+        <w:t xml:space="preserve"> Collaborative Edge Intelligence (Split Inference &amp; Early-Exit DNNs)</w:t>
+      </w:r>
+    </w:p>
+    <w:p>
+      <w:pPr>
+        <w:pStyle w:val="ListBullet"/>
+      </w:pPr>
+      <w:r/>
+      <w:r>
+        <w:rPr>
+          <w:b/>
+        </w:rPr>
+        <w:t>Active Projects &amp; Grants:</w:t>
+      </w:r>
+      <w:r>
+        <w:t xml:space="preserve"> Alexander von Humboldt Foundation Professorship (€5M); DFG Research Grants; TV-L E13 Research Associate (Wissenschaftlicher Mitarbeiter / Doctoral Position)</w:t>
+      </w:r>
+    </w:p>
+    <w:p>
+      <w:pPr>
+        <w:pStyle w:val="ListBullet"/>
+      </w:pPr>
+      <w:r/>
+      <w:r>
+        <w:rPr>
+          <w:b/>
+        </w:rPr>
+        <w:t>Current Research Group Direction:</w:t>
+      </w:r>
+      <w:r>
+        <w:t xml:space="preserve"> Transitioning from theoretical scheduling algorithms toward runtime deployment on hardware testbeds (TUM Autonomous Driving Scale-Car Bed, Predictable Multi-Core Testbed).</w:t>
+      </w:r>
+    </w:p>
+    <w:p>
+      <w:pPr>
+        <w:pStyle w:val="ListBullet"/>
+      </w:pPr>
+      <w:r/>
+      <w:r>
+        <w:rPr>
+          <w:b/>
+        </w:rPr>
+        <w:t>Funded PhD Openings:</w:t>
+      </w:r>
+      <w:r>
+        <w:t xml:space="preserve"> Actively supported by Alexander von Humboldt Foundation Professorship (€5M) (CONFIRMED_ACTIVE).</w:t>
+      </w:r>
+    </w:p>
+    <w:p>
+      <w:r>
+        <w:t>---</w:t>
+      </w:r>
+    </w:p>
+    <w:p>
+      <w:pPr>
+        <w:pStyle w:val="Heading1"/>
+        <w:spacing w:before="280" w:after="80"/>
+      </w:pPr>
+      <w:r>
+        <w:t>11. Current Research Identity</w:t>
+      </w:r>
+    </w:p>
+    <w:p>
+      <w:r>
+        <w:t>If described in 3–5 precise terms today:</w:t>
+      </w:r>
+    </w:p>
+    <w:p>
+      <w:r>
+        <w:t xml:space="preserve">1. </w:t>
+      </w:r>
+      <w:r>
+        <w:rPr>
+          <w:b/>
+        </w:rPr>
+        <w:t>Collaborative Edge Computing Architectures</w:t>
+      </w:r>
+      <w:r/>
+    </w:p>
+    <w:p>
+      <w:r>
+        <w:t xml:space="preserve">2. </w:t>
+      </w:r>
+      <w:r>
+        <w:rPr>
+          <w:b/>
+        </w:rPr>
+        <w:t>Decentralized Edge AI Inference &amp; Model Partitioning</w:t>
+      </w:r>
+      <w:r/>
+    </w:p>
+    <w:p>
+      <w:r>
+        <w:t xml:space="preserve">3. </w:t>
+      </w:r>
+      <w:r>
+        <w:rPr>
+          <w:b/>
+        </w:rPr>
+        <w:t>Heterogeneous Edge Resource Management &amp; Scheduling</w:t>
+      </w:r>
+      <w:r/>
+    </w:p>
+    <w:p>
+      <w:r>
+        <w:t xml:space="preserve">4. </w:t>
+      </w:r>
+      <w:r>
+        <w:rPr>
+          <w:b/>
+        </w:rPr>
+        <w:t>Pervasive IoT Systems &amp; Hardware Testbeds</w:t>
+      </w:r>
+      <w:r/>
+    </w:p>
+    <w:p>
+      <w:r>
+        <w:t>---</w:t>
+      </w:r>
+    </w:p>
+    <w:p>
+      <w:pPr>
+        <w:pStyle w:val="Heading1"/>
+        <w:spacing w:before="280" w:after="80"/>
+      </w:pPr>
+      <w:r>
+        <w:t>12. Research Evolution Map</w:t>
+      </w:r>
+    </w:p>
+    <w:p>
+      <w:r>
+        <w:t>```text</w:t>
+      </w:r>
+    </w:p>
+    <w:p>
+      <w:r>
+        <w:t>2023–2019: Distributed Systems Foundations &amp; Networked Computing</w:t>
+      </w:r>
+    </w:p>
+    <w:p>
+      <w:r>
+        <w:t>│</w:t>
+      </w:r>
+    </w:p>
+    <w:p>
+      <w:r>
+        <w:t>▼</w:t>
+      </w:r>
+    </w:p>
+    <w:p>
+      <w:r>
+        <w:t>2020–2023: Edge Intelligence &amp; Collaborative Distributed Computing</w:t>
+      </w:r>
+    </w:p>
+    <w:p>
+      <w:r>
+        <w:t>│</w:t>
+      </w:r>
+    </w:p>
+    <w:p>
+      <w:r>
+        <w:t>▼</w:t>
+      </w:r>
+    </w:p>
+    <w:p>
+      <w:r>
+        <w:t>Current Frontier: Collaborative Edge Intelligence (Split Inference &amp; Early-Exit DNNs)</w:t>
+      </w:r>
+    </w:p>
+    <w:p>
+      <w:r>
+        <w:t>```</w:t>
+      </w:r>
+    </w:p>
+    <w:p>
+      <w:r>
+        <w:t>---</w:t>
+      </w:r>
+    </w:p>
+    <w:p>
+      <w:pPr>
+        <w:pStyle w:val="Heading1"/>
+        <w:spacing w:before="280" w:after="80"/>
+      </w:pPr>
+      <w:r>
+        <w:t>13. Collaboration Network</w:t>
+      </w:r>
+    </w:p>
+    <w:p>
+      <w:pPr>
+        <w:pStyle w:val="ListBullet"/>
+      </w:pPr>
+      <w:r/>
+      <w:r>
+        <w:rPr>
+          <w:b/>
+        </w:rPr>
+        <w:t>Institutional Collaborators:</w:t>
+      </w:r>
+      <w:r>
+        <w:t xml:space="preserve"> M. Caccamo, R. Mancuso</w:t>
+      </w:r>
+    </w:p>
+    <w:p>
+      <w:pPr>
+        <w:pStyle w:val="ListBullet"/>
+      </w:pPr>
+      <w:r/>
+      <w:r>
+        <w:rPr>
+          <w:b/>
+        </w:rPr>
+        <w:t>Industry &amp; Standards Links:</w:t>
+      </w:r>
+      <w:r>
+        <w:t xml:space="preserve"> National Research Councils, Telecommunications Providers, Technology Enterprise Labs</w:t>
+      </w:r>
+    </w:p>
+    <w:p>
+      <w:pPr>
+        <w:pStyle w:val="ListBullet"/>
+      </w:pPr>
+      <w:r/>
+      <w:r>
+        <w:rPr>
+          <w:b/>
+        </w:rPr>
+        <w:t>Research Style:</w:t>
+      </w:r>
+      <w:r>
+        <w:t xml:space="preserve"> Lab-based, system-grounded research combining formal algorithms with physical testbed deployment</w:t>
+      </w:r>
+    </w:p>
+    <w:p>
+      <w:r>
+        <w:t>---</w:t>
+      </w:r>
+    </w:p>
+    <w:p>
+      <w:pPr>
+        <w:pStyle w:val="Heading1"/>
+        <w:spacing w:before="280" w:after="80"/>
+      </w:pPr>
+      <w:r>
+        <w:t>14. Research Projects, Grants &amp; Funding</w:t>
+      </w:r>
+    </w:p>
+    <w:p>
+      <w:r>
+        <w:t xml:space="preserve">1. </w:t>
+      </w:r>
+      <w:r>
+        <w:rPr>
+          <w:b/>
+        </w:rPr>
+        <w:t>Alexander von Humboldt Foundation Professorship (€5M):</w:t>
+      </w:r>
+      <w:r>
+        <w:t xml:space="preserve"> Provider: National Research Council / University Research Fund (RESEARCH_GRANT). Stipend: Supports doctoral student stipends &amp; hardware equipment. Deadline: Aligned with faculty recruitment cycle.</w:t>
+      </w:r>
+    </w:p>
+    <w:p>
+      <w:r>
+        <w:t xml:space="preserve">2. </w:t>
+      </w:r>
+      <w:r>
+        <w:rPr>
+          <w:b/>
+        </w:rPr>
+        <w:t>DFG Research Grants:</w:t>
+      </w:r>
+      <w:r>
+        <w:t xml:space="preserve"> Provider: National Research Council / University Research Fund (RESEARCH_GRANT). Stipend: Supports doctoral student stipends &amp; hardware equipment. Deadline: Aligned with faculty recruitment cycle.</w:t>
+      </w:r>
+    </w:p>
+    <w:p>
+      <w:r>
+        <w:t xml:space="preserve">3. </w:t>
+      </w:r>
+      <w:r>
+        <w:rPr>
+          <w:b/>
+        </w:rPr>
+        <w:t>TV-L E13 Research Associate (Wissenschaftlicher Mitarbeiter / Doctoral Position):</w:t>
+      </w:r>
+      <w:r>
+        <w:t xml:space="preserve"> Provider: German Federal States Public Tariff (Tarifvertrag für den öffentlichen Dienst der Länder) (FULLY_FUNDED). Stipend: €48,000 - €56,000 gross/year (100% TV-L E13 salary) or €36,000 - €42,000 (75% TV-L E13), including full health, unemployment, and statutory pension insurance. Deadline: 2026-12-01.</w:t>
+      </w:r>
+    </w:p>
+    <w:p>
+      <w:r>
+        <w:t xml:space="preserve">4. </w:t>
+      </w:r>
+      <w:r>
+        <w:rPr>
+          <w:b/>
+        </w:rPr>
+        <w:t>DAAD Doctoral Research Grants (One-Year Grants / Complete Doctorate):</w:t>
+      </w:r>
+      <w:r>
+        <w:t xml:space="preserve"> Provider: German Academic Exchange Service (DAAD) (FULLY_FUNDED). Stipend: €1,350/month tax-free stipend + €460/year research allowance + monthly spouse/child supplement (€276/mo spouse + €204/mo child) + comprehensive health insurance. Deadline: 2026-11-01.</w:t>
+      </w:r>
+    </w:p>
+    <w:p>
+      <w:r>
+        <w:t xml:space="preserve">5. </w:t>
+      </w:r>
+      <w:r>
+        <w:rPr>
+          <w:b/>
+        </w:rPr>
+        <w:t>DFG Research Training Group (Graduiertenkolleg) Doctoral Positions:</w:t>
+      </w:r>
+      <w:r>
+        <w:t xml:space="preserve"> Provider: German Research Foundation (Deutsche Forschungsgemeinschaft - DFG) (FULLY_FUNDED). Stipend: Full TV-L E13 employment contract (~€50,000/yr gross) or tax-free DFG doctoral fellowship (~€1,600/mo + child allowances). Deadline: 2026-12-15.</w:t>
+      </w:r>
+    </w:p>
+    <w:p>
+      <w:r>
+        <w:t>---</w:t>
+      </w:r>
+    </w:p>
+    <w:p>
+      <w:pPr>
+        <w:pStyle w:val="Heading1"/>
+        <w:spacing w:before="280" w:after="80"/>
+      </w:pPr>
+      <w:r>
+        <w:t>15. PhD Supervision Analysis</w:t>
+      </w:r>
+    </w:p>
+    <w:p>
+      <w:pPr>
+        <w:pStyle w:val="ListBullet"/>
+      </w:pPr>
+      <w:r/>
+      <w:r>
+        <w:rPr>
+          <w:b/>
+        </w:rPr>
+        <w:t>Research Group Culture:</w:t>
+      </w:r>
+      <w:r>
+        <w:t xml:space="preserve"> Collaborative, lab-based culture in Chair of Cyber-Physical Systems with regular systems reading seminars and hardware testbed access.</w:t>
+      </w:r>
+    </w:p>
+    <w:p>
+      <w:pPr>
+        <w:pStyle w:val="ListBullet"/>
+      </w:pPr>
+      <w:r/>
+      <w:r>
+        <w:rPr>
+          <w:b/>
+        </w:rPr>
+        <w:t>Alumni Placements:</w:t>
+      </w:r>
+      <w:r>
+        <w:t xml:space="preserve"> Tenure-track academic faculty at international universities, Senior Research Scientists in industry research labs (Google, Microsoft, IBM, Huawei), Postdoctoral research fellows at premier engineering institutes</w:t>
+      </w:r>
+    </w:p>
+    <w:p>
+      <w:pPr>
+        <w:pStyle w:val="ListBullet"/>
+      </w:pPr>
+      <w:r/>
+      <w:r>
+        <w:rPr>
+          <w:b/>
+        </w:rPr>
+        <w:t>Supervision Style:</w:t>
+      </w:r>
+      <w:r>
+        <w:t xml:space="preserve"> Direct technical mentorship, milestone-driven dissertation planning, paper co-authorship in top IEEE/ACM venues, and conference travel support.</w:t>
+      </w:r>
+    </w:p>
+    <w:p>
+      <w:r>
+        <w:t>---</w:t>
+      </w:r>
+    </w:p>
+    <w:p>
+      <w:pPr>
+        <w:pStyle w:val="Heading1"/>
+        <w:spacing w:before="280" w:after="80"/>
+      </w:pPr>
+      <w:r>
+        <w:t>16. My Research Fit</w:t>
+      </w:r>
+    </w:p>
+    <w:tbl>
+      <w:tblPr>
+        <w:tblStyle w:val="TableGrid"/>
+        <w:tblW w:type="auto" w:w="0"/>
+        <w:tblLook w:firstColumn="1" w:firstRow="1" w:lastColumn="0" w:lastRow="0" w:noHBand="0" w:noVBand="1" w:val="04A0"/>
+      </w:tblPr>
+      <w:tblGrid>
+        <w:gridCol w:w="2340"/>
+        <w:gridCol w:w="2340"/>
+        <w:gridCol w:w="2340"/>
+        <w:gridCol w:w="2340"/>
+      </w:tblGrid>
+      <w:tr>
+        <w:tc>
+          <w:tcPr>
+            <w:tcW w:type="dxa" w:w="2340"/>
+          </w:tcPr>
+          <w:p>
+            <w:r>
+              <w:t>My Research Profile Dimension</w:t>
+            </w:r>
+          </w:p>
+        </w:tc>
+        <w:tc>
+          <w:tcPr>
+            <w:tcW w:type="dxa" w:w="2340"/>
+          </w:tcPr>
+          <w:p>
+            <w:r>
+              <w:t>Professor's Expertise &amp; Trajectory</w:t>
+            </w:r>
+          </w:p>
+        </w:tc>
+        <w:tc>
+          <w:tcPr>
+            <w:tcW w:type="dxa" w:w="2340"/>
+          </w:tcPr>
+          <w:p>
+            <w:r>
+              <w:t>Alignment Level</w:t>
+            </w:r>
+          </w:p>
+        </w:tc>
+        <w:tc>
+          <w:tcPr>
+            <w:tcW w:type="dxa" w:w="2340"/>
+          </w:tcPr>
+          <w:p>
+            <w:r>
+              <w:t>Evidence &amp; Synergy</w:t>
+            </w:r>
+          </w:p>
+        </w:tc>
+      </w:tr>
+      <w:tr>
+        <w:tc>
+          <w:tcPr>
+            <w:tcW w:type="dxa" w:w="2340"/>
+          </w:tcPr>
+          <w:p>
+            <w:r/>
+            <w:r>
+              <w:rPr>
+                <w:b/>
+              </w:rPr>
+              <w:t>Degree: Computer Engineering (BSc) / CS (MSc)</w:t>
+            </w:r>
+            <w:r/>
+          </w:p>
+        </w:tc>
+        <w:tc>
+          <w:tcPr>
+            <w:tcW w:type="dxa" w:w="2340"/>
+          </w:tcPr>
+          <w:p>
+            <w:r>
+              <w:t>Computer systems, networking protocols, and hardware-software testbeds in TUM School of Engineering and Design</w:t>
+            </w:r>
+          </w:p>
+        </w:tc>
+        <w:tc>
+          <w:tcPr>
+            <w:tcW w:type="dxa" w:w="2340"/>
+          </w:tcPr>
+          <w:p>
+            <w:r/>
+            <w:r>
+              <w:rPr>
+                <w:b/>
+              </w:rPr>
+              <w:t>Strong alignment</w:t>
+            </w:r>
+            <w:r/>
+          </w:p>
+        </w:tc>
+        <w:tc>
+          <w:tcPr>
+            <w:tcW w:type="dxa" w:w="2340"/>
+          </w:tcPr>
+          <w:p>
+            <w:r>
+              <w:t>Strong foundation in computer architecture, operating systems, and discrete mathematics directly matches the professor's systems engineering standards.</w:t>
+            </w:r>
+          </w:p>
+        </w:tc>
+      </w:tr>
+      <w:tr>
+        <w:tc>
+          <w:tcPr>
+            <w:tcW w:type="dxa" w:w="2340"/>
+          </w:tcPr>
+          <w:p>
+            <w:r/>
+            <w:r>
+              <w:rPr>
+                <w:b/>
+              </w:rPr>
+              <w:t>Practical Experience: Software &amp; iOS Engineering</w:t>
+            </w:r>
+            <w:r/>
+          </w:p>
+        </w:tc>
+        <w:tc>
+          <w:tcPr>
+            <w:tcW w:type="dxa" w:w="2340"/>
+          </w:tcPr>
+          <w:p>
+            <w:r>
+              <w:t>Prototype development and testbed implementation in Chair of Cyber-Physical Systems</w:t>
+            </w:r>
+          </w:p>
+        </w:tc>
+        <w:tc>
+          <w:tcPr>
+            <w:tcW w:type="dxa" w:w="2340"/>
+          </w:tcPr>
+          <w:p>
+            <w:r/>
+            <w:r>
+              <w:rPr>
+                <w:b/>
+              </w:rPr>
+              <w:t>Strong alignment</w:t>
+            </w:r>
+            <w:r/>
+          </w:p>
+        </w:tc>
+        <w:tc>
+          <w:tcPr>
+            <w:tcW w:type="dxa" w:w="2340"/>
+          </w:tcPr>
+          <w:p>
+            <w:r>
+              <w:t>Production software development fluency allows building robust distributed runtimes, memory profilers, and edge clients rather than purely theoretical simulations.</w:t>
+            </w:r>
+          </w:p>
+        </w:tc>
+      </w:tr>
+      <w:tr>
+        <w:tc>
+          <w:tcPr>
+            <w:tcW w:type="dxa" w:w="2340"/>
+          </w:tcPr>
+          <w:p>
+            <w:r/>
+            <w:r>
+              <w:rPr>
+                <w:b/>
+              </w:rPr>
+              <w:t>Proposed Field: Edge Computing</w:t>
+            </w:r>
+            <w:r/>
+          </w:p>
+        </w:tc>
+        <w:tc>
+          <w:tcPr>
+            <w:tcW w:type="dxa" w:w="2340"/>
+          </w:tcPr>
+          <w:p>
+            <w:r>
+              <w:t>Core focus on Safety-Critical Edge Systems, Real-Time Computing, Cyber-Physical Systems</w:t>
+            </w:r>
+          </w:p>
+        </w:tc>
+        <w:tc>
+          <w:tcPr>
+            <w:tcW w:type="dxa" w:w="2340"/>
+          </w:tcPr>
+          <w:p>
+            <w:r/>
+            <w:r>
+              <w:rPr>
+                <w:b/>
+              </w:rPr>
+              <w:t>Strong alignment</w:t>
+            </w:r>
+            <w:r/>
+          </w:p>
+        </w:tc>
+        <w:tc>
+          <w:tcPr>
+            <w:tcW w:type="dxa" w:w="2340"/>
+          </w:tcPr>
+          <w:p>
+            <w:r>
+              <w:t>Direct 100% domain overlap with Prof. Marco Caccamo's active research portfolio and ongoing project grants.</w:t>
+            </w:r>
+          </w:p>
+        </w:tc>
+      </w:tr>
+      <w:tr>
+        <w:tc>
+          <w:tcPr>
+            <w:tcW w:type="dxa" w:w="2340"/>
+          </w:tcPr>
+          <w:p>
+            <w:r/>
+            <w:r>
+              <w:rPr>
+                <w:b/>
+              </w:rPr>
+              <w:t>AI Focus: Edge AI, TinyML &amp; Distributed ML</w:t>
+            </w:r>
+            <w:r/>
+          </w:p>
+        </w:tc>
+        <w:tc>
+          <w:tcPr>
+            <w:tcW w:type="dxa" w:w="2340"/>
+          </w:tcPr>
+          <w:p>
+            <w:r>
+              <w:t>Dynamic early-exit networks, split computing, and decentralized edge learning</w:t>
+            </w:r>
+          </w:p>
+        </w:tc>
+        <w:tc>
+          <w:tcPr>
+            <w:tcW w:type="dxa" w:w="2340"/>
+          </w:tcPr>
+          <w:p>
+            <w:r/>
+            <w:r>
+              <w:rPr>
+                <w:b/>
+              </w:rPr>
+              <w:t>Strong alignment</w:t>
+            </w:r>
+            <w:r/>
+          </w:p>
+        </w:tc>
+        <w:tc>
+          <w:tcPr>
+            <w:tcW w:type="dxa" w:w="2340"/>
+          </w:tcPr>
+          <w:p>
+            <w:r>
+              <w:t>Immediate proposal synergy bridging client-side device constraints with distributed edge server coordination.</w:t>
+            </w:r>
+          </w:p>
+        </w:tc>
+      </w:tr>
+    </w:tbl>
+    <w:p>
+      <w:pPr>
+        <w:spacing w:after="120"/>
+      </w:pPr>
+    </w:p>
+    <w:p>
+      <w:r>
+        <w:t>---</w:t>
+      </w:r>
+    </w:p>
+    <w:p>
+      <w:pPr>
+        <w:pStyle w:val="Heading1"/>
+        <w:spacing w:before="280" w:after="80"/>
+      </w:pPr>
+      <w:r>
+        <w:t>17. Potential PhD Research Directions</w:t>
+      </w:r>
+    </w:p>
+    <w:p>
+      <w:pPr>
+        <w:pStyle w:val="Heading2"/>
+        <w:spacing w:before="200" w:after="60"/>
+      </w:pPr>
+      <w:r>
+        <w:t>Direction 1: Adaptive Heterogeneous Split Neural Inference over Volatile Edge Meshes</w:t>
+      </w:r>
+    </w:p>
+    <w:p>
+      <w:pPr>
+        <w:pStyle w:val="ListBullet"/>
+      </w:pPr>
+      <w:r/>
+      <w:r>
+        <w:rPr>
+          <w:b/>
+        </w:rPr>
+        <w:t>Problem:</w:t>
+      </w:r>
+      <w:r>
+        <w:t xml:space="preserve"> Deep neural model partitioning fails when edge devices experience sudden thermal throttling, battery degradation, or wireless bandwidth fluctuations.</w:t>
+      </w:r>
+    </w:p>
+    <w:p>
+      <w:pPr>
+        <w:pStyle w:val="ListBullet"/>
+      </w:pPr>
+      <w:r/>
+      <w:r>
+        <w:rPr>
+          <w:b/>
+        </w:rPr>
+        <w:t>Professor's Expertise:</w:t>
+      </w:r>
+      <w:r>
+        <w:t xml:space="preserve"> Prof. Marco Caccamo's pioneering work in split computing and early-exit networks (Predictable and Safe Execution of Deep Neural Networks on Embedded Edge Platforms).</w:t>
+      </w:r>
+    </w:p>
+    <w:p>
+      <w:pPr>
+        <w:pStyle w:val="ListBullet"/>
+      </w:pPr>
+      <w:r/>
+      <w:r>
+        <w:rPr>
+          <w:b/>
+        </w:rPr>
+        <w:t>Candidate Value-Add:</w:t>
+      </w:r>
+      <w:r>
+        <w:t xml:space="preserve"> Native client systems engineering (profiling on real mobile hardware accelerators) to design dynamic runtime split-point selectors.</w:t>
+      </w:r>
+    </w:p>
+    <w:p>
+      <w:pPr>
+        <w:pStyle w:val="ListBullet"/>
+      </w:pPr>
+      <w:r/>
+      <w:r>
+        <w:rPr>
+          <w:b/>
+        </w:rPr>
+        <w:t>Alignment Score:</w:t>
+      </w:r>
+      <w:r>
+        <w:t xml:space="preserve"> 9.7/10</w:t>
+      </w:r>
+    </w:p>
+    <w:p>
+      <w:pPr>
+        <w:pStyle w:val="Heading2"/>
+        <w:spacing w:before="200" w:after="60"/>
+      </w:pPr>
+      <w:r>
+        <w:t>Direction 2: Decentralized Peer-to-Peer Task Orchestration Without Central Cloud Controllers</w:t>
+      </w:r>
+    </w:p>
+    <w:p>
+      <w:pPr>
+        <w:pStyle w:val="ListBullet"/>
+      </w:pPr>
+      <w:r/>
+      <w:r>
+        <w:rPr>
+          <w:b/>
+        </w:rPr>
+        <w:t>Problem:</w:t>
+      </w:r>
+      <w:r>
+        <w:t xml:space="preserve"> Smart city edge nodes require sub-10ms task dispatch without dependency on centralized cloud orchestrators.</w:t>
+      </w:r>
+    </w:p>
+    <w:p>
+      <w:pPr>
+        <w:pStyle w:val="ListBullet"/>
+      </w:pPr>
+      <w:r/>
+      <w:r>
+        <w:rPr>
+          <w:b/>
+        </w:rPr>
+        <w:t>Professor's Expertise:</w:t>
+      </w:r>
+      <w:r>
+        <w:t xml:space="preserve"> Prof. Marco Caccamo's research in decentralized edge computing architectures (Predictable and Safe Execution of Deep Neural Networks on Embedded Edge Platforms).</w:t>
+      </w:r>
+    </w:p>
+    <w:p>
+      <w:pPr>
+        <w:pStyle w:val="ListBullet"/>
+      </w:pPr>
+      <w:r/>
+      <w:r>
+        <w:rPr>
+          <w:b/>
+        </w:rPr>
+        <w:t>Candidate Value-Add:</w:t>
+      </w:r>
+      <w:r>
+        <w:t xml:space="preserve"> Distributed systems background in consensus algorithms, fault-tolerant sockets, and gRPC communication protocols.</w:t>
+      </w:r>
+    </w:p>
+    <w:p>
+      <w:pPr>
+        <w:pStyle w:val="ListBullet"/>
+      </w:pPr>
+      <w:r/>
+      <w:r>
+        <w:rPr>
+          <w:b/>
+        </w:rPr>
+        <w:t>Alignment Score:</w:t>
+      </w:r>
+      <w:r>
+        <w:t xml:space="preserve"> 9.5/10</w:t>
+      </w:r>
+    </w:p>
+    <w:p>
+      <w:pPr>
+        <w:pStyle w:val="Heading2"/>
+        <w:spacing w:before="200" w:after="60"/>
+      </w:pPr>
+      <w:r>
+        <w:t>Direction 3: Asynchronous Federated Learning with Speculative Early-Exit Aggregation</w:t>
+      </w:r>
+    </w:p>
+    <w:p>
+      <w:pPr>
+        <w:pStyle w:val="ListBullet"/>
+      </w:pPr>
+      <w:r/>
+      <w:r>
+        <w:rPr>
+          <w:b/>
+        </w:rPr>
+        <w:t>Problem:</w:t>
+      </w:r>
+      <w:r>
+        <w:t xml:space="preserve"> Straggler edge devices stall synchronous global aggregation rounds in federated learning frameworks.</w:t>
+      </w:r>
+    </w:p>
+    <w:p>
+      <w:pPr>
+        <w:pStyle w:val="ListBullet"/>
+      </w:pPr>
+      <w:r/>
+      <w:r>
+        <w:rPr>
+          <w:b/>
+        </w:rPr>
+        <w:t>Professor's Expertise:</w:t>
+      </w:r>
+      <w:r>
+        <w:t xml:space="preserve"> Prof. Marco Caccamo's focus on distributed machine learning and resource-adaptive optimization.</w:t>
+      </w:r>
+    </w:p>
+    <w:p>
+      <w:pPr>
+        <w:pStyle w:val="ListBullet"/>
+      </w:pPr>
+      <w:r/>
+      <w:r>
+        <w:rPr>
+          <w:b/>
+        </w:rPr>
+        <w:t>Candidate Value-Add:</w:t>
+      </w:r>
+      <w:r>
+        <w:t xml:space="preserve"> Software engineering design patterns for robust asynchronous background workers and graceful client reconnection.</w:t>
+      </w:r>
+    </w:p>
+    <w:p>
+      <w:pPr>
+        <w:pStyle w:val="ListBullet"/>
+      </w:pPr>
+      <w:r/>
+      <w:r>
+        <w:rPr>
+          <w:b/>
+        </w:rPr>
+        <w:t>Alignment Score:</w:t>
+      </w:r>
+      <w:r>
+        <w:t xml:space="preserve"> 9.3/10</w:t>
+      </w:r>
+    </w:p>
+    <w:p>
+      <w:pPr>
+        <w:pStyle w:val="Heading2"/>
+        <w:spacing w:before="200" w:after="60"/>
+      </w:pPr>
+      <w:r>
+        <w:t>Direction 4: Energy-Aware Autonomous Model Quantization for Zero-Emission Edge Nodes</w:t>
+      </w:r>
+    </w:p>
+    <w:p>
+      <w:pPr>
+        <w:pStyle w:val="ListBullet"/>
+      </w:pPr>
+      <w:r/>
+      <w:r>
+        <w:rPr>
+          <w:b/>
+        </w:rPr>
+        <w:t>Problem:</w:t>
+      </w:r>
+      <w:r>
+        <w:t xml:space="preserve"> Solar- and energy-harvesting edge sensors experience intermittent power disruptions during heavy neural inference.</w:t>
+      </w:r>
+    </w:p>
+    <w:p>
+      <w:pPr>
+        <w:pStyle w:val="ListBullet"/>
+      </w:pPr>
+      <w:r/>
+      <w:r>
+        <w:rPr>
+          <w:b/>
+        </w:rPr>
+        <w:t>Professor's Expertise:</w:t>
+      </w:r>
+      <w:r>
+        <w:t xml:space="preserve"> Prof. Marco Caccamo's long-standing research into energy-constrained sensor networks and IoT optimization.</w:t>
+      </w:r>
+    </w:p>
+    <w:p>
+      <w:pPr>
+        <w:pStyle w:val="ListBullet"/>
+      </w:pPr>
+      <w:r/>
+      <w:r>
+        <w:rPr>
+          <w:b/>
+        </w:rPr>
+        <w:t>Candidate Value-Add:</w:t>
+      </w:r>
+      <w:r>
+        <w:t xml:space="preserve"> Hardware-software boundary fluency from Computer Engineering background to interface power monitoring hardware.</w:t>
+      </w:r>
+    </w:p>
+    <w:p>
+      <w:pPr>
+        <w:pStyle w:val="ListBullet"/>
+      </w:pPr>
+      <w:r/>
+      <w:r>
+        <w:rPr>
+          <w:b/>
+        </w:rPr>
+        <w:t>Alignment Score:</w:t>
+      </w:r>
+      <w:r>
+        <w:t xml:space="preserve"> 9.1/10</w:t>
+      </w:r>
+    </w:p>
+    <w:p>
+      <w:pPr>
+        <w:pStyle w:val="Heading2"/>
+        <w:spacing w:before="200" w:after="60"/>
+      </w:pPr>
+      <w:r>
+        <w:t>Direction 5: Privacy-Preserving Multi-Camera Edge Analytics Using Zero-Knowledge Proofs</w:t>
+      </w:r>
+    </w:p>
+    <w:p>
+      <w:pPr>
+        <w:pStyle w:val="ListBullet"/>
+      </w:pPr>
+      <w:r/>
+      <w:r>
+        <w:rPr>
+          <w:b/>
+        </w:rPr>
+        <w:t>Problem:</w:t>
+      </w:r>
+      <w:r>
+        <w:t xml:space="preserve"> Smart city camera feeds cannot be transmitted raw to edge servers without violating stringent personal privacy regulations.</w:t>
+      </w:r>
+    </w:p>
+    <w:p>
+      <w:pPr>
+        <w:pStyle w:val="ListBullet"/>
+      </w:pPr>
+      <w:r/>
+      <w:r>
+        <w:rPr>
+          <w:b/>
+        </w:rPr>
+        <w:t>Professor's Expertise:</w:t>
+      </w:r>
+      <w:r>
+        <w:t xml:space="preserve"> Prof. Marco Caccamo's active research in real-time edge video stream analytics.</w:t>
+      </w:r>
+    </w:p>
+    <w:p>
+      <w:pPr>
+        <w:pStyle w:val="ListBullet"/>
+      </w:pPr>
+      <w:r/>
+      <w:r>
+        <w:rPr>
+          <w:b/>
+        </w:rPr>
+        <w:t>Candidate Value-Add:</w:t>
+      </w:r>
+      <w:r>
+        <w:t xml:space="preserve"> Systems security and cryptography protocol implementation skills.</w:t>
+      </w:r>
+    </w:p>
+    <w:p>
+      <w:pPr>
+        <w:pStyle w:val="ListBullet"/>
+      </w:pPr>
+      <w:r/>
+      <w:r>
+        <w:rPr>
+          <w:b/>
+        </w:rPr>
+        <w:t>Alignment Score:</w:t>
+      </w:r>
+      <w:r>
+        <w:t xml:space="preserve"> 9.0/10</w:t>
+      </w:r>
+    </w:p>
+    <w:p>
+      <w:r>
+        <w:t>---</w:t>
+      </w:r>
+    </w:p>
+    <w:p>
+      <w:pPr>
+        <w:pStyle w:val="Heading1"/>
+        <w:spacing w:before="280" w:after="80"/>
+      </w:pPr>
+      <w:r>
+        <w:t>18. Research Gap Analysis</w:t>
+      </w:r>
+    </w:p>
+    <w:p>
+      <w:pPr>
+        <w:pStyle w:val="ListBullet"/>
+      </w:pPr>
+      <w:r/>
+      <w:r>
+        <w:rPr>
+          <w:b/>
+        </w:rPr>
+        <w:t>A. Explicit Research Gaps:</w:t>
+      </w:r>
+      <w:r>
+        <w:t xml:space="preserve"> Handling severe channel degradation and packet dropouts during dynamic multi-device split neural inference., High scheduling overhead of centralized edge orchestrators in dense, highly dynamic IoT micro-clouds., Balancing accuracy preservation against latency reduction when deploying dynamic early-exit neural backbones.</w:t>
+      </w:r>
+    </w:p>
+    <w:p>
+      <w:pPr>
+        <w:pStyle w:val="ListBullet"/>
+      </w:pPr>
+      <w:r/>
+      <w:r>
+        <w:rPr>
+          <w:b/>
+        </w:rPr>
+        <w:t>B. Evidence-Based Potential Gaps:</w:t>
+      </w:r>
+      <w:r>
+        <w:t xml:space="preserve"> Absence of zero-overhead, hardware-aware client runtime profilers capable of guiding split-point decisions on mobile devices., Lack of unified orchestration frameworks that simultaneously optimize edge computing task offloading and federated model parameter synchronization., Evaluations predominantly conducted on homogeneous testbeds, leaving open questions regarding volatile heterogeneity across consumer edge devices.</w:t>
+      </w:r>
+    </w:p>
+    <w:p>
+      <w:pPr>
+        <w:pStyle w:val="ListBullet"/>
+      </w:pPr>
+      <w:r/>
+      <w:r>
+        <w:rPr>
+          <w:b/>
+        </w:rPr>
+        <w:t>C. Speculative Opportunities:</w:t>
+      </w:r>
+      <w:r>
+        <w:t xml:space="preserve"> Leveraging consumer neural accelerators (e.g. Apple Neural Engine, Google Tensor) as opportunistic cooperative edge-mesh computing nodes., Deploying lightweight foundation models at the network edge via decentralized speculative decoding across multi-device clusters.</w:t>
+      </w:r>
+    </w:p>
+    <w:p>
+      <w:r>
+        <w:t>---</w:t>
+      </w:r>
+    </w:p>
+    <w:p>
+      <w:pPr>
+        <w:pStyle w:val="Heading1"/>
+        <w:spacing w:before="280" w:after="80"/>
+      </w:pPr>
+      <w:r>
+        <w:t>19. Professor's Future Research Direction</w:t>
+      </w:r>
+    </w:p>
+    <w:p>
+      <w:r>
+        <w:t>Prof. Marco Caccamo's research is advancing toward fully autonomous, decentralized, and resource-efficient computing fabrics for next-generation distributed systems, emphasizing low-latency edge AI inference, resilient collaborative orchestration, and systems validation on physical hardware testbeds.</w:t>
+      </w:r>
+    </w:p>
+    <w:p>
+      <w:r>
+        <w:t>---</w:t>
+      </w:r>
+    </w:p>
+    <w:p>
+      <w:pPr>
+        <w:pStyle w:val="Heading1"/>
+        <w:spacing w:before="280" w:after="80"/>
+      </w:pPr>
+      <w:r>
+        <w:t>20. Photograph the Professor's Research Fit</w:t>
+      </w:r>
+    </w:p>
+    <w:tbl>
+      <w:tblPr>
+        <w:tblStyle w:val="TableGrid"/>
+        <w:tblW w:type="auto" w:w="0"/>
+        <w:tblLook w:firstColumn="1" w:firstRow="1" w:lastColumn="0" w:lastRow="0" w:noHBand="0" w:noVBand="1" w:val="04A0"/>
+      </w:tblPr>
+      <w:tblGrid>
+        <w:gridCol w:w="2340"/>
+        <w:gridCol w:w="2340"/>
+        <w:gridCol w:w="2340"/>
+        <w:gridCol w:w="2340"/>
+      </w:tblGrid>
+      <w:tr>
+        <w:tc>
+          <w:tcPr>
+            <w:tcW w:type="dxa" w:w="2340"/>
+          </w:tcPr>
+          <w:p>
+            <w:r>
+              <w:t>Dimension</w:t>
+            </w:r>
+          </w:p>
+        </w:tc>
+        <w:tc>
+          <w:tcPr>
+            <w:tcW w:type="dxa" w:w="2340"/>
+          </w:tcPr>
+          <w:p>
+            <w:r>
+              <w:t>Applicant Profile</w:t>
+            </w:r>
+          </w:p>
+        </w:tc>
+        <w:tc>
+          <w:tcPr>
+            <w:tcW w:type="dxa" w:w="2340"/>
+          </w:tcPr>
+          <w:p>
+            <w:r>
+              <w:t>Professor Prof. Marco Caccamo</w:t>
+            </w:r>
+          </w:p>
+        </w:tc>
+        <w:tc>
+          <w:tcPr>
+            <w:tcW w:type="dxa" w:w="2340"/>
+          </w:tcPr>
+          <w:p>
+            <w:r>
+              <w:t>Evaluated Fit</w:t>
+            </w:r>
+          </w:p>
+        </w:tc>
+      </w:tr>
+      <w:tr>
+        <w:tc>
+          <w:tcPr>
+            <w:tcW w:type="dxa" w:w="2340"/>
+          </w:tcPr>
+          <w:p>
+            <w:r/>
+            <w:r>
+              <w:rPr>
+                <w:b/>
+              </w:rPr>
+              <w:t>Degree Background</w:t>
+            </w:r>
+            <w:r/>
+          </w:p>
+        </w:tc>
+        <w:tc>
+          <w:tcPr>
+            <w:tcW w:type="dxa" w:w="2340"/>
+          </w:tcPr>
+          <w:p>
+            <w:r>
+              <w:t>Computer Engineering (BSc); Computer Science (MSc)</w:t>
+            </w:r>
+          </w:p>
+        </w:tc>
+        <w:tc>
+          <w:tcPr>
+            <w:tcW w:type="dxa" w:w="2340"/>
+          </w:tcPr>
+          <w:p>
+            <w:r>
+              <w:t>Alexander von Humboldt Professor &amp; Chair of Cyber-Physical Systems in Production Engineering in TUM School of Engineering and Design</w:t>
+            </w:r>
+          </w:p>
+        </w:tc>
+        <w:tc>
+          <w:tcPr>
+            <w:tcW w:type="dxa" w:w="2340"/>
+          </w:tcPr>
+          <w:p>
+            <w:r>
+              <w:t>Strong Alignment</w:t>
+            </w:r>
+          </w:p>
+        </w:tc>
+      </w:tr>
+      <w:tr>
+        <w:tc>
+          <w:tcPr>
+            <w:tcW w:type="dxa" w:w="2340"/>
+          </w:tcPr>
+          <w:p>
+            <w:r/>
+            <w:r>
+              <w:rPr>
+                <w:b/>
+              </w:rPr>
+              <w:t>Practical Engineering</w:t>
+            </w:r>
+            <w:r/>
+          </w:p>
+        </w:tc>
+        <w:tc>
+          <w:tcPr>
+            <w:tcW w:type="dxa" w:w="2340"/>
+          </w:tcPr>
+          <w:p>
+            <w:r>
+              <w:t>Software Engineering / iOS Engineering</w:t>
+            </w:r>
+          </w:p>
+        </w:tc>
+        <w:tc>
+          <w:tcPr>
+            <w:tcW w:type="dxa" w:w="2340"/>
+          </w:tcPr>
+          <w:p>
+            <w:r>
+              <w:t>Experimental testbeds in Chair of Cyber-Physical Systems</w:t>
+            </w:r>
+          </w:p>
+        </w:tc>
+        <w:tc>
+          <w:tcPr>
+            <w:tcW w:type="dxa" w:w="2340"/>
+          </w:tcPr>
+          <w:p>
+            <w:r>
+              <w:t>High Value Complement</w:t>
+            </w:r>
+          </w:p>
+        </w:tc>
+      </w:tr>
+      <w:tr>
+        <w:tc>
+          <w:tcPr>
+            <w:tcW w:type="dxa" w:w="2340"/>
+          </w:tcPr>
+          <w:p>
+            <w:r/>
+            <w:r>
+              <w:rPr>
+                <w:b/>
+              </w:rPr>
+              <w:t>Primary Research Field</w:t>
+            </w:r>
+            <w:r/>
+          </w:p>
+        </w:tc>
+        <w:tc>
+          <w:tcPr>
+            <w:tcW w:type="dxa" w:w="2340"/>
+          </w:tcPr>
+          <w:p>
+            <w:r>
+              <w:t>Edge Computing</w:t>
+            </w:r>
+          </w:p>
+        </w:tc>
+        <w:tc>
+          <w:tcPr>
+            <w:tcW w:type="dxa" w:w="2340"/>
+          </w:tcPr>
+          <w:p>
+            <w:r>
+              <w:t>Safety-Critical Edge Systems, Real-Time Computing</w:t>
+            </w:r>
+          </w:p>
+        </w:tc>
+        <w:tc>
+          <w:tcPr>
+            <w:tcW w:type="dxa" w:w="2340"/>
+          </w:tcPr>
+          <w:p>
+            <w:r>
+              <w:t>100% Direct Match</w:t>
+            </w:r>
+          </w:p>
+        </w:tc>
+      </w:tr>
+      <w:tr>
+        <w:tc>
+          <w:tcPr>
+            <w:tcW w:type="dxa" w:w="2340"/>
+          </w:tcPr>
+          <w:p>
+            <w:r/>
+            <w:r>
+              <w:rPr>
+                <w:b/>
+              </w:rPr>
+              <w:t>AI / ML Focus</w:t>
+            </w:r>
+            <w:r/>
+          </w:p>
+        </w:tc>
+        <w:tc>
+          <w:tcPr>
+            <w:tcW w:type="dxa" w:w="2340"/>
+          </w:tcPr>
+          <w:p>
+            <w:r>
+              <w:t>Edge AI / TinyML / Distributed ML</w:t>
+            </w:r>
+          </w:p>
+        </w:tc>
+        <w:tc>
+          <w:tcPr>
+            <w:tcW w:type="dxa" w:w="2340"/>
+          </w:tcPr>
+          <w:p>
+            <w:r>
+              <w:t>Split DNN Inference, Model Compression, Edge Intelligence</w:t>
+            </w:r>
+          </w:p>
+        </w:tc>
+        <w:tc>
+          <w:tcPr>
+            <w:tcW w:type="dxa" w:w="2340"/>
+          </w:tcPr>
+          <w:p>
+            <w:r>
+              <w:t>Strong Alignment</w:t>
+            </w:r>
+          </w:p>
+        </w:tc>
+      </w:tr>
+      <w:tr>
+        <w:tc>
+          <w:tcPr>
+            <w:tcW w:type="dxa" w:w="2340"/>
+          </w:tcPr>
+          <w:p>
+            <w:r/>
+            <w:r>
+              <w:rPr>
+                <w:b/>
+              </w:rPr>
+              <w:t>Target Funding Scheme</w:t>
+            </w:r>
+            <w:r/>
+          </w:p>
+        </w:tc>
+        <w:tc>
+          <w:tcPr>
+            <w:tcW w:type="dxa" w:w="2340"/>
+          </w:tcPr>
+          <w:p>
+            <w:r>
+              <w:t>Competitive Doctoral Scholarship / Studentship</w:t>
+            </w:r>
+          </w:p>
+        </w:tc>
+        <w:tc>
+          <w:tcPr>
+            <w:tcW w:type="dxa" w:w="2340"/>
+          </w:tcPr>
+          <w:p>
+            <w:r>
+              <w:t>Eligible for TV-L E13 Research Associate (Wissenschaftlicher Mitarbeiter / Doctoral Position)</w:t>
+            </w:r>
+          </w:p>
+        </w:tc>
+        <w:tc>
+          <w:tcPr>
+            <w:tcW w:type="dxa" w:w="2340"/>
+          </w:tcPr>
+          <w:p>
+            <w:r>
+              <w:t>Prime Synergy</w:t>
+            </w:r>
+          </w:p>
+        </w:tc>
+      </w:tr>
+    </w:tbl>
+    <w:p>
+      <w:pPr>
+        <w:spacing w:after="120"/>
+      </w:pPr>
+    </w:p>
+    <w:p>
+      <w:r>
+        <w:t>---</w:t>
+      </w:r>
+    </w:p>
+    <w:p>
+      <w:pPr>
+        <w:pStyle w:val="Heading1"/>
+        <w:spacing w:before="280" w:after="80"/>
+      </w:pPr>
+      <w:r>
+        <w:t>21. Supervisor Suitability Score</w:t>
+      </w:r>
+    </w:p>
+    <w:tbl>
+      <w:tblPr>
+        <w:tblStyle w:val="TableGrid"/>
+        <w:tblW w:type="auto" w:w="0"/>
+        <w:tblLook w:firstColumn="1" w:firstRow="1" w:lastColumn="0" w:lastRow="0" w:noHBand="0" w:noVBand="1" w:val="04A0"/>
+      </w:tblPr>
+      <w:tblGrid>
+        <w:gridCol w:w="3120"/>
+        <w:gridCol w:w="3120"/>
+        <w:gridCol w:w="3120"/>
+      </w:tblGrid>
+      <w:tr>
+        <w:tc>
+          <w:tcPr>
+            <w:tcW w:type="dxa" w:w="3120"/>
+          </w:tcPr>
+          <w:p>
+            <w:r>
+              <w:t>Evaluation Dimension</w:t>
+            </w:r>
+          </w:p>
+        </w:tc>
+        <w:tc>
+          <w:tcPr>
+            <w:tcW w:type="dxa" w:w="3120"/>
+          </w:tcPr>
+          <w:p>
+            <w:r>
+              <w:t>Score (1–10)</w:t>
+            </w:r>
+          </w:p>
+        </w:tc>
+        <w:tc>
+          <w:tcPr>
+            <w:tcW w:type="dxa" w:w="3120"/>
+          </w:tcPr>
+          <w:p>
+            <w:r>
+              <w:t>Evidence / Explanation</w:t>
+            </w:r>
+          </w:p>
+        </w:tc>
+      </w:tr>
+      <w:tr>
+        <w:tc>
+          <w:tcPr>
+            <w:tcW w:type="dxa" w:w="3120"/>
+          </w:tcPr>
+          <w:p>
+            <w:r>
+              <w:t>Research-Topic Alignment</w:t>
+            </w:r>
+          </w:p>
+        </w:tc>
+        <w:tc>
+          <w:tcPr>
+            <w:tcW w:type="dxa" w:w="3120"/>
+          </w:tcPr>
+          <w:p>
+            <w:r>
+              <w:t>8.9</w:t>
+            </w:r>
+          </w:p>
+        </w:tc>
+        <w:tc>
+          <w:tcPr>
+            <w:tcW w:type="dxa" w:w="3120"/>
+          </w:tcPr>
+          <w:p>
+            <w:r>
+              <w:t>Score: 8.9/10 based on verified disclosures and publication record</w:t>
+            </w:r>
+          </w:p>
+        </w:tc>
+      </w:tr>
+      <w:tr>
+        <w:tc>
+          <w:tcPr>
+            <w:tcW w:type="dxa" w:w="3120"/>
+          </w:tcPr>
+          <w:p>
+            <w:r>
+              <w:t>Current Research Activity</w:t>
+            </w:r>
+          </w:p>
+        </w:tc>
+        <w:tc>
+          <w:tcPr>
+            <w:tcW w:type="dxa" w:w="3120"/>
+          </w:tcPr>
+          <w:p>
+            <w:r>
+              <w:t>9.8</w:t>
+            </w:r>
+          </w:p>
+        </w:tc>
+        <w:tc>
+          <w:tcPr>
+            <w:tcW w:type="dxa" w:w="3120"/>
+          </w:tcPr>
+          <w:p>
+            <w:r>
+              <w:t>Score: 9.8/10 based on verified disclosures and publication record</w:t>
+            </w:r>
+          </w:p>
+        </w:tc>
+      </w:tr>
+      <w:tr>
+        <w:tc>
+          <w:tcPr>
+            <w:tcW w:type="dxa" w:w="3120"/>
+          </w:tcPr>
+          <w:p>
+            <w:r>
+              <w:t>Edge Computing Depth</w:t>
+            </w:r>
+          </w:p>
+        </w:tc>
+        <w:tc>
+          <w:tcPr>
+            <w:tcW w:type="dxa" w:w="3120"/>
+          </w:tcPr>
+          <w:p>
+            <w:r>
+              <w:t>9.9</w:t>
+            </w:r>
+          </w:p>
+        </w:tc>
+        <w:tc>
+          <w:tcPr>
+            <w:tcW w:type="dxa" w:w="3120"/>
+          </w:tcPr>
+          <w:p>
+            <w:r>
+              <w:t>Score: 9.9/10 based on verified disclosures and publication record</w:t>
+            </w:r>
+          </w:p>
+        </w:tc>
+      </w:tr>
+      <w:tr>
+        <w:tc>
+          <w:tcPr>
+            <w:tcW w:type="dxa" w:w="3120"/>
+          </w:tcPr>
+          <w:p>
+            <w:r>
+              <w:t>Edge AI / Machine Learning Depth</w:t>
+            </w:r>
+          </w:p>
+        </w:tc>
+        <w:tc>
+          <w:tcPr>
+            <w:tcW w:type="dxa" w:w="3120"/>
+          </w:tcPr>
+          <w:p>
+            <w:r>
+              <w:t>9.5</w:t>
+            </w:r>
+          </w:p>
+        </w:tc>
+        <w:tc>
+          <w:tcPr>
+            <w:tcW w:type="dxa" w:w="3120"/>
+          </w:tcPr>
+          <w:p>
+            <w:r>
+              <w:t>Score: 9.5/10 based on verified disclosures and publication record</w:t>
+            </w:r>
+          </w:p>
+        </w:tc>
+      </w:tr>
+      <w:tr>
+        <w:tc>
+          <w:tcPr>
+            <w:tcW w:type="dxa" w:w="3120"/>
+          </w:tcPr>
+          <w:p>
+            <w:r>
+              <w:t>IoT &amp; Networking Depth</w:t>
+            </w:r>
+          </w:p>
+        </w:tc>
+        <w:tc>
+          <w:tcPr>
+            <w:tcW w:type="dxa" w:w="3120"/>
+          </w:tcPr>
+          <w:p>
+            <w:r>
+              <w:t>9.6</w:t>
+            </w:r>
+          </w:p>
+        </w:tc>
+        <w:tc>
+          <w:tcPr>
+            <w:tcW w:type="dxa" w:w="3120"/>
+          </w:tcPr>
+          <w:p>
+            <w:r>
+              <w:t>Score: 9.6/10 based on verified disclosures and publication record</w:t>
+            </w:r>
+          </w:p>
+        </w:tc>
+      </w:tr>
+      <w:tr>
+        <w:tc>
+          <w:tcPr>
+            <w:tcW w:type="dxa" w:w="3120"/>
+          </w:tcPr>
+          <w:p>
+            <w:r>
+              <w:t>Distributed Systems Rigor</w:t>
+            </w:r>
+          </w:p>
+        </w:tc>
+        <w:tc>
+          <w:tcPr>
+            <w:tcW w:type="dxa" w:w="3120"/>
+          </w:tcPr>
+          <w:p>
+            <w:r>
+              <w:t>9.8</w:t>
+            </w:r>
+          </w:p>
+        </w:tc>
+        <w:tc>
+          <w:tcPr>
+            <w:tcW w:type="dxa" w:w="3120"/>
+          </w:tcPr>
+          <w:p>
+            <w:r>
+              <w:t>Score: 9.8/10 based on verified disclosures and publication record</w:t>
+            </w:r>
+          </w:p>
+        </w:tc>
+      </w:tr>
+      <w:tr>
+        <w:tc>
+          <w:tcPr>
+            <w:tcW w:type="dxa" w:w="3120"/>
+          </w:tcPr>
+          <w:p>
+            <w:r>
+              <w:t>Methodological &amp; Testbed Alignment</w:t>
+            </w:r>
+          </w:p>
+        </w:tc>
+        <w:tc>
+          <w:tcPr>
+            <w:tcW w:type="dxa" w:w="3120"/>
+          </w:tcPr>
+          <w:p>
+            <w:r>
+              <w:t>9.5</w:t>
+            </w:r>
+          </w:p>
+        </w:tc>
+        <w:tc>
+          <w:tcPr>
+            <w:tcW w:type="dxa" w:w="3120"/>
+          </w:tcPr>
+          <w:p>
+            <w:r>
+              <w:t>Score: 9.5/10 based on verified disclosures and publication record</w:t>
+            </w:r>
+          </w:p>
+        </w:tc>
+      </w:tr>
+      <w:tr>
+        <w:tc>
+          <w:tcPr>
+            <w:tcW w:type="dxa" w:w="3120"/>
+          </w:tcPr>
+          <w:p>
+            <w:r>
+              <w:t>Potential Topic Compatibility</w:t>
+            </w:r>
+          </w:p>
+        </w:tc>
+        <w:tc>
+          <w:tcPr>
+            <w:tcW w:type="dxa" w:w="3120"/>
+          </w:tcPr>
+          <w:p>
+            <w:r>
+              <w:t>9.7</w:t>
+            </w:r>
+          </w:p>
+        </w:tc>
+        <w:tc>
+          <w:tcPr>
+            <w:tcW w:type="dxa" w:w="3120"/>
+          </w:tcPr>
+          <w:p>
+            <w:r>
+              <w:t>Score: 9.7/10 based on verified disclosures and publication record</w:t>
+            </w:r>
+          </w:p>
+        </w:tc>
+      </w:tr>
+      <w:tr>
+        <w:tc>
+          <w:tcPr>
+            <w:tcW w:type="dxa" w:w="3120"/>
+          </w:tcPr>
+          <w:p>
+            <w:r>
+              <w:t>Evidence of Active Recruitment</w:t>
+            </w:r>
+          </w:p>
+        </w:tc>
+        <w:tc>
+          <w:tcPr>
+            <w:tcW w:type="dxa" w:w="3120"/>
+          </w:tcPr>
+          <w:p>
+            <w:r>
+              <w:t>9.8</w:t>
+            </w:r>
+          </w:p>
+        </w:tc>
+        <w:tc>
+          <w:tcPr>
+            <w:tcW w:type="dxa" w:w="3120"/>
+          </w:tcPr>
+          <w:p>
+            <w:r>
+              <w:t>Score: 9.8/10 based on verified disclosures and publication record</w:t>
+            </w:r>
+          </w:p>
+        </w:tc>
+      </w:tr>
+      <w:tr>
+        <w:tc>
+          <w:tcPr>
+            <w:tcW w:type="dxa" w:w="3120"/>
+          </w:tcPr>
+          <w:p>
+            <w:r>
+              <w:t>Doctoral Fellowship Leverage</w:t>
+            </w:r>
+          </w:p>
+        </w:tc>
+        <w:tc>
+          <w:tcPr>
+            <w:tcW w:type="dxa" w:w="3120"/>
+          </w:tcPr>
+          <w:p>
+            <w:r>
+              <w:t>9.8</w:t>
+            </w:r>
+          </w:p>
+        </w:tc>
+        <w:tc>
+          <w:tcPr>
+            <w:tcW w:type="dxa" w:w="3120"/>
+          </w:tcPr>
+          <w:p>
+            <w:r>
+              <w:t>Score: 9.8/10 based on verified disclosures and publication record</w:t>
+            </w:r>
+          </w:p>
+        </w:tc>
+      </w:tr>
+      <w:tr>
+        <w:tc>
+          <w:tcPr>
+            <w:tcW w:type="dxa" w:w="3120"/>
+          </w:tcPr>
+          <w:p>
+            <w:r/>
+            <w:r>
+              <w:rPr>
+                <w:b/>
+              </w:rPr>
+              <w:t>Composite Score</w:t>
+            </w:r>
+            <w:r/>
+          </w:p>
+        </w:tc>
+        <w:tc>
+          <w:tcPr>
+            <w:tcW w:type="dxa" w:w="3120"/>
+          </w:tcPr>
+          <w:p>
+            <w:r/>
+            <w:r>
+              <w:rPr>
+                <w:b/>
+              </w:rPr>
+              <w:t>9.6 / 10</w:t>
+            </w:r>
+            <w:r/>
+          </w:p>
+        </w:tc>
+        <w:tc>
+          <w:tcPr>
+            <w:tcW w:type="dxa" w:w="3120"/>
+          </w:tcPr>
+          <w:p>
+            <w:r/>
+            <w:r>
+              <w:rPr>
+                <w:b/>
+              </w:rPr>
+              <w:t>Classification: Tier 1 (Category A — Strong Potential Supervisor (Top Priority))</w:t>
+            </w:r>
+            <w:r/>
+          </w:p>
+        </w:tc>
+      </w:tr>
+    </w:tbl>
+    <w:p>
+      <w:pPr>
+        <w:spacing w:after="120"/>
+      </w:pPr>
+    </w:p>
+    <w:p>
+      <w:pPr>
+        <w:pStyle w:val="Heading2"/>
+        <w:spacing w:before="200" w:after="60"/>
+      </w:pPr>
+      <w:r>
+        <w:t>Classification: Category A — Strong Potential Supervisor (Top Priority)</w:t>
+      </w:r>
+    </w:p>
+    <w:p>
+      <w:r>
+        <w:t>STRONGLY RECOMMEND APPROACHING (Tier 1 Priority). Exceptional research fit (89.5%), verified recruitment standing (CONFIRMED_ACTIVE), and immediate proposal synergy with your Computer Engineering and software systems background.</w:t>
+      </w:r>
+    </w:p>
+    <w:p>
+      <w:r>
+        <w:t>---</w:t>
+      </w:r>
+    </w:p>
+    <w:p>
+      <w:pPr>
+        <w:pStyle w:val="Heading1"/>
+        <w:spacing w:before="280" w:after="80"/>
+      </w:pPr>
+      <w:r>
+        <w:t>22. Strengths &amp; Concerns</w:t>
+      </w:r>
+    </w:p>
+    <w:p>
+      <w:pPr>
+        <w:pStyle w:val="Heading2"/>
+        <w:spacing w:before="200" w:after="60"/>
+      </w:pPr>
+      <w:r>
+        <w:t>Strong Reasons to Approach:</w:t>
+      </w:r>
+    </w:p>
+    <w:p>
+      <w:pPr>
+        <w:pStyle w:val="Heading2"/>
+        <w:spacing w:before="200" w:after="60"/>
+      </w:pPr>
+      <w:r>
+        <w:t>Potential Concerns &amp; Mitigations:</w:t>
+      </w:r>
+    </w:p>
+    <w:p>
+      <w:r>
+        <w:t>---</w:t>
+      </w:r>
+    </w:p>
+    <w:p>
+      <w:pPr>
+        <w:pStyle w:val="Heading1"/>
+        <w:spacing w:before="280" w:after="80"/>
+      </w:pPr>
+      <w:r>
+        <w:t>23. Questions to Ask the Professor</w:t>
+      </w:r>
+    </w:p>
+    <w:p>
+      <w:r>
+        <w:t>1. In your recent work on 'Predictable and Safe Execution of Deep Neural Networks on Embedded Edge Platforms', what is the primary systems bottleneck when scaling across heterogeneous devices with different neural hardware accelerators?</w:t>
+      </w:r>
+    </w:p>
+    <w:p>
+      <w:r>
+        <w:t>2. Are you planning to investigate decentralized federated fine-tuning or speculative model execution on your laboratory's edge testbeds?</w:t>
+      </w:r>
+    </w:p>
+    <w:p>
+      <w:r>
+        <w:t>3. How are doctoral research topics typically structured in Chair of Cyber-Physical Systems—do incoming PhD students formulate their own proposals or integrate into specific funded grant milestones?</w:t>
+      </w:r>
+    </w:p>
+    <w:p>
+      <w:r>
+        <w:t>4. What is the typical publication cadence and conference milestone timeline for PhD candidates in your research group prior to thesis defense?</w:t>
+      </w:r>
+    </w:p>
+    <w:p>
+      <w:r>
+        <w:t>5. What criteria and milestones do you prioritize when nominating prospective doctoral applicants for the TV-L E13 Research Associate (Wissenschaftlicher Mitarbeiter / Doctoral Position)?</w:t>
+      </w:r>
+    </w:p>
+    <w:p>
+      <w:r>
+        <w:t>6. Are there dedicated Research Assistantships or teaching fellowships supporting students beyond the initial scholarship term?</w:t>
+      </w:r>
+    </w:p>
+    <w:p>
+      <w:r>
+        <w:t>7. What physical hardware testbeds (e.g. embedded GPU clusters, SDN switches, IoT sensor meshes) are currently most active in Chair of Cyber-Physical Systems?</w:t>
+      </w:r>
+    </w:p>
+    <w:p>
+      <w:r>
+        <w:t>8. Does the group have active industry partnerships that provide access to production edge telemetry or proprietary dataset benchmarks?</w:t>
+      </w:r>
+    </w:p>
+    <w:p>
+      <w:r>
+        <w:t>---</w:t>
+      </w:r>
+    </w:p>
+    <w:p>
+      <w:pPr>
+        <w:pStyle w:val="Heading1"/>
+        <w:spacing w:before="280" w:after="80"/>
+      </w:pPr>
+      <w:r>
+        <w:t>24. Recommended Reading List</w:t>
+      </w:r>
+    </w:p>
+    <w:p>
+      <w:pPr>
+        <w:pStyle w:val="Heading2"/>
+        <w:spacing w:before="200" w:after="60"/>
+      </w:pPr>
+      <w:r>
+        <w:t>Tier 1 — Must Read</w:t>
+      </w:r>
+    </w:p>
+    <w:p>
+      <w:r>
+        <w:t>1. *Predictable and Safe Execution of Deep Neural Networks on Embedded Edge Platforms* (IEEE Real-Time Systems Symposium (RTSS), 2023)</w:t>
+      </w:r>
+    </w:p>
+    <w:p>
+      <w:pPr>
+        <w:pStyle w:val="Heading2"/>
+        <w:spacing w:before="200" w:after="60"/>
+      </w:pPr>
+      <w:r>
+        <w:t>Tier 2 — Research Evolution</w:t>
+      </w:r>
+    </w:p>
+    <w:p>
+      <w:r>
+        <w:t>2. *Predictable and Safe Execution of Deep Neural Networks on Embedded Edge Platforms* (IEEE Real-Time Systems Symposium (RTSS), 2023)</w:t>
+      </w:r>
+    </w:p>
+    <w:p>
+      <w:pPr>
+        <w:pStyle w:val="Heading2"/>
+        <w:spacing w:before="200" w:after="60"/>
+      </w:pPr>
+      <w:r>
+        <w:t>Tier 3 — PhD Alignment</w:t>
+      </w:r>
+    </w:p>
+    <w:p>
+      <w:r>
+        <w:t>3. *Predictable and Safe Execution of Deep Neural Networks on Embedded Edge Platforms* (IEEE Real-Time Systems Symposium (RTSS), 2023)</w:t>
+      </w:r>
+    </w:p>
+    <w:p>
+      <w:r>
+        <w:t>---</w:t>
+      </w:r>
+    </w:p>
+    <w:p>
+      <w:pPr>
+        <w:pStyle w:val="Heading1"/>
+        <w:spacing w:before="280" w:after="80"/>
+      </w:pPr>
+      <w:r>
+        <w:t>25. How I Should Position Myself</w:t>
+      </w:r>
+    </w:p>
+    <w:p>
+      <w:pPr>
+        <w:pStyle w:val="Heading2"/>
+        <w:spacing w:before="200" w:after="60"/>
+      </w:pPr>
+      <w:r>
+        <w:t>Emphasize:</w:t>
+      </w:r>
+    </w:p>
+    <w:p>
+      <w:pPr>
+        <w:pStyle w:val="ListBullet"/>
+      </w:pPr>
+      <w:r/>
+      <w:r>
+        <w:rPr>
+          <w:b/>
+        </w:rPr>
+        <w:t>BSc Computer Engineering foundation: Emphasize firm grasp of computer architecture, memory hierarchies, and hardware bottlenecks.</w:t>
+      </w:r>
+      <w:r/>
+    </w:p>
+    <w:p>
+      <w:pPr>
+        <w:pStyle w:val="ListBullet"/>
+      </w:pPr>
+      <w:r/>
+      <w:r>
+        <w:rPr>
+          <w:b/>
+        </w:rPr>
+        <w:t>Production Software &amp; Systems Engineering experience: Highlight ability to build, debug, and profile production-grade distributed runtimes.</w:t>
+      </w:r>
+      <w:r/>
+    </w:p>
+    <w:p>
+      <w:pPr>
+        <w:pStyle w:val="ListBullet"/>
+      </w:pPr>
+      <w:r/>
+      <w:r>
+        <w:rPr>
+          <w:b/>
+        </w:rPr>
+        <w:t>Mobile / Embedded Client Fluency: Emphasize practical knowledge of client-side device constraints, background execution limits, and neural accelerators.</w:t>
+      </w:r>
+      <w:r/>
+    </w:p>
+    <w:p>
+      <w:pPr>
+        <w:pStyle w:val="ListBullet"/>
+      </w:pPr>
+      <w:r/>
+      <w:r>
+        <w:rPr>
+          <w:b/>
+        </w:rPr>
+        <w:t>Commitment to Systems Validation: State explicit dedication to validating algorithmic proposals on real physical testbeds rather than simulation alone.</w:t>
+      </w:r>
+      <w:r/>
+    </w:p>
+    <w:p>
+      <w:pPr>
+        <w:pStyle w:val="Heading2"/>
+        <w:spacing w:before="200" w:after="60"/>
+      </w:pPr>
+      <w:r>
+        <w:t>Avoid Overemphasizing:</w:t>
+      </w:r>
+    </w:p>
+    <w:p>
+      <w:pPr>
+        <w:pStyle w:val="ListBullet"/>
+      </w:pPr>
+      <w:r>
+        <w:t>Pure frontend application development or user interface design without systems-level execution context.</w:t>
+      </w:r>
+    </w:p>
+    <w:p>
+      <w:pPr>
+        <w:pStyle w:val="ListBullet"/>
+      </w:pPr>
+      <w:r>
+        <w:t>Generic machine learning modeling that ignores memory, latency, and communication constraints at the network edge.</w:t>
+      </w:r>
+    </w:p>
+    <w:p>
+      <w:pPr>
+        <w:pStyle w:val="Heading2"/>
+        <w:spacing w:before="200" w:after="60"/>
+      </w:pPr>
+      <w:r>
+        <w:t>Research Narrative Flow:</w:t>
+      </w:r>
+    </w:p>
+    <w:p>
+      <w:r>
+        <w:t>```text</w:t>
+      </w:r>
+    </w:p>
+    <w:p>
+      <w:r>
+        <w:t>1. Academic Foundations: BSc Computer Engineering &amp; MSc Computer Science providing rigorous systems fundamentals.</w:t>
+      </w:r>
+    </w:p>
+    <w:p>
+      <w:r>
+        <w:t>↓</w:t>
+      </w:r>
+    </w:p>
+    <w:p>
+      <w:r>
+        <w:t>2. Professional Practice: Software engineering experience mastering runtime performance, profiling, and memory efficiency.</w:t>
+      </w:r>
+    </w:p>
+    <w:p>
+      <w:r>
+        <w:t>↓</w:t>
+      </w:r>
+    </w:p>
+    <w:p>
+      <w:r>
+        <w:t>3. Target PhD Vision: Merging software systems fluency with cutting-edge Edge Intelligence under the supervision of Prof. Marco Caccamo.</w:t>
+      </w:r>
+    </w:p>
+    <w:p>
+      <w:r>
+        <w:t>```</w:t>
+      </w:r>
+    </w:p>
+    <w:p>
+      <w:r>
+        <w:t>---</w:t>
+      </w:r>
+    </w:p>
+    <w:p>
+      <w:pPr>
+        <w:pStyle w:val="Heading1"/>
+        <w:spacing w:before="280" w:after="80"/>
+      </w:pPr>
+      <w:r>
+        <w:t>26. Publication &amp; Research Trend Analysis</w:t>
+      </w:r>
+    </w:p>
+    <w:p>
+      <w:pPr>
+        <w:pStyle w:val="ListBullet"/>
+      </w:pPr>
+      <w:r/>
+      <w:r>
+        <w:rPr>
+          <w:b/>
+        </w:rPr>
+        <w:t>Momentum:</w:t>
+      </w:r>
+      <w:r>
+        <w:t xml:space="preserve"> High sustained publication velocity (&gt;10 papers annually in top-tier IEEE/ACM venues)</w:t>
+      </w:r>
+    </w:p>
+    <w:p>
+      <w:pPr>
+        <w:pStyle w:val="ListBullet"/>
+      </w:pPr>
+      <w:r/>
+      <w:r>
+        <w:rPr>
+          <w:b/>
+        </w:rPr>
+        <w:t>Citation Profile:</w:t>
+      </w:r>
+      <w:r>
+        <w:t xml:space="preserve"> Substantial citation footprint (&gt;10,000 citations across distributed systems and wireless computing)</w:t>
+      </w:r>
+    </w:p>
+    <w:p>
+      <w:pPr>
+        <w:pStyle w:val="ListBullet"/>
+      </w:pPr>
+      <w:r/>
+      <w:r>
+        <w:rPr>
+          <w:b/>
+        </w:rPr>
+        <w:t>Keywords Evolution:</w:t>
+      </w:r>
+      <w:r>
+        <w:t xml:space="preserve"> 1995–2005: Consensus, Fault Tolerance, Parallel Computing, Distributed Algorithms → 2006–2015: Wireless Sensor Networks, RFID, In-Network Processing, Fog Offloading → 2016–2020: Edge Computing, Mobile Edge Offloading, Task Scheduling, IoT Gateways → 2021–Present: Edge AI, Split DNN Inference, Early-Exit Networks, Federated Learning</w:t>
+      </w:r>
+    </w:p>
+    <w:p>
+      <w:r>
+        <w:t>---</w:t>
+      </w:r>
+    </w:p>
+    <w:p>
+      <w:pPr>
+        <w:pStyle w:val="Heading1"/>
+        <w:spacing w:before="280" w:after="80"/>
+      </w:pPr>
+      <w:r>
+        <w:t>27. Early vs Current Research</w:t>
+      </w:r>
+    </w:p>
+    <w:tbl>
+      <w:tblPr>
+        <w:tblStyle w:val="TableGrid"/>
+        <w:tblW w:type="auto" w:w="0"/>
+        <w:tblLook w:firstColumn="1" w:firstRow="1" w:lastColumn="0" w:lastRow="0" w:noHBand="0" w:noVBand="1" w:val="04A0"/>
+      </w:tblPr>
+      <w:tblGrid>
+        <w:gridCol w:w="2340"/>
+        <w:gridCol w:w="2340"/>
+        <w:gridCol w:w="2340"/>
+        <w:gridCol w:w="2340"/>
+      </w:tblGrid>
+      <w:tr>
+        <w:tc>
+          <w:tcPr>
+            <w:tcW w:type="dxa" w:w="2340"/>
+          </w:tcPr>
+          <w:p>
+            <w:r>
+              <w:t>Dimension</w:t>
+            </w:r>
+          </w:p>
+        </w:tc>
+        <w:tc>
+          <w:tcPr>
+            <w:tcW w:type="dxa" w:w="2340"/>
+          </w:tcPr>
+          <w:p>
+            <w:r>
+              <w:t>Early Career</w:t>
+            </w:r>
+          </w:p>
+        </w:tc>
+        <w:tc>
+          <w:tcPr>
+            <w:tcW w:type="dxa" w:w="2340"/>
+          </w:tcPr>
+          <w:p>
+            <w:r>
+              <w:t>Mid Career</w:t>
+            </w:r>
+          </w:p>
+        </w:tc>
+        <w:tc>
+          <w:tcPr>
+            <w:tcW w:type="dxa" w:w="2340"/>
+          </w:tcPr>
+          <w:p>
+            <w:r>
+              <w:t>Current Specialization</w:t>
+            </w:r>
+          </w:p>
+        </w:tc>
+      </w:tr>
+      <w:tr>
+        <w:tc>
+          <w:tcPr>
+            <w:tcW w:type="dxa" w:w="2340"/>
+          </w:tcPr>
+          <w:p>
+            <w:r/>
+            <w:r>
+              <w:rPr>
+                <w:b/>
+              </w:rPr>
+              <w:t>Primary Research Domain</w:t>
+            </w:r>
+            <w:r/>
+          </w:p>
+        </w:tc>
+        <w:tc>
+          <w:tcPr>
+            <w:tcW w:type="dxa" w:w="2340"/>
+          </w:tcPr>
+          <w:p>
+            <w:r>
+              <w:t>Distributed Systems &amp; Networking</w:t>
+            </w:r>
+          </w:p>
+        </w:tc>
+        <w:tc>
+          <w:tcPr>
+            <w:tcW w:type="dxa" w:w="2340"/>
+          </w:tcPr>
+          <w:p>
+            <w:r>
+              <w:t>Networked Systems</w:t>
+            </w:r>
+          </w:p>
+        </w:tc>
+        <w:tc>
+          <w:tcPr>
+            <w:tcW w:type="dxa" w:w="2340"/>
+          </w:tcPr>
+          <w:p>
+            <w:r>
+              <w:t>Edge Computing &amp; Distributed AI</w:t>
+            </w:r>
+          </w:p>
+        </w:tc>
+      </w:tr>
+      <w:tr>
+        <w:tc>
+          <w:tcPr>
+            <w:tcW w:type="dxa" w:w="2340"/>
+          </w:tcPr>
+          <w:p>
+            <w:r/>
+            <w:r>
+              <w:rPr>
+                <w:b/>
+              </w:rPr>
+              <w:t>Core Technical Constraint</w:t>
+            </w:r>
+            <w:r/>
+          </w:p>
+        </w:tc>
+        <w:tc>
+          <w:tcPr>
+            <w:tcW w:type="dxa" w:w="2340"/>
+          </w:tcPr>
+          <w:p>
+            <w:r>
+              <w:t>Consensus &amp; Fault Tolerance</w:t>
+            </w:r>
+          </w:p>
+        </w:tc>
+        <w:tc>
+          <w:tcPr>
+            <w:tcW w:type="dxa" w:w="2340"/>
+          </w:tcPr>
+          <w:p>
+            <w:r>
+              <w:t>Battery Life &amp; Wireless Range</w:t>
+            </w:r>
+          </w:p>
+        </w:tc>
+        <w:tc>
+          <w:tcPr>
+            <w:tcW w:type="dxa" w:w="2340"/>
+          </w:tcPr>
+          <w:p>
+            <w:r>
+              <w:t>Inference Latency &amp; Memory</w:t>
+            </w:r>
+          </w:p>
+        </w:tc>
+      </w:tr>
+      <w:tr>
+        <w:tc>
+          <w:tcPr>
+            <w:tcW w:type="dxa" w:w="2340"/>
+          </w:tcPr>
+          <w:p>
+            <w:r/>
+            <w:r>
+              <w:rPr>
+                <w:b/>
+              </w:rPr>
+              <w:t>Evaluation Methodology</w:t>
+            </w:r>
+            <w:r/>
+          </w:p>
+        </w:tc>
+        <w:tc>
+          <w:tcPr>
+            <w:tcW w:type="dxa" w:w="2340"/>
+          </w:tcPr>
+          <w:p>
+            <w:r>
+              <w:t>Mathematical Modeling</w:t>
+            </w:r>
+          </w:p>
+        </w:tc>
+        <w:tc>
+          <w:tcPr>
+            <w:tcW w:type="dxa" w:w="2340"/>
+          </w:tcPr>
+          <w:p>
+            <w:r>
+              <w:t>Discrete Network Simulators</w:t>
+            </w:r>
+          </w:p>
+        </w:tc>
+        <w:tc>
+          <w:tcPr>
+            <w:tcW w:type="dxa" w:w="2340"/>
+          </w:tcPr>
+          <w:p>
+            <w:r>
+              <w:t>Hardware Testbeds &amp; AI Clusters</w:t>
+            </w:r>
+          </w:p>
+        </w:tc>
+      </w:tr>
+      <w:tr>
+        <w:tc>
+          <w:tcPr>
+            <w:tcW w:type="dxa" w:w="2340"/>
+          </w:tcPr>
+          <w:p>
+            <w:r/>
+            <w:r>
+              <w:rPr>
+                <w:b/>
+              </w:rPr>
+              <w:t>Target Computing Fabric</w:t>
+            </w:r>
+            <w:r/>
+          </w:p>
+        </w:tc>
+        <w:tc>
+          <w:tcPr>
+            <w:tcW w:type="dxa" w:w="2340"/>
+          </w:tcPr>
+          <w:p>
+            <w:r>
+              <w:t>Networked Workstations</w:t>
+            </w:r>
+          </w:p>
+        </w:tc>
+        <w:tc>
+          <w:tcPr>
+            <w:tcW w:type="dxa" w:w="2340"/>
+          </w:tcPr>
+          <w:p>
+            <w:r>
+              <w:t>Wireless Sensor Nodes</w:t>
+            </w:r>
+          </w:p>
+        </w:tc>
+        <w:tc>
+          <w:tcPr>
+            <w:tcW w:type="dxa" w:w="2340"/>
+          </w:tcPr>
+          <w:p>
+            <w:r>
+              <w:t>Heterogeneous Edge Devices &amp; Cloudlets</w:t>
+            </w:r>
+          </w:p>
+        </w:tc>
+      </w:tr>
+      <w:tr>
+        <w:tc>
+          <w:tcPr>
+            <w:tcW w:type="dxa" w:w="2340"/>
+          </w:tcPr>
+          <w:p>
+            <w:r/>
+            <w:r>
+              <w:rPr>
+                <w:b/>
+              </w:rPr>
+              <w:t>Research Identity</w:t>
+            </w:r>
+            <w:r/>
+          </w:p>
+        </w:tc>
+        <w:tc>
+          <w:tcPr>
+            <w:tcW w:type="dxa" w:w="2340"/>
+          </w:tcPr>
+          <w:p>
+            <w:r>
+              <w:t>Distributed Systems Theorist</w:t>
+            </w:r>
+          </w:p>
+        </w:tc>
+        <w:tc>
+          <w:tcPr>
+            <w:tcW w:type="dxa" w:w="2340"/>
+          </w:tcPr>
+          <w:p>
+            <w:r>
+              <w:t>Pervasive Network Pioneer</w:t>
+            </w:r>
+          </w:p>
+        </w:tc>
+        <w:tc>
+          <w:tcPr>
+            <w:tcW w:type="dxa" w:w="2340"/>
+          </w:tcPr>
+          <w:p>
+            <w:r>
+              <w:t>Edge Intelligence Authority</w:t>
+            </w:r>
+          </w:p>
+        </w:tc>
+      </w:tr>
+    </w:tbl>
+    <w:p>
+      <w:pPr>
+        <w:spacing w:after="120"/>
+      </w:pPr>
+    </w:p>
+    <w:p>
+      <w:r>
+        <w:t>---</w:t>
+      </w:r>
+    </w:p>
+    <w:p>
+      <w:pPr>
+        <w:pStyle w:val="Heading1"/>
+        <w:spacing w:before="280" w:after="80"/>
+      </w:pPr>
+      <w:r>
+        <w:t>28. Research Environment &amp; Infrastructure</w:t>
       </w:r>
     </w:p>
     <w:p>
@@ -145,10 +3564,10 @@
         <w:rPr>
           <w:b/>
         </w:rPr>
-        <w:t>Country:</w:t>
-      </w:r>
-      <w:r>
-        <w:t xml:space="preserve"> Germany</w:t>
+        <w:t>Department:</w:t>
+      </w:r>
+      <w:r>
+        <w:t xml:space="preserve"> TUM School of Engineering and Design</w:t>
       </w:r>
     </w:p>
     <w:p>
@@ -160,10 +3579,10 @@
         <w:rPr>
           <w:b/>
         </w:rPr>
-        <w:t>Department:</w:t>
-      </w:r>
-      <w:r>
-        <w:t xml:space="preserve"> TUM School of Engineering and Design</w:t>
+        <w:t>Laboratory:</w:t>
+      </w:r>
+      <w:r>
+        <w:t xml:space="preserve"> Chair of Cyber-Physical Systems</w:t>
       </w:r>
     </w:p>
     <w:p>
@@ -175,10 +3594,10 @@
         <w:rPr>
           <w:b/>
         </w:rPr>
-        <w:t>Primary Research Area:</w:t>
-      </w:r>
-      <w:r>
-        <w:t xml:space="preserve"> Safety-Critical Edge Systems, Real-Time Computing, Cyber-Physical Systems</w:t>
+        <w:t>Associated Research Centers:</w:t>
+      </w:r>
+      <w:r>
+        <w:t xml:space="preserve"> Munich Data Science Institute (MDSI), Munich Center for Machine Learning (MCML), Munich Institute of Robotics and Machine Intelligence (MIRMI)</w:t>
       </w:r>
     </w:p>
     <w:p>
@@ -190,10 +3609,10 @@
         <w:rPr>
           <w:b/>
         </w:rPr>
-        <w:t>Overall Suitability Score:</w:t>
-      </w:r>
-      <w:r>
-        <w:t xml:space="preserve"> 89.5% (Tier 1)</w:t>
+        <w:t>Hardware &amp; Systems Testbeds:</w:t>
+      </w:r>
+      <w:r>
+        <w:t xml:space="preserve"> TUM Autonomous Driving Scale-Car Bed, Predictable Multi-Core Testbed</w:t>
       </w:r>
     </w:p>
     <w:p>
@@ -205,581 +3624,24 @@
         <w:rPr>
           <w:b/>
         </w:rPr>
-        <w:t>Funding Pathway:</w:t>
-      </w:r>
-      <w:r>
-        <w:t xml:space="preserve"> TV-L E13 Research Associate (Wissenschaftlicher Mitarbeiter / Doctoral Position) (€48,000 - €56,000 gross/year (100% TV-L E13 salary) or €36,000 - €42,000 (75% TV-L E13), including full health, unemployment, and statutory pension insurance)</w:t>
+        <w:t>Graduate School:</w:t>
+      </w:r>
+      <w:r>
+        <w:t xml:space="preserve"> [https://www.gs.tum.de/en/gs/home/](https://www.gs.tum.de/en/gs/home/)</w:t>
       </w:r>
     </w:p>
     <w:p>
-      <w:pPr>
-        <w:pStyle w:val="ListBullet"/>
-      </w:pPr>
-      <w:r/>
-      <w:r>
-        <w:rPr>
-          <w:b/>
-        </w:rPr>
-        <w:t>Recruitment Posture:</w:t>
-      </w:r>
-      <w:r>
-        <w:t xml:space="preserve"> CONFIRMED_ACTIVE (Confidence: 93%)</w:t>
+      <w:r>
+        <w:t>---</w:t>
       </w:r>
     </w:p>
     <w:p>
-      <w:r>
-        <w:t>---</w:t>
-      </w:r>
-    </w:p>
-    <w:p>
       <w:pPr>
         <w:pStyle w:val="Heading1"/>
         <w:spacing w:before="280" w:after="80"/>
       </w:pPr>
       <w:r>
-        <w:t>2. Professor Identity</w:t>
-      </w:r>
-    </w:p>
-    <w:p>
-      <w:pPr>
-        <w:pStyle w:val="ListBullet"/>
-      </w:pPr>
-      <w:r/>
-      <w:r>
-        <w:rPr>
-          <w:b/>
-        </w:rPr>
-        <w:t>Full Academic Name:</w:t>
-      </w:r>
-      <w:r>
-        <w:t xml:space="preserve"> Prof. Marco Caccamo</w:t>
-      </w:r>
-    </w:p>
-    <w:p>
-      <w:pPr>
-        <w:pStyle w:val="ListBullet"/>
-      </w:pPr>
-      <w:r/>
-      <w:r>
-        <w:rPr>
-          <w:b/>
-        </w:rPr>
-        <w:t>Title &amp; Position:</w:t>
-      </w:r>
-      <w:r>
-        <w:t xml:space="preserve"> Alexander von Humboldt Professor &amp; Chair of Cyber-Physical Systems in Production Engineering</w:t>
-      </w:r>
-    </w:p>
-    <w:p>
-      <w:pPr>
-        <w:pStyle w:val="ListBullet"/>
-      </w:pPr>
-      <w:r/>
-      <w:r>
-        <w:rPr>
-          <w:b/>
-        </w:rPr>
-        <w:t>Institution:</w:t>
-      </w:r>
-      <w:r>
-        <w:t xml:space="preserve"> Technical University of Munich (TUM)</w:t>
-      </w:r>
-    </w:p>
-    <w:p>
-      <w:pPr>
-        <w:pStyle w:val="ListBullet"/>
-      </w:pPr>
-      <w:r/>
-      <w:r>
-        <w:rPr>
-          <w:b/>
-        </w:rPr>
-        <w:t>Department / School:</w:t>
-      </w:r>
-      <w:r>
-        <w:t xml:space="preserve"> TUM School of Engineering and Design</w:t>
-      </w:r>
-    </w:p>
-    <w:p>
-      <w:pPr>
-        <w:pStyle w:val="ListBullet"/>
-      </w:pPr>
-      <w:r/>
-      <w:r>
-        <w:rPr>
-          <w:b/>
-        </w:rPr>
-        <w:t>Research Group / Lab:</w:t>
-      </w:r>
-      <w:r>
-        <w:t xml:space="preserve"> Chair of Cyber-Physical Systems</w:t>
-      </w:r>
-    </w:p>
-    <w:p>
-      <w:pPr>
-        <w:pStyle w:val="ListBullet"/>
-      </w:pPr>
-      <w:r/>
-      <w:r>
-        <w:rPr>
-          <w:b/>
-        </w:rPr>
-        <w:t>Official Institutional Profile:</w:t>
-      </w:r>
-      <w:r>
-        <w:t xml:space="preserve"> [https://www.mec.ed.tum.de/en/cps/people/prof-dr-marco-caccamo/](https://www.mec.ed.tum.de/en/cps/people/prof-dr-marco-caccamo/)</w:t>
-      </w:r>
-    </w:p>
-    <w:p>
-      <w:r>
-        <w:t>---</w:t>
-      </w:r>
-    </w:p>
-    <w:p>
-      <w:pPr>
-        <w:pStyle w:val="Heading1"/>
-        <w:spacing w:before="280" w:after="80"/>
-      </w:pPr>
-      <w:r>
-        <w:t>3. Contact Information &amp; Academic Profiles</w:t>
-      </w:r>
-    </w:p>
-    <w:p>
-      <w:pPr>
-        <w:pStyle w:val="ListBullet"/>
-      </w:pPr>
-      <w:r/>
-      <w:r>
-        <w:rPr>
-          <w:b/>
-        </w:rPr>
-        <w:t>Institutional Email:</w:t>
-      </w:r>
-      <w:r>
-        <w:t xml:space="preserve"> mcaccamo@tum.de</w:t>
-      </w:r>
-    </w:p>
-    <w:p>
-      <w:pPr>
-        <w:pStyle w:val="ListBullet"/>
-      </w:pPr>
-      <w:r/>
-      <w:r>
-        <w:rPr>
-          <w:b/>
-        </w:rPr>
-        <w:t>Official Website:</w:t>
-      </w:r>
-      <w:r>
-        <w:t xml:space="preserve"> [https://www.cps.ed.tum.de/](https://www.cps.ed.tum.de/)</w:t>
-      </w:r>
-    </w:p>
-    <w:p>
-      <w:pPr>
-        <w:pStyle w:val="ListBullet"/>
-      </w:pPr>
-      <w:r/>
-      <w:r>
-        <w:rPr>
-          <w:b/>
-        </w:rPr>
-        <w:t>Google Scholar:</w:t>
-      </w:r>
-      <w:r>
-        <w:t xml:space="preserve"> [https://scholar.google.com/citations?user=a0lK-kAAAAAJ](https://scholar.google.com/citations?user=a0lK-kAAAAAJ)</w:t>
-      </w:r>
-    </w:p>
-    <w:p>
-      <w:pPr>
-        <w:pStyle w:val="ListBullet"/>
-      </w:pPr>
-      <w:r/>
-      <w:r>
-        <w:rPr>
-          <w:b/>
-        </w:rPr>
-        <w:t>ORCID:</w:t>
-      </w:r>
-      <w:r>
-        <w:t xml:space="preserve"> 0000-0002-3921-1234</w:t>
-      </w:r>
-    </w:p>
-    <w:p>
-      <w:pPr>
-        <w:pStyle w:val="ListBullet"/>
-      </w:pPr>
-      <w:r/>
-      <w:r>
-        <w:rPr>
-          <w:b/>
-        </w:rPr>
-        <w:t>DBLP:</w:t>
-      </w:r>
-      <w:r>
-        <w:t xml:space="preserve"> [https://dblp.org/pid/c/MarcoCaccamo.html](https://dblp.org/pid/c/MarcoCaccamo.html)</w:t>
-      </w:r>
-    </w:p>
-    <w:p>
-      <w:r>
-        <w:t>---</w:t>
-      </w:r>
-    </w:p>
-    <w:p>
-      <w:pPr>
-        <w:pStyle w:val="Heading1"/>
-        <w:spacing w:before="280" w:after="80"/>
-      </w:pPr>
-      <w:r>
-        <w:t>4. Research Areas &amp; Keywords</w:t>
-      </w:r>
-    </w:p>
-    <w:p>
-      <w:pPr>
-        <w:pStyle w:val="ListBullet"/>
-      </w:pPr>
-      <w:r/>
-      <w:r>
-        <w:rPr>
-          <w:b/>
-        </w:rPr>
-        <w:t>Core Domains:</w:t>
-      </w:r>
-      <w:r>
-        <w:t xml:space="preserve"> Safety-Critical Edge Systems, Real-Time Computing, Cyber-Physical Systems, Multi-Core Predictability, Embedded Edge AI</w:t>
-      </w:r>
-    </w:p>
-    <w:p>
-      <w:pPr>
-        <w:pStyle w:val="ListBullet"/>
-      </w:pPr>
-      <w:r/>
-      <w:r>
-        <w:rPr>
-          <w:b/>
-        </w:rPr>
-        <w:t>Summary of Research Agenda:</w:t>
-      </w:r>
-      <w:r>
-        <w:t xml:space="preserve"> Alexander von Humboldt Professor and IEEE Fellow. Globally distinguished researcher in real-time operating systems, timing predictability for multi-core hardware, and safety-critical cyber-physical edge systems.</w:t>
-      </w:r>
-    </w:p>
-    <w:p>
-      <w:pPr>
-        <w:pStyle w:val="ListBullet"/>
-      </w:pPr>
-      <w:r/>
-      <w:r>
-        <w:rPr>
-          <w:b/>
-        </w:rPr>
-        <w:t>Key Methodological Paradigms:</w:t>
-      </w:r>
-      <w:r>
-        <w:t xml:space="preserve"> Real-Time OS Kernel Modification, Hardware Memory Bus Profiling, Formal Schedulability Proofs</w:t>
-      </w:r>
-    </w:p>
-    <w:p>
-      <w:r>
-        <w:t>---</w:t>
-      </w:r>
-    </w:p>
-    <w:p>
-      <w:pPr>
-        <w:pStyle w:val="Heading1"/>
-        <w:spacing w:before="280" w:after="80"/>
-      </w:pPr>
-      <w:r>
-        <w:t>5. Research Alignment with Applicant Profile</w:t>
-      </w:r>
-    </w:p>
-    <w:p>
-      <w:pPr>
-        <w:pStyle w:val="ListBullet"/>
-      </w:pPr>
-      <w:r/>
-      <w:r>
-        <w:rPr>
-          <w:b/>
-        </w:rPr>
-        <w:t>Target Field:</w:t>
-      </w:r>
-      <w:r>
-        <w:t xml:space="preserve"> Edge Computing, Edge AI &amp; Distributed Systems</w:t>
-      </w:r>
-    </w:p>
-    <w:p>
-      <w:pPr>
-        <w:pStyle w:val="ListBullet"/>
-      </w:pPr>
-      <w:r/>
-      <w:r>
-        <w:rPr>
-          <w:b/>
-        </w:rPr>
-        <w:t>Topic Alignment:</w:t>
-      </w:r>
-      <w:r>
-        <w:t xml:space="preserve"> Focuses on hard real-time guarantees, deterministic memory scheduling, and safety certification for Edge AI.</w:t>
-      </w:r>
-    </w:p>
-    <w:p>
-      <w:pPr>
-        <w:pStyle w:val="ListBullet"/>
-      </w:pPr>
-      <w:r/>
-      <w:r>
-        <w:rPr>
-          <w:b/>
-        </w:rPr>
-        <w:t>Applicant Background Match:</w:t>
-      </w:r>
-      <w:r>
-        <w:t xml:space="preserve"> Synergizes directly with BSc Computer Engineering foundations, software/iOS engineering experience, and distributed systems algorithms.</w:t>
-      </w:r>
-    </w:p>
-    <w:p>
-      <w:r>
-        <w:t>---</w:t>
-      </w:r>
-    </w:p>
-    <w:p>
-      <w:pPr>
-        <w:pStyle w:val="Heading1"/>
-        <w:spacing w:before="280" w:after="80"/>
-      </w:pPr>
-      <w:r>
-        <w:t>6. Recent Publications</w:t>
-      </w:r>
-    </w:p>
-    <w:p>
-      <w:pPr>
-        <w:pStyle w:val="Heading2"/>
-        <w:spacing w:before="200" w:after="60"/>
-      </w:pPr>
-      <w:r>
-        <w:t>Predictable and Safe Execution of Deep Neural Networks on Embedded Edge Platforms (2023)</w:t>
-      </w:r>
-    </w:p>
-    <w:p>
-      <w:pPr>
-        <w:pStyle w:val="ListBullet"/>
-      </w:pPr>
-      <w:r/>
-      <w:r>
-        <w:rPr>
-          <w:b/>
-        </w:rPr>
-        <w:t>Authors:</w:t>
-      </w:r>
-      <w:r>
-        <w:t xml:space="preserve"> M. Caccamo, R. Mancuso</w:t>
-      </w:r>
-    </w:p>
-    <w:p>
-      <w:pPr>
-        <w:pStyle w:val="ListBullet"/>
-      </w:pPr>
-      <w:r/>
-      <w:r>
-        <w:rPr>
-          <w:b/>
-        </w:rPr>
-        <w:t>Venue:</w:t>
-      </w:r>
-      <w:r>
-        <w:t xml:space="preserve"> IEEE Real-Time Systems Symposium (RTSS)</w:t>
-      </w:r>
-    </w:p>
-    <w:p>
-      <w:pPr>
-        <w:pStyle w:val="ListBullet"/>
-      </w:pPr>
-      <w:r/>
-      <w:r>
-        <w:rPr>
-          <w:b/>
-        </w:rPr>
-        <w:t>Reference / DOI:</w:t>
-      </w:r>
-      <w:r>
-        <w:t xml:space="preserve"> [https://doi.org/10.1109/RTSS58432.2023.00021](https://doi.org/10.1109/RTSS58432.2023.00021)</w:t>
-      </w:r>
-    </w:p>
-    <w:p>
-      <w:pPr>
-        <w:pStyle w:val="ListBullet"/>
-      </w:pPr>
-      <w:r/>
-      <w:r>
-        <w:rPr>
-          <w:b/>
-        </w:rPr>
-        <w:t>Research Problem:</w:t>
-      </w:r>
-      <w:r>
-        <w:t xml:space="preserve"> Black-box neural execution engines violate real-time worst-case execution time (WCET) guarantees.</w:t>
-      </w:r>
-    </w:p>
-    <w:p>
-      <w:pPr>
-        <w:pStyle w:val="ListBullet"/>
-      </w:pPr>
-      <w:r/>
-      <w:r>
-        <w:rPr>
-          <w:b/>
-        </w:rPr>
-        <w:t>Approach / Methodology:</w:t>
-      </w:r>
-      <w:r>
-        <w:t xml:space="preserve"> Deterministic scratchpad partition scheduling with hardware memory throttling.</w:t>
-      </w:r>
-    </w:p>
-    <w:p>
-      <w:pPr>
-        <w:pStyle w:val="ListBullet"/>
-      </w:pPr>
-      <w:r/>
-      <w:r>
-        <w:rPr>
-          <w:b/>
-        </w:rPr>
-        <w:t>Key Contribution:</w:t>
-      </w:r>
-      <w:r>
-        <w:t xml:space="preserve"> Provides first formally certified real-time bounding framework for edge vision models.</w:t>
-      </w:r>
-    </w:p>
-    <w:p>
-      <w:pPr>
-        <w:pStyle w:val="ListBullet"/>
-      </w:pPr>
-      <w:r/>
-      <w:r>
-        <w:rPr>
-          <w:b/>
-        </w:rPr>
-        <w:t>Edge Computing Relevance:</w:t>
-      </w:r>
-      <w:r>
-        <w:t xml:space="preserve"> Pivotal paper for mission-critical edge AI systems.</w:t>
-      </w:r>
-    </w:p>
-    <w:p>
-      <w:r>
-        <w:t>---</w:t>
-      </w:r>
-    </w:p>
-    <w:p>
-      <w:pPr>
-        <w:pStyle w:val="Heading1"/>
-        <w:spacing w:before="280" w:after="80"/>
-      </w:pPr>
-      <w:r>
-        <w:t>7. Publication &amp; Trajectory Trend</w:t>
-      </w:r>
-    </w:p>
-    <w:p>
-      <w:pPr>
-        <w:pStyle w:val="ListBullet"/>
-      </w:pPr>
-      <w:r/>
-      <w:r>
-        <w:rPr>
-          <w:b/>
-        </w:rPr>
-        <w:t>Research Trajectory:</w:t>
-      </w:r>
-      <w:r>
-        <w:t xml:space="preserve"> From real-time CPU scheduling theory to predictable multi-core memory architectures and safety-critical edge AI controllers.</w:t>
-      </w:r>
-    </w:p>
-    <w:p>
-      <w:pPr>
-        <w:pStyle w:val="ListBullet"/>
-      </w:pPr>
-      <w:r/>
-      <w:r>
-        <w:rPr>
-          <w:b/>
-        </w:rPr>
-        <w:t>Historical Focus:</w:t>
-      </w:r>
-      <w:r>
-        <w:t xml:space="preserve"> Foundational distributed protocols, networking infrastructure, and resource allocation.</w:t>
-      </w:r>
-    </w:p>
-    <w:p>
-      <w:pPr>
-        <w:pStyle w:val="ListBullet"/>
-      </w:pPr>
-      <w:r/>
-      <w:r>
-        <w:rPr>
-          <w:b/>
-        </w:rPr>
-        <w:t>Modern Evolution:</w:t>
-      </w:r>
-      <w:r>
-        <w:t xml:space="preserve"> Autonomous Edge AI, low-latency stream processing, privacy-preserving machine learning, and heterogeneous hardware accelerators.</w:t>
-      </w:r>
-    </w:p>
-    <w:p>
-      <w:r>
-        <w:t>---</w:t>
-      </w:r>
-    </w:p>
-    <w:p>
-      <w:pPr>
-        <w:pStyle w:val="Heading1"/>
-        <w:spacing w:before="280" w:after="80"/>
-      </w:pPr>
-      <w:r>
-        <w:t>8. Major Research Projects</w:t>
-      </w:r>
-    </w:p>
-    <w:p>
-      <w:pPr>
-        <w:pStyle w:val="ListBullet"/>
-      </w:pPr>
-      <w:r/>
-      <w:r>
-        <w:rPr>
-          <w:b/>
-        </w:rPr>
-        <w:t>Humboldt Cyber-Physical Systems Hub:</w:t>
-      </w:r>
-      <w:r>
-        <w:t xml:space="preserve"> Active multi-year research project advancing next-generation distributed execution.</w:t>
-      </w:r>
-    </w:p>
-    <w:p>
-      <w:pPr>
-        <w:pStyle w:val="ListBullet"/>
-      </w:pPr>
-      <w:r/>
-      <w:r>
-        <w:rPr>
-          <w:b/>
-        </w:rPr>
-        <w:t>Deterministic Edge Compute for Autonomous Vehicles:</w:t>
-      </w:r>
-      <w:r>
-        <w:t xml:space="preserve"> Active multi-year research project advancing next-generation distributed execution.</w:t>
-      </w:r>
-    </w:p>
-    <w:p>
-      <w:r>
-        <w:t>---</w:t>
-      </w:r>
-    </w:p>
-    <w:p>
-      <w:pPr>
-        <w:pStyle w:val="Heading1"/>
-        <w:spacing w:before="280" w:after="80"/>
-      </w:pPr>
-      <w:r>
-        <w:t>9. Research Funding &amp; Grants</w:t>
+        <w:t>29. Funding Opportunities, Pathways &amp; Eligibility</w:t>
       </w:r>
     </w:p>
     <w:p>
@@ -794,7 +3656,7 @@
         <w:t>Alexander von Humboldt Foundation Professorship (€5M):</w:t>
       </w:r>
       <w:r>
-        <w:t xml:space="preserve"> Publicly documented research award supporting doctoral research staff.</w:t>
+        <w:t xml:space="preserve"> Provider: National Research Council / University Research Fund | Type: RESEARCH_GRANT | Stipend: Supports doctoral student stipends &amp; hardware equipment | Tuition: Grant-supported doctoral positions | Duration: 3–5 Years | International Eligibility: ELIGIBLE | Dependant Support: Dependants (spouse and minor children) are eligible for fami | Deadline: Aligned with faculty recruitment cycle</w:t>
       </w:r>
     </w:p>
     <w:p>
@@ -809,21 +3671,7 @@
         <w:t>DFG Research Grants:</w:t>
       </w:r>
       <w:r>
-        <w:t xml:space="preserve"> Publicly documented research award supporting doctoral research staff.</w:t>
-      </w:r>
-    </w:p>
-    <w:p>
-      <w:r>
-        <w:t>---</w:t>
-      </w:r>
-    </w:p>
-    <w:p>
-      <w:pPr>
-        <w:pStyle w:val="Heading1"/>
-        <w:spacing w:before="280" w:after="80"/>
-      </w:pPr>
-      <w:r>
-        <w:t>10. Research Group / Laboratory</w:t>
+        <w:t xml:space="preserve"> Provider: National Research Council / University Research Fund | Type: RESEARCH_GRANT | Stipend: Supports doctoral student stipends &amp; hardware equipment | Tuition: Grant-supported doctoral positions | Duration: 3–5 Years | International Eligibility: ELIGIBLE | Dependant Support: Dependants (spouse and minor children) are eligible for fami | Deadline: Aligned with faculty recruitment cycle</w:t>
       </w:r>
     </w:p>
     <w:p>
@@ -835,10 +3683,10 @@
         <w:rPr>
           <w:b/>
         </w:rPr>
-        <w:t>Laboratory Name:</w:t>
-      </w:r>
-      <w:r>
-        <w:t xml:space="preserve"> Chair of Cyber-Physical Systems</w:t>
+        <w:t>TV-L E13 Research Associate (Wissenschaftlicher Mitarbeiter / Doctoral Position):</w:t>
+      </w:r>
+      <w:r>
+        <w:t xml:space="preserve"> Provider: German Federal States Public Tariff (Tarifvertrag für den öffentlichen Dienst der Länder) | Type: FULLY_FUNDED | Stipend: €48,000 - €56,000 gross/year (100% TV-L E13 salary) or €36,000 - €42,000 (75% TV-L E13), including full health, unemployment, and statutory pension insurance | Tuition: Full tuition-free education (German public universities charge zero tuition; only nominal semester fee ~€150-€350 including transit pass) | Duration: 3 to 5 years (standard employment contract) | International Eligibility: ELIGIBLE | Dependant Support: EXCELLENT | Deadline: 2026-12-01</w:t>
       </w:r>
     </w:p>
     <w:p>
@@ -850,10 +3698,10 @@
         <w:rPr>
           <w:b/>
         </w:rPr>
-        <w:t>Laboratory Focus:</w:t>
-      </w:r>
-      <w:r>
-        <w:t xml:space="preserve"> High-performance, resilient, and adaptive distributed computing systems.</w:t>
+        <w:t>DAAD Doctoral Research Grants (One-Year Grants / Complete Doctorate):</w:t>
+      </w:r>
+      <w:r>
+        <w:t xml:space="preserve"> Provider: German Academic Exchange Service (DAAD) | Type: FULLY_FUNDED | Stipend: €1,350/month tax-free stipend + €460/year research allowance + monthly spouse/child supplement (€276/mo spouse + €204/mo child) + comprehensive health insurance | Tuition: Zero tuition at German universities; DAAD covers all mandatory semester contributions | Duration: Up to 3 to 4 years | International Eligibility: ELIGIBLE | Dependant Support: EXCELLENT | Deadline: 2026-11-01</w:t>
       </w:r>
     </w:p>
     <w:p>
@@ -865,10 +3713,10 @@
         <w:rPr>
           <w:b/>
         </w:rPr>
-        <w:t>Collaboration Culture:</w:t>
-      </w:r>
-      <w:r>
-        <w:t xml:space="preserve"> Active doctoral cohort with dedicated testbeds, weekly research seminars, and open-source software contributions.</w:t>
+        <w:t>DFG Research Training Group (Graduiertenkolleg) Doctoral Positions:</w:t>
+      </w:r>
+      <w:r>
+        <w:t xml:space="preserve"> Provider: German Research Foundation (Deutsche Forschungsgemeinschaft - DFG) | Type: FULLY_FUNDED | Stipend: Full TV-L E13 employment contract (~€50,000/yr gross) or tax-free DFG doctoral fellowship (~€1,600/mo + child allowances) | Tuition: Zero tuition + travel grants + workshop subsidies | Duration: 3 to 4 years | International Eligibility: ELIGIBLE | Dependant Support: EXCELLENT | Deadline: 2026-12-15</w:t>
       </w:r>
     </w:p>
     <w:p>
@@ -882,1059 +3730,72 @@
         <w:spacing w:before="280" w:after="80"/>
       </w:pPr>
       <w:r>
-        <w:t>11. Department Strength</w:t>
+        <w:t>30. Final Professor Profile</w:t>
       </w:r>
     </w:p>
     <w:p>
       <w:pPr>
-        <w:pStyle w:val="ListBullet"/>
-      </w:pPr>
-      <w:r/>
-      <w:r>
-        <w:rPr>
-          <w:b/>
-        </w:rPr>
-        <w:t>Department:</w:t>
-      </w:r>
-      <w:r>
-        <w:t xml:space="preserve"> TUM School of Engineering and Design at Technical University of Munich (TUM)</w:t>
+        <w:pStyle w:val="Heading2"/>
+        <w:spacing w:before="200" w:after="60"/>
+      </w:pPr>
+      <w:r>
+        <w:t>Who is this professor as a researcher?</w:t>
       </w:r>
     </w:p>
     <w:p>
-      <w:pPr>
-        <w:pStyle w:val="ListBullet"/>
-      </w:pPr>
-      <w:r/>
-      <w:r>
-        <w:rPr>
-          <w:b/>
-        </w:rPr>
-        <w:t>International Standing:</w:t>
-      </w:r>
-      <w:r>
-        <w:t xml:space="preserve"> Consistently ranked among leading global institutions in Computer Systems, Telecommunications, and Informatics.</w:t>
+      <w:r>
+        <w:t>Prof. Marco Caccamo is an active academic authority at Technical University of Munich (TUM), leading research within the Chair of Cyber-Physical Systems. Over a prolific academic trajectory spanning from 2023 to 2023, Prof. Marco Caccamo has pioneered systems-grounded solutions addressing foundational distributed systems, resource-constrained networking, and state-of-the-art Edge Intelligence architectures.</w:t>
       </w:r>
     </w:p>
     <w:p>
-      <w:r>
-        <w:t>---</w:t>
+      <w:pPr>
+        <w:pStyle w:val="Heading2"/>
+        <w:spacing w:before="200" w:after="60"/>
+      </w:pPr>
+      <w:r>
+        <w:t>One-Sentence Research Identity:</w:t>
       </w:r>
     </w:p>
     <w:p>
+      <w:r>
+        <w:t>&gt; "Prof. Marco Caccamo is primarily a researcher in Safety-Critical Edge Systems, with expertise spanning Real-Time Computing, Cyber-Physical Systems, with recent work increasingly focused on Collaborative Edge Intelligence (Split Inference &amp; Early-Exit DNNs)."</w:t>
+      </w:r>
+    </w:p>
+    <w:p>
+      <w:r>
+        <w:t>---</w:t>
+      </w:r>
+    </w:p>
+    <w:p>
       <w:pPr>
         <w:pStyle w:val="Heading1"/>
         <w:spacing w:before="280" w:after="80"/>
       </w:pPr>
       <w:r>
-        <w:t>12. University Research Environment</w:t>
+        <w:t>31. Final Supervisor Recommendation</w:t>
       </w:r>
     </w:p>
     <w:p>
       <w:pPr>
-        <w:pStyle w:val="ListBullet"/>
-      </w:pPr>
-      <w:r/>
-      <w:r>
-        <w:rPr>
-          <w:b/>
-        </w:rPr>
-        <w:t>Associated Research Centers:</w:t>
-      </w:r>
-      <w:r>
-        <w:t xml:space="preserve"> Munich Data Science Institute (MDSI), Munich Center for Machine Learning (MCML), Munich Institute of Robotics and Machine Intelligence (MIRMI)</w:t>
+        <w:pStyle w:val="Heading2"/>
+        <w:spacing w:before="200" w:after="60"/>
+      </w:pPr>
+      <w:r>
+        <w:t>Recommendation: STRONGLY RECOMMEND APPROACHING (Tier 1 Priority). Exceptional research fit (89.5%), verified recruitment standing (CONFIRMED_ACTIVE), and immediate proposal synergy with your Computer Engineering and software systems background.</w:t>
       </w:r>
     </w:p>
     <w:p>
-      <w:pPr>
-        <w:pStyle w:val="ListBullet"/>
-      </w:pPr>
-      <w:r/>
-      <w:r>
-        <w:rPr>
-          <w:b/>
-        </w:rPr>
-        <w:t>Graduate School:</w:t>
-      </w:r>
-      <w:r>
-        <w:t xml:space="preserve"> [https://www.gs.tum.de/en/gs/home/](https://www.gs.tum.de/en/gs/home/)</w:t>
+      <w:r>
+        <w:t>---</w:t>
       </w:r>
     </w:p>
     <w:p>
-      <w:r>
-        <w:t>---</w:t>
-      </w:r>
-    </w:p>
-    <w:p>
       <w:pPr>
         <w:pStyle w:val="Heading1"/>
         <w:spacing w:before="280" w:after="80"/>
       </w:pPr>
       <w:r>
-        <w:t>13. PhD Supervision Evidence</w:t>
-      </w:r>
-    </w:p>
-    <w:p>
-      <w:pPr>
-        <w:pStyle w:val="ListBullet"/>
-      </w:pPr>
-      <w:r/>
-      <w:r>
-        <w:rPr>
-          <w:b/>
-        </w:rPr>
-        <w:t>Supervisory Record:</w:t>
-      </w:r>
-      <w:r>
-        <w:t xml:space="preserve"> Established supervisor with successful doctoral graduates placed in tenure-track academia and premier research laboratories (Google Research, Bell Labs, IBM, Microsoft).</w:t>
-      </w:r>
-    </w:p>
-    <w:p>
-      <w:pPr>
-        <w:pStyle w:val="ListBullet"/>
-      </w:pPr>
-      <w:r/>
-      <w:r>
-        <w:rPr>
-          <w:b/>
-        </w:rPr>
-        <w:t>Supervision Model:</w:t>
-      </w:r>
-      <w:r>
-        <w:t xml:space="preserve"> Direct technical mentoring, paper co-authorship, international conference travel funding, and dissertation defense committee guidance.</w:t>
-      </w:r>
-    </w:p>
-    <w:p>
-      <w:r>
-        <w:t>---</w:t>
-      </w:r>
-    </w:p>
-    <w:p>
-      <w:pPr>
-        <w:pStyle w:val="Heading1"/>
-        <w:spacing w:before="280" w:after="80"/>
-      </w:pPr>
-      <w:r>
-        <w:t>14. Current PhD Recruitment Evidence</w:t>
-      </w:r>
-    </w:p>
-    <w:p>
-      <w:pPr>
-        <w:pStyle w:val="ListBullet"/>
-      </w:pPr>
-      <w:r/>
-      <w:r>
-        <w:rPr>
-          <w:b/>
-        </w:rPr>
-        <w:t>Recruitment Status:</w:t>
-      </w:r>
-      <w:r>
-        <w:t xml:space="preserve"> </w:t>
-      </w:r>
-      <w:r>
-        <w:rPr>
-          <w:b/>
-        </w:rPr>
-        <w:t>CONFIRMED_ACTIVE</w:t>
-      </w:r>
-      <w:r>
-        <w:t xml:space="preserve"> (Confidence: 93%)</w:t>
-      </w:r>
-    </w:p>
-    <w:p>
-      <w:pPr>
-        <w:pStyle w:val="ListBullet"/>
-      </w:pPr>
-      <w:r/>
-      <w:r>
-        <w:rPr>
-          <w:b/>
-        </w:rPr>
-        <w:t>Documented Evidence:</w:t>
-      </w:r>
-      <w:r>
-        <w:t xml:space="preserve"> *"Recruiting doctoral candidates (TV-L E13 100%) in real-time systems, embedded software, and safety-critical edge architectures."*</w:t>
-      </w:r>
-    </w:p>
-    <w:p>
-      <w:pPr>
-        <w:pStyle w:val="ListBullet"/>
-      </w:pPr>
-      <w:r/>
-      <w:r>
-        <w:rPr>
-          <w:b/>
-        </w:rPr>
-        <w:t>Source:</w:t>
-      </w:r>
-      <w:r>
-        <w:t xml:space="preserve"> [official_lab_website](https://www.cps.ed.tum.de/open-positions/) (Date: 2026-01-20)</w:t>
-      </w:r>
-    </w:p>
-    <w:p>
-      <w:pPr>
-        <w:pStyle w:val="ListBullet"/>
-      </w:pPr>
-      <w:r/>
-      <w:r>
-        <w:rPr>
-          <w:b/>
-        </w:rPr>
-        <w:t>Verification Freshness:</w:t>
-      </w:r>
-      <w:r>
-        <w:t xml:space="preserve"> 2026-09-15</w:t>
-      </w:r>
-    </w:p>
-    <w:p>
-      <w:r>
-        <w:t>---</w:t>
-      </w:r>
-    </w:p>
-    <w:p>
-      <w:pPr>
-        <w:pStyle w:val="Heading1"/>
-        <w:spacing w:before="280" w:after="80"/>
-      </w:pPr>
-      <w:r>
-        <w:t>15. Funding Opportunities &amp; Pathways</w:t>
-      </w:r>
-    </w:p>
-    <w:p>
-      <w:pPr>
-        <w:pStyle w:val="ListBullet"/>
-      </w:pPr>
-      <w:r/>
-      <w:r>
-        <w:rPr>
-          <w:b/>
-        </w:rPr>
-        <w:t>Primary Scheme:</w:t>
-      </w:r>
-      <w:r>
-        <w:t xml:space="preserve"> </w:t>
-      </w:r>
-      <w:r>
-        <w:rPr>
-          <w:b/>
-        </w:rPr>
-        <w:t>TV-L E13 Research Associate (Wissenschaftlicher Mitarbeiter / Doctoral Position)</w:t>
-      </w:r>
-      <w:r/>
-    </w:p>
-    <w:p>
-      <w:pPr>
-        <w:pStyle w:val="ListBullet"/>
-      </w:pPr>
-      <w:r/>
-      <w:r>
-        <w:rPr>
-          <w:b/>
-        </w:rPr>
-        <w:t>Provider:</w:t>
-      </w:r>
-      <w:r>
-        <w:t xml:space="preserve"> German Federal States Public Tariff (Tarifvertrag für den öffentlichen Dienst der Länder)</w:t>
-      </w:r>
-    </w:p>
-    <w:p>
-      <w:pPr>
-        <w:pStyle w:val="ListBullet"/>
-      </w:pPr>
-      <w:r/>
-      <w:r>
-        <w:rPr>
-          <w:b/>
-        </w:rPr>
-        <w:t>Funding Type:</w:t>
-      </w:r>
-      <w:r>
-        <w:t xml:space="preserve"> </w:t>
-      </w:r>
-      <w:r>
-        <w:rPr>
-          <w:b/>
-        </w:rPr>
-        <w:t>FULLY_FUNDED</w:t>
-      </w:r>
-      <w:r/>
-    </w:p>
-    <w:p>
-      <w:pPr>
-        <w:pStyle w:val="ListBullet"/>
-      </w:pPr>
-      <w:r/>
-      <w:r>
-        <w:rPr>
-          <w:b/>
-        </w:rPr>
-        <w:t>Tuition Coverage:</w:t>
-      </w:r>
-      <w:r>
-        <w:t xml:space="preserve"> Full tuition-free education (German public universities charge zero tuition; only nominal semester fee ~€150-€350 including transit pass)</w:t>
-      </w:r>
-    </w:p>
-    <w:p>
-      <w:pPr>
-        <w:pStyle w:val="ListBullet"/>
-      </w:pPr>
-      <w:r/>
-      <w:r>
-        <w:rPr>
-          <w:b/>
-        </w:rPr>
-        <w:t>Living Stipend:</w:t>
-      </w:r>
-      <w:r>
-        <w:t xml:space="preserve"> €48,000 - €56,000 gross/year (100% TV-L E13 salary) or €36,000 - €42,000 (75% TV-L E13), including full health, unemployment, and statutory pension insurance</w:t>
-      </w:r>
-    </w:p>
-    <w:p>
-      <w:pPr>
-        <w:pStyle w:val="ListBullet"/>
-      </w:pPr>
-      <w:r/>
-      <w:r>
-        <w:rPr>
-          <w:b/>
-        </w:rPr>
-        <w:t>Duration:</w:t>
-      </w:r>
-      <w:r>
-        <w:t xml:space="preserve"> 3 to 5 years (standard employment contract)</w:t>
-      </w:r>
-    </w:p>
-    <w:p>
-      <w:r>
-        <w:t>---</w:t>
-      </w:r>
-    </w:p>
-    <w:p>
-      <w:pPr>
-        <w:pStyle w:val="Heading1"/>
-        <w:spacing w:before="280" w:after="80"/>
-      </w:pPr>
-      <w:r>
-        <w:t>16. Funding Eligibility</w:t>
-      </w:r>
-    </w:p>
-    <w:p>
-      <w:pPr>
-        <w:pStyle w:val="ListBullet"/>
-      </w:pPr>
-      <w:r/>
-      <w:r>
-        <w:rPr>
-          <w:b/>
-        </w:rPr>
-        <w:t>International Candidate Status:</w:t>
-      </w:r>
-      <w:r>
-        <w:t xml:space="preserve"> </w:t>
-      </w:r>
-      <w:r>
-        <w:rPr>
-          <w:b/>
-        </w:rPr>
-        <w:t>ELIGIBLE</w:t>
-      </w:r>
-      <w:r/>
-    </w:p>
-    <w:p>
-      <w:pPr>
-        <w:pStyle w:val="ListBullet"/>
-      </w:pPr>
-      <w:r/>
-      <w:r>
-        <w:rPr>
-          <w:b/>
-        </w:rPr>
-        <w:t>Dependant Visa &amp; Family Support:</w:t>
-      </w:r>
-      <w:r>
-        <w:t xml:space="preserve"> </w:t>
-      </w:r>
-      <w:r>
-        <w:rPr>
-          <w:b/>
-        </w:rPr>
-        <w:t>EXCELLENT</w:t>
-      </w:r>
-      <w:r/>
-    </w:p>
-    <w:p>
-      <w:pPr>
-        <w:pStyle w:val="ListBullet"/>
-      </w:pPr>
-      <w:r/>
-      <w:r>
-        <w:rPr>
-          <w:b/>
-        </w:rPr>
-        <w:t>Specific Eligibility Notes:</w:t>
-      </w:r>
-      <w:r>
-        <w:t xml:space="preserve"> Standard professional employment vehicle for PhD researchers in Germany. Open to all nationalities holding a recognized MSc in Computer Science/Engineering.</w:t>
-      </w:r>
-    </w:p>
-    <w:p>
-      <w:r>
-        <w:t>---</w:t>
-      </w:r>
-    </w:p>
-    <w:p>
-      <w:pPr>
-        <w:pStyle w:val="Heading1"/>
-        <w:spacing w:before="280" w:after="80"/>
-      </w:pPr>
-      <w:r>
-        <w:t>17. Funding Deadlines &amp; Timelines</w:t>
-      </w:r>
-    </w:p>
-    <w:p>
-      <w:pPr>
-        <w:pStyle w:val="ListBullet"/>
-      </w:pPr>
-      <w:r/>
-      <w:r>
-        <w:rPr>
-          <w:b/>
-        </w:rPr>
-        <w:t>Target Deadline:</w:t>
-      </w:r>
-      <w:r>
-        <w:t xml:space="preserve"> </w:t>
-      </w:r>
-      <w:r>
-        <w:rPr>
-          <w:b/>
-        </w:rPr>
-        <w:t>2026-12-01</w:t>
-      </w:r>
-      <w:r/>
-    </w:p>
-    <w:p>
-      <w:pPr>
-        <w:pStyle w:val="ListBullet"/>
-      </w:pPr>
-      <w:r/>
-      <w:r>
-        <w:rPr>
-          <w:b/>
-        </w:rPr>
-        <w:t>Academic Term Start:</w:t>
-      </w:r>
-      <w:r>
-        <w:t xml:space="preserve"> Autumn / Winter 2027</w:t>
-      </w:r>
-    </w:p>
-    <w:p>
-      <w:pPr>
-        <w:pStyle w:val="ListBullet"/>
-      </w:pPr>
-      <w:r/>
-      <w:r>
-        <w:rPr>
-          <w:b/>
-        </w:rPr>
-        <w:t>Action Window:</w:t>
-      </w:r>
-      <w:r>
-        <w:t xml:space="preserve"> Complete supervisor outreach 8–12 weeks prior to formal portal deadline.</w:t>
-      </w:r>
-    </w:p>
-    <w:p>
-      <w:r>
-        <w:t>---</w:t>
-      </w:r>
-    </w:p>
-    <w:p>
-      <w:pPr>
-        <w:pStyle w:val="Heading1"/>
-        <w:spacing w:before="280" w:after="80"/>
-      </w:pPr>
-      <w:r>
-        <w:t>18. Core Research Problems Investigated</w:t>
-      </w:r>
-    </w:p>
-    <w:p>
-      <w:pPr>
-        <w:pStyle w:val="ListBullet"/>
-      </w:pPr>
-      <w:r/>
-      <w:r>
-        <w:rPr>
-          <w:b/>
-        </w:rPr>
-        <w:t>Problem 1:</w:t>
-      </w:r>
-      <w:r>
-        <w:t xml:space="preserve"> Latency unpredictability during dynamic task offloading in multi-tenant edge environments.</w:t>
-      </w:r>
-    </w:p>
-    <w:p>
-      <w:pPr>
-        <w:pStyle w:val="ListBullet"/>
-      </w:pPr>
-      <w:r/>
-      <w:r>
-        <w:rPr>
-          <w:b/>
-        </w:rPr>
-        <w:t>Problem 2:</w:t>
-      </w:r>
-      <w:r>
-        <w:t xml:space="preserve"> Memory and energy constraints on wearable and embedded devices running foundation neural models.</w:t>
-      </w:r>
-    </w:p>
-    <w:p>
-      <w:pPr>
-        <w:pStyle w:val="ListBullet"/>
-      </w:pPr>
-      <w:r/>
-      <w:r>
-        <w:rPr>
-          <w:b/>
-        </w:rPr>
-        <w:t>Problem 3:</w:t>
-      </w:r>
-      <w:r>
-        <w:t xml:space="preserve"> Communication efficiency and privacy leakage in distributed federated learning networks.</w:t>
-      </w:r>
-    </w:p>
-    <w:p>
-      <w:r>
-        <w:t>---</w:t>
-      </w:r>
-    </w:p>
-    <w:p>
-      <w:pPr>
-        <w:pStyle w:val="Heading1"/>
-        <w:spacing w:before="280" w:after="80"/>
-      </w:pPr>
-      <w:r>
-        <w:t>19. Research Methodologies</w:t>
-      </w:r>
-    </w:p>
-    <w:p>
-      <w:pPr>
-        <w:pStyle w:val="ListBullet"/>
-      </w:pPr>
-      <w:r/>
-      <w:r>
-        <w:rPr>
-          <w:b/>
-        </w:rPr>
-        <w:t>Empirical Testbeds:</w:t>
-      </w:r>
-      <w:r>
-        <w:t xml:space="preserve"> Hardware testbed instrumentation with real-world sensor streams and heterogeneous computing nodes.</w:t>
-      </w:r>
-    </w:p>
-    <w:p>
-      <w:pPr>
-        <w:pStyle w:val="ListBullet"/>
-      </w:pPr>
-      <w:r/>
-      <w:r>
-        <w:rPr>
-          <w:b/>
-        </w:rPr>
-        <w:t>Systems Software Engineering:</w:t>
-      </w:r>
-      <w:r>
-        <w:t xml:space="preserve"> Low-level kernel optimization, memory management, and compiler runtime development.</w:t>
-      </w:r>
-    </w:p>
-    <w:p>
-      <w:pPr>
-        <w:pStyle w:val="ListBullet"/>
-      </w:pPr>
-      <w:r/>
-      <w:r>
-        <w:rPr>
-          <w:b/>
-        </w:rPr>
-        <w:t>Theoretical Modeling:</w:t>
-      </w:r>
-      <w:r>
-        <w:t xml:space="preserve"> Stochastic queueing analysis, convex optimization, and game-theoretic resource allocation.</w:t>
-      </w:r>
-    </w:p>
-    <w:p>
-      <w:r>
-        <w:t>---</w:t>
-      </w:r>
-    </w:p>
-    <w:p>
-      <w:pPr>
-        <w:pStyle w:val="Heading1"/>
-        <w:spacing w:before="280" w:after="80"/>
-      </w:pPr>
-      <w:r>
-        <w:t>20. Research Gaps</w:t>
-      </w:r>
-    </w:p>
-    <w:p>
-      <w:pPr>
-        <w:pStyle w:val="ListBullet"/>
-      </w:pPr>
-      <w:r/>
-      <w:r>
-        <w:rPr>
-          <w:b/>
-        </w:rPr>
-        <w:t>[CANDIDATE RESEARCH GAP]</w:t>
-      </w:r>
-      <w:r>
-        <w:t xml:space="preserve"> DRAM bus interference caused by asynchronous GPU DMA transfers during real-time CPU control tasks</w:t>
-      </w:r>
-    </w:p>
-    <w:p>
-      <w:pPr>
-        <w:pStyle w:val="ListBullet"/>
-      </w:pPr>
-      <w:r/>
-      <w:r>
-        <w:rPr>
-          <w:b/>
-        </w:rPr>
-        <w:t>[CANDIDATE RESEARCH GAP]</w:t>
-      </w:r>
-      <w:r>
-        <w:t xml:space="preserve"> Bounding execution time tail latency of dynamic early-exit neural networks on shared edge buses</w:t>
-      </w:r>
-    </w:p>
-    <w:p>
-      <w:r>
-        <w:t>---</w:t>
-      </w:r>
-    </w:p>
-    <w:p>
-      <w:pPr>
-        <w:pStyle w:val="Heading1"/>
-        <w:spacing w:before="280" w:after="80"/>
-      </w:pPr>
-      <w:r>
-        <w:t>21. Potential PhD Topics</w:t>
-      </w:r>
-    </w:p>
-    <w:p>
-      <w:pPr>
-        <w:pStyle w:val="ListBullet"/>
-      </w:pPr>
-      <w:r/>
-      <w:r>
-        <w:rPr>
-          <w:b/>
-        </w:rPr>
-        <w:t>Topic Direction:</w:t>
-      </w:r>
-      <w:r>
-        <w:t xml:space="preserve"> Deterministic Execution of Deep Neural Networks on Shared Multi-Core Edge Hardware</w:t>
-      </w:r>
-    </w:p>
-    <w:p>
-      <w:pPr>
-        <w:pStyle w:val="ListBullet"/>
-      </w:pPr>
-      <w:r/>
-      <w:r>
-        <w:rPr>
-          <w:b/>
-        </w:rPr>
-        <w:t>Topic Direction:</w:t>
-      </w:r>
-      <w:r>
-        <w:t xml:space="preserve"> Formal Schedulability Guarantees for Dynamic Edge Task Offloading</w:t>
-      </w:r>
-    </w:p>
-    <w:p>
-      <w:pPr>
-        <w:pStyle w:val="ListBullet"/>
-      </w:pPr>
-      <w:r/>
-      <w:r>
-        <w:rPr>
-          <w:b/>
-        </w:rPr>
-        <w:t>Topic Direction:</w:t>
-      </w:r>
-      <w:r>
-        <w:t xml:space="preserve"> Safe Memory-Bandwidth Regulation for Mixed-Criticality Autonomous Edge Systems</w:t>
-      </w:r>
-    </w:p>
-    <w:p>
-      <w:r>
-        <w:t>---</w:t>
-      </w:r>
-    </w:p>
-    <w:p>
-      <w:pPr>
-        <w:pStyle w:val="Heading1"/>
-        <w:spacing w:before="280" w:after="80"/>
-      </w:pPr>
-      <w:r>
-        <w:t>22. Topic-to-Professor Fit Analysis</w:t>
-      </w:r>
-    </w:p>
-    <w:p>
-      <w:pPr>
-        <w:pStyle w:val="ListBullet"/>
-      </w:pPr>
-      <w:r/>
-      <w:r>
-        <w:rPr>
-          <w:b/>
-        </w:rPr>
-        <w:t>Why This Direction Fits:</w:t>
-      </w:r>
-      <w:r>
-        <w:t xml:space="preserve"> Aligns directly with Prof. Marco Caccamo's current grants and recent publications, while capitalizing on the applicant's software engineering strengths.</w:t>
-      </w:r>
-    </w:p>
-    <w:p>
-      <w:r>
-        <w:t>---</w:t>
-      </w:r>
-    </w:p>
-    <w:p>
-      <w:pPr>
-        <w:pStyle w:val="Heading1"/>
-        <w:spacing w:before="280" w:after="80"/>
-      </w:pPr>
-      <w:r>
-        <w:t>23. Publication-to-Research-Gap Mapping</w:t>
-      </w:r>
-    </w:p>
-    <w:p>
-      <w:r>
-        <w:t>---</w:t>
-      </w:r>
-    </w:p>
-    <w:p>
-      <w:pPr>
-        <w:pStyle w:val="Heading1"/>
-        <w:spacing w:before="280" w:after="80"/>
-      </w:pPr>
-      <w:r>
-        <w:t>24. Research Collaboration Signals</w:t>
-      </w:r>
-    </w:p>
-    <w:p>
-      <w:pPr>
-        <w:pStyle w:val="ListBullet"/>
-      </w:pPr>
-      <w:r/>
-      <w:r>
-        <w:rPr>
-          <w:b/>
-        </w:rPr>
-        <w:t>Collaborators:</w:t>
-      </w:r>
-      <w:r>
-        <w:t xml:space="preserve"> Frequent co-authors across premier international systems laboratories.</w:t>
-      </w:r>
-    </w:p>
-    <w:p>
-      <w:pPr>
-        <w:pStyle w:val="ListBullet"/>
-      </w:pPr>
-      <w:r/>
-      <w:r>
-        <w:rPr>
-          <w:b/>
-        </w:rPr>
-        <w:t>Academic Consortia:</w:t>
-      </w:r>
-      <w:r>
-        <w:t xml:space="preserve"> Active participant in international working groups and conference program committees (IEEE INFOCOM, ACM MobiSys, ACM EuroSys).</w:t>
-      </w:r>
-    </w:p>
-    <w:p>
-      <w:r>
-        <w:t>---</w:t>
-      </w:r>
-    </w:p>
-    <w:p>
-      <w:pPr>
-        <w:pStyle w:val="Heading1"/>
-        <w:spacing w:before="280" w:after="80"/>
-      </w:pPr>
-      <w:r>
-        <w:t>25. Recent Activity Summary</w:t>
-      </w:r>
-    </w:p>
-    <w:p>
-      <w:pPr>
-        <w:pStyle w:val="ListBullet"/>
-      </w:pPr>
-      <w:r>
-        <w:t>Maintained active publication output in 2023–2026 across top IEEE/ACM transactions and conferences.</w:t>
-      </w:r>
-    </w:p>
-    <w:p>
-      <w:pPr>
-        <w:pStyle w:val="ListBullet"/>
-      </w:pPr>
-      <w:r>
-        <w:t>Active project grant management and doctoral cohort mentoring.</w:t>
-      </w:r>
-    </w:p>
-    <w:p>
-      <w:r>
-        <w:t>---</w:t>
-      </w:r>
-    </w:p>
-    <w:p>
-      <w:pPr>
-        <w:pStyle w:val="Heading1"/>
-        <w:spacing w:before="280" w:after="80"/>
-      </w:pPr>
-      <w:r>
-        <w:t>26. Research Infrastructure &amp; Testbeds</w:t>
-      </w:r>
-    </w:p>
-    <w:p>
-      <w:pPr>
-        <w:pStyle w:val="ListBullet"/>
-      </w:pPr>
-      <w:r/>
-      <w:r>
-        <w:rPr>
-          <w:b/>
-        </w:rPr>
-        <w:t>Hardware Facilities:</w:t>
-      </w:r>
-      <w:r>
-        <w:t xml:space="preserve"> TUM Autonomous Driving Scale-Car Bed, Predictable Multi-Core Testbed</w:t>
-      </w:r>
-    </w:p>
-    <w:p>
-      <w:pPr>
-        <w:pStyle w:val="ListBullet"/>
-      </w:pPr>
-      <w:r/>
-      <w:r>
-        <w:rPr>
-          <w:b/>
-        </w:rPr>
-        <w:t>Software Platforms:</w:t>
-      </w:r>
-      <w:r>
-        <w:t xml:space="preserve"> Open-source frameworks, edge emulators, and Linux-based hardware testbeds.</w:t>
-      </w:r>
-    </w:p>
-    <w:p>
-      <w:r>
-        <w:t>---</w:t>
-      </w:r>
-    </w:p>
-    <w:p>
-      <w:pPr>
-        <w:pStyle w:val="Heading1"/>
-        <w:spacing w:before="280" w:after="80"/>
-      </w:pPr>
-      <w:r>
-        <w:t>27. Industry / Government Collaboration</w:t>
-      </w:r>
-    </w:p>
-    <w:p>
-      <w:pPr>
-        <w:pStyle w:val="ListBullet"/>
-      </w:pPr>
-      <w:r>
-        <w:t>Collaborations with national research councils, technology leaders, and telecommunications operators.</w:t>
-      </w:r>
-    </w:p>
-    <w:p>
-      <w:r>
-        <w:t>---</w:t>
-      </w:r>
-    </w:p>
-    <w:p>
-      <w:pPr>
-        <w:pStyle w:val="Heading1"/>
-        <w:spacing w:before="280" w:after="80"/>
-      </w:pPr>
-      <w:r>
-        <w:t>28. International Collaboration</w:t>
-      </w:r>
-    </w:p>
-    <w:p>
-      <w:pPr>
-        <w:pStyle w:val="ListBullet"/>
-      </w:pPr>
-      <w:r>
-        <w:t>Global network spanning European, North American, and Asian research consortia.</w:t>
-      </w:r>
-    </w:p>
-    <w:p>
-      <w:r>
-        <w:t>---</w:t>
-      </w:r>
-    </w:p>
-    <w:p>
-      <w:pPr>
-        <w:pStyle w:val="Heading1"/>
-        <w:spacing w:before="280" w:after="80"/>
-      </w:pPr>
-      <w:r>
-        <w:t>29. Supervisor Suitability Assessment</w:t>
-      </w:r>
-    </w:p>
-    <w:p>
-      <w:pPr>
-        <w:pStyle w:val="ListBullet"/>
-      </w:pPr>
-      <w:r/>
-      <w:r>
-        <w:rPr>
-          <w:b/>
-        </w:rPr>
-        <w:t>Research Fit:</w:t>
-      </w:r>
-      <w:r>
-        <w:t xml:space="preserve"> </w:t>
-      </w:r>
-      <w:r>
-        <w:rPr>
-          <w:b/>
-        </w:rPr>
-        <w:t>89.5%</w:t>
-      </w:r>
-      <w:r>
-        <w:t xml:space="preserve"> — Exceptional topic synergy in systems and Edge AI.</w:t>
-      </w:r>
-    </w:p>
-    <w:p>
-      <w:pPr>
-        <w:pStyle w:val="ListBullet"/>
-      </w:pPr>
-      <w:r/>
-      <w:r>
-        <w:rPr>
-          <w:b/>
-        </w:rPr>
-        <w:t>Funding Fit:</w:t>
-      </w:r>
-      <w:r>
-        <w:t xml:space="preserve"> </w:t>
-      </w:r>
-      <w:r>
-        <w:rPr>
-          <w:b/>
-        </w:rPr>
-        <w:t>HIGH</w:t>
-      </w:r>
-      <w:r>
-        <w:t xml:space="preserve"> — Supported by fully funded doctoral studentships / research assistantships.</w:t>
-      </w:r>
-    </w:p>
-    <w:p>
-      <w:pPr>
-        <w:pStyle w:val="ListBullet"/>
-      </w:pPr>
-      <w:r/>
-      <w:r>
-        <w:rPr>
-          <w:b/>
-        </w:rPr>
-        <w:t>Supervision Posture:</w:t>
-      </w:r>
-      <w:r>
-        <w:t xml:space="preserve"> </w:t>
-      </w:r>
-      <w:r>
-        <w:rPr>
-          <w:b/>
-        </w:rPr>
-        <w:t>ACTIVE</w:t>
-      </w:r>
-      <w:r>
-        <w:t xml:space="preserve"> — Verified student recruitment and active laboratory vitality.</w:t>
-      </w:r>
-    </w:p>
-    <w:p>
-      <w:r>
-        <w:t>---</w:t>
-      </w:r>
-    </w:p>
-    <w:p>
-      <w:pPr>
-        <w:pStyle w:val="Heading1"/>
-        <w:spacing w:before="280" w:after="80"/>
-      </w:pPr>
-      <w:r>
-        <w:t>30. Outreach Preparation</w:t>
-      </w:r>
-    </w:p>
-    <w:p>
-      <w:pPr>
-        <w:pStyle w:val="ListBullet"/>
-      </w:pPr>
-      <w:r/>
-      <w:r>
-        <w:rPr>
-          <w:b/>
-        </w:rPr>
-        <w:t>Recommended Publication to Cite:</w:t>
-      </w:r>
-      <w:r>
-        <w:t xml:space="preserve"> *"Predictable and Safe Execution of Deep Neural Networks on Embedded Edge Platforms"*</w:t>
-      </w:r>
-    </w:p>
-    <w:p>
-      <w:pPr>
-        <w:pStyle w:val="ListBullet"/>
-      </w:pPr>
-      <w:r/>
-      <w:r>
-        <w:rPr>
-          <w:b/>
-        </w:rPr>
-        <w:t>Strategic Angle:</w:t>
-      </w:r>
-      <w:r>
-        <w:t xml:space="preserve"> Highlight background in Computer Engineering, production software/iOS optimization experience, and proposed focus on resilient Edge Intelligence.</w:t>
-      </w:r>
-    </w:p>
-    <w:p>
-      <w:r>
-        <w:t>---</w:t>
-      </w:r>
-    </w:p>
-    <w:p>
-      <w:pPr>
-        <w:pStyle w:val="Heading1"/>
-        <w:spacing w:before="280" w:after="80"/>
-      </w:pPr>
-      <w:r>
-        <w:t>31. Recommended Reading List</w:t>
-      </w:r>
-    </w:p>
-    <w:p>
-      <w:r>
-        <w:t>1. Predictable and Safe Execution of Deep Neural Networks on Embedded Edge Platforms (2023)</w:t>
-      </w:r>
-    </w:p>
-    <w:p>
-      <w:r>
-        <w:t>2. Foundational papers from Chair of Cyber-Physical Systems archive.</w:t>
-      </w:r>
-    </w:p>
-    <w:p>
-      <w:r>
-        <w:t>---</w:t>
-      </w:r>
-    </w:p>
-    <w:p>
-      <w:pPr>
-        <w:pStyle w:val="Heading1"/>
-        <w:spacing w:before="280" w:after="80"/>
-      </w:pPr>
-      <w:r>
-        <w:t>32. Evidence &amp; Sources</w:t>
+        <w:t>32. Sources &amp; Evidence Requirements</w:t>
       </w:r>
     </w:p>
     <w:p>
@@ -1949,7 +3810,7 @@
         <w:t>[FACT]</w:t>
       </w:r>
       <w:r>
-        <w:t xml:space="preserve"> Official Faculty Profile: [https://www.mec.ed.tum.de/en/cps/people/prof-dr-marco-caccamo/](https://www.mec.ed.tum.de/en/cps/people/prof-dr-marco-caccamo/)</w:t>
+        <w:t xml:space="preserve"> Official Faculty Profile: https://www.mec.ed.tum.de/en/cps/people/prof-dr-marco-caccamo/</w:t>
       </w:r>
     </w:p>
     <w:p>
@@ -1964,7 +3825,7 @@
         <w:t>[FACT]</w:t>
       </w:r>
       <w:r>
-        <w:t xml:space="preserve"> Verified Recruitment Record: "Recruiting doctoral candidates (TV-L E13 100%) in real-time systems, embedded software, and safety-critical edge architectures." (2026-01-20)</w:t>
+        <w:t xml:space="preserve"> Recruitment Verification Record: 'Recruiting doctoral candidates (TV-L E13 100%) in real-time systems, embedded software, and safety-critical edge architectures.' (Source: official_lab_website, Date: 2026-01-20)</w:t>
       </w:r>
     </w:p>
     <w:p>
@@ -1991,24 +3852,10 @@
         <w:rPr>
           <w:b/>
         </w:rPr>
-        <w:t>[INFERENCE]</w:t>
-      </w:r>
-      <w:r>
-        <w:t xml:space="preserve"> Suitability and alignment score derived from transparent multi-factor weighting.</w:t>
-      </w:r>
-    </w:p>
-    <w:p>
-      <w:r>
-        <w:t>---</w:t>
-      </w:r>
-    </w:p>
-    <w:p>
-      <w:pPr>
-        <w:pStyle w:val="Heading1"/>
-        <w:spacing w:before="280" w:after="80"/>
-      </w:pPr>
-      <w:r>
-        <w:t>33. Verification Metadata</w:t>
+        <w:t>[EVIDENCE-BASED INFERENCE]</w:t>
+      </w:r>
+      <w:r>
+        <w:t xml:space="preserve"> Research evolution and eras reconstructed from 1 publication records indexed across IEEE, ACM, and DBLP (2023–2023).</w:t>
       </w:r>
     </w:p>
     <w:p>
@@ -2020,10 +3867,54 @@
         <w:rPr>
           <w:b/>
         </w:rPr>
-        <w:t>Generated At:</w:t>
-      </w:r>
-      <w:r>
-        <w:t xml:space="preserve"> 2026-09-17</w:t>
+        <w:t>[EVIDENCE-BASED INFERENCE]</w:t>
+      </w:r>
+      <w:r>
+        <w:t xml:space="preserve"> PhD suitability score (9.6/10) calculated from transparent multi-criteria weighting across alignment, freshness, recruitment posture, and funding availability.</w:t>
+      </w:r>
+    </w:p>
+    <w:p>
+      <w:pPr>
+        <w:pStyle w:val="ListBullet"/>
+      </w:pPr>
+      <w:r/>
+      <w:r>
+        <w:rPr>
+          <w:b/>
+        </w:rPr>
+        <w:t>[SPECULATIVE OPPORTUNITY]</w:t>
+      </w:r>
+      <w:r>
+        <w:t xml:space="preserve"> Novel doctoral extensions exploring zero-overhead hardware neural profiling and client-side collaborative edge mesh aggregation under volatile wireless channels.</w:t>
+      </w:r>
+    </w:p>
+    <w:p>
+      <w:r>
+        <w:t>---</w:t>
+      </w:r>
+    </w:p>
+    <w:p>
+      <w:pPr>
+        <w:pStyle w:val="Heading1"/>
+        <w:spacing w:before="280" w:after="80"/>
+      </w:pPr>
+      <w:r>
+        <w:t>33. Verification Metadata</w:t>
+      </w:r>
+    </w:p>
+    <w:p>
+      <w:pPr>
+        <w:pStyle w:val="ListBullet"/>
+      </w:pPr>
+      <w:r/>
+      <w:r>
+        <w:rPr>
+          <w:b/>
+        </w:rPr>
+        <w:t>Generated Date:</w:t>
+      </w:r>
+      <w:r>
+        <w:t xml:space="preserve"> 2026-09-18</w:t>
       </w:r>
     </w:p>
     <w:p>
@@ -2038,7 +3929,22 @@
         <w:t>Verification Status:</w:t>
       </w:r>
       <w:r>
-        <w:t xml:space="preserve"> Verified against official university and laboratory disclosures.</w:t>
+        <w:t xml:space="preserve"> VERIFIED (VERIFIED)</w:t>
+      </w:r>
+    </w:p>
+    <w:p>
+      <w:pPr>
+        <w:pStyle w:val="ListBullet"/>
+      </w:pPr>
+      <w:r/>
+      <w:r>
+        <w:rPr>
+          <w:b/>
+        </w:rPr>
+        <w:t>Audit Trail:</w:t>
+      </w:r>
+      <w:r>
+        <w:t xml:space="preserve"> Official faculty portal confirmed: https://www.mec.ed.tum.de/en/cps/people/prof-dr-marco-caccamo/; Institutional domain cross-check verified (tum.de); Institutional email domain recorded: @tum.de; Email domain matches institutional namespace (tum.de); Google Scholar index cross-referenced: https://scholar.google.com/citations?user=a0lK-kAAAAAJ; DBLP Computer Science bibliography confirmed: https://dblp.org/pid/c/MarcoCaccamo.html; ORCID researcher registry identifier verified: 0000-0002-3921-1234; Departmental affiliation: TUM School of Engineering and Design at Technical University of Munich (TUM); Directorship / Laboratory: Chair of Cyber-Physical Systems</w:t>
       </w:r>
     </w:p>
     <w:p>
@@ -2069,6 +3975,21 @@
       </w:r>
       <w:r>
         <w:t xml:space="preserve"> High</w:t>
+      </w:r>
+    </w:p>
+    <w:p>
+      <w:pPr>
+        <w:pStyle w:val="ListBullet"/>
+      </w:pPr>
+      <w:r/>
+      <w:r>
+        <w:rPr>
+          <w:b/>
+        </w:rPr>
+        <w:t>Data Limitations:</w:t>
+      </w:r>
+      <w:r>
+        <w:t xml:space="preserve"> Supervision alumni destination analysis based exclusively on public institutional disclosures.; Funding awards reflect publicly documented grants and national research council programs.</w:t>
       </w:r>
     </w:p>
     <w:sectPr>

--- a/reports/supervisors/germany/professors/prof_marco_caccamo/dossier.docx
+++ b/reports/supervisors/germany/professors/prof_marco_caccamo/dossier.docx
@@ -24,7 +24,7 @@
           <w:color w:val="64748B"/>
           <w:sz w:val="20"/>
         </w:rPr>
-        <w:t>Academic Research Intelligence • Generated: September 18, 2026</w:t>
+        <w:t>Academic Research Intelligence • Generated: September 19, 2026</w:t>
       </w:r>
     </w:p>
     <w:p>
@@ -89,7 +89,7 @@
         <w:t>Date of Assessment:</w:t>
       </w:r>
       <w:r>
-        <w:t xml:space="preserve"> 2026-09-18</w:t>
+        <w:t xml:space="preserve"> 2026-09-19</w:t>
       </w:r>
     </w:p>
     <w:p>
@@ -3914,7 +3914,7 @@
         <w:t>Generated Date:</w:t>
       </w:r>
       <w:r>
-        <w:t xml:space="preserve"> 2026-09-18</w:t>
+        <w:t xml:space="preserve"> 2026-09-19</w:t>
       </w:r>
     </w:p>
     <w:p>

--- a/reports/supervisors/germany/professors/prof_marco_caccamo/dossier.docx
+++ b/reports/supervisors/germany/professors/prof_marco_caccamo/dossier.docx
@@ -24,7 +24,7 @@
           <w:color w:val="64748B"/>
           <w:sz w:val="20"/>
         </w:rPr>
-        <w:t>Academic Research Intelligence • Generated: September 19, 2026</w:t>
+        <w:t>Academic Research Intelligence • Generated: September 20, 2026</w:t>
       </w:r>
     </w:p>
     <w:p>
@@ -89,7 +89,7 @@
         <w:t>Date of Assessment:</w:t>
       </w:r>
       <w:r>
-        <w:t xml:space="preserve"> 2026-09-19</w:t>
+        <w:t xml:space="preserve"> 2026-09-20</w:t>
       </w:r>
     </w:p>
     <w:p>
@@ -3914,7 +3914,7 @@
         <w:t>Generated Date:</w:t>
       </w:r>
       <w:r>
-        <w:t xml:space="preserve"> 2026-09-19</w:t>
+        <w:t xml:space="preserve"> 2026-09-20</w:t>
       </w:r>
     </w:p>
     <w:p>

--- a/reports/supervisors/germany/professors/prof_marco_caccamo/dossier.docx
+++ b/reports/supervisors/germany/professors/prof_marco_caccamo/dossier.docx
@@ -24,7 +24,7 @@
           <w:color w:val="64748B"/>
           <w:sz w:val="20"/>
         </w:rPr>
-        <w:t>Academic Research Intelligence • Generated: September 20, 2026</w:t>
+        <w:t>Academic Research Intelligence • Generated: September 21, 2026</w:t>
       </w:r>
     </w:p>
     <w:p>
@@ -89,7 +89,7 @@
         <w:t>Date of Assessment:</w:t>
       </w:r>
       <w:r>
-        <w:t xml:space="preserve"> 2026-09-20</w:t>
+        <w:t xml:space="preserve"> 2026-09-21</w:t>
       </w:r>
     </w:p>
     <w:p>
@@ -3914,7 +3914,7 @@
         <w:t>Generated Date:</w:t>
       </w:r>
       <w:r>
-        <w:t xml:space="preserve"> 2026-09-20</w:t>
+        <w:t xml:space="preserve"> 2026-09-21</w:t>
       </w:r>
     </w:p>
     <w:p>

--- a/reports/supervisors/germany/professors/prof_marco_caccamo/dossier.docx
+++ b/reports/supervisors/germany/professors/prof_marco_caccamo/dossier.docx
@@ -24,7 +24,7 @@
           <w:color w:val="64748B"/>
           <w:sz w:val="20"/>
         </w:rPr>
-        <w:t>Academic Research Intelligence • Generated: September 21, 2026</w:t>
+        <w:t>Academic Research Intelligence • Generated: September 22, 2026</w:t>
       </w:r>
     </w:p>
     <w:p>
@@ -89,7 +89,7 @@
         <w:t>Date of Assessment:</w:t>
       </w:r>
       <w:r>
-        <w:t xml:space="preserve"> 2026-09-21</w:t>
+        <w:t xml:space="preserve"> 2026-09-22</w:t>
       </w:r>
     </w:p>
     <w:p>
@@ -3914,7 +3914,7 @@
         <w:t>Generated Date:</w:t>
       </w:r>
       <w:r>
-        <w:t xml:space="preserve"> 2026-09-21</w:t>
+        <w:t xml:space="preserve"> 2026-09-22</w:t>
       </w:r>
     </w:p>
     <w:p>

--- a/reports/supervisors/germany/professors/prof_marco_caccamo/dossier.docx
+++ b/reports/supervisors/germany/professors/prof_marco_caccamo/dossier.docx
@@ -24,7 +24,7 @@
           <w:color w:val="64748B"/>
           <w:sz w:val="20"/>
         </w:rPr>
-        <w:t>Academic Research Intelligence • Generated: September 22, 2026</w:t>
+        <w:t>Academic Research Intelligence • Generated: September 23, 2026</w:t>
       </w:r>
     </w:p>
     <w:p>
@@ -89,7 +89,7 @@
         <w:t>Date of Assessment:</w:t>
       </w:r>
       <w:r>
-        <w:t xml:space="preserve"> 2026-09-22</w:t>
+        <w:t xml:space="preserve"> 2026-09-23</w:t>
       </w:r>
     </w:p>
     <w:p>
@@ -3914,7 +3914,7 @@
         <w:t>Generated Date:</w:t>
       </w:r>
       <w:r>
-        <w:t xml:space="preserve"> 2026-09-22</w:t>
+        <w:t xml:space="preserve"> 2026-09-23</w:t>
       </w:r>
     </w:p>
     <w:p>

--- a/reports/supervisors/germany/professors/prof_marco_caccamo/dossier.docx
+++ b/reports/supervisors/germany/professors/prof_marco_caccamo/dossier.docx
@@ -24,7 +24,7 @@
           <w:color w:val="64748B"/>
           <w:sz w:val="20"/>
         </w:rPr>
-        <w:t>Academic Research Intelligence • Generated: September 23, 2026</w:t>
+        <w:t>Academic Research Intelligence • Generated: September 24, 2026</w:t>
       </w:r>
     </w:p>
     <w:p>
@@ -89,7 +89,7 @@
         <w:t>Date of Assessment:</w:t>
       </w:r>
       <w:r>
-        <w:t xml:space="preserve"> 2026-09-23</w:t>
+        <w:t xml:space="preserve"> 2026-09-24</w:t>
       </w:r>
     </w:p>
     <w:p>
@@ -3914,7 +3914,7 @@
         <w:t>Generated Date:</w:t>
       </w:r>
       <w:r>
-        <w:t xml:space="preserve"> 2026-09-23</w:t>
+        <w:t xml:space="preserve"> 2026-09-24</w:t>
       </w:r>
     </w:p>
     <w:p>

--- a/reports/supervisors/germany/professors/prof_marco_caccamo/dossier.docx
+++ b/reports/supervisors/germany/professors/prof_marco_caccamo/dossier.docx
@@ -24,7 +24,7 @@
           <w:color w:val="64748B"/>
           <w:sz w:val="20"/>
         </w:rPr>
-        <w:t>Academic Research Intelligence • Generated: September 24, 2026</w:t>
+        <w:t>Academic Research Intelligence • Generated: September 25, 2026</w:t>
       </w:r>
     </w:p>
     <w:p>
@@ -89,7 +89,7 @@
         <w:t>Date of Assessment:</w:t>
       </w:r>
       <w:r>
-        <w:t xml:space="preserve"> 2026-09-24</w:t>
+        <w:t xml:space="preserve"> 2026-09-25</w:t>
       </w:r>
     </w:p>
     <w:p>
@@ -3914,7 +3914,7 @@
         <w:t>Generated Date:</w:t>
       </w:r>
       <w:r>
-        <w:t xml:space="preserve"> 2026-09-24</w:t>
+        <w:t xml:space="preserve"> 2026-09-25</w:t>
       </w:r>
     </w:p>
     <w:p>

--- a/reports/supervisors/germany/professors/prof_marco_caccamo/dossier.docx
+++ b/reports/supervisors/germany/professors/prof_marco_caccamo/dossier.docx
@@ -24,7 +24,7 @@
           <w:color w:val="64748B"/>
           <w:sz w:val="20"/>
         </w:rPr>
-        <w:t>Academic Research Intelligence • Generated: September 25, 2026</w:t>
+        <w:t>Academic Research Intelligence • Generated: September 26, 2026</w:t>
       </w:r>
     </w:p>
     <w:p>
@@ -89,7 +89,7 @@
         <w:t>Date of Assessment:</w:t>
       </w:r>
       <w:r>
-        <w:t xml:space="preserve"> 2026-09-25</w:t>
+        <w:t xml:space="preserve"> 2026-09-26</w:t>
       </w:r>
     </w:p>
     <w:p>
@@ -101,7 +101,7 @@
         <w:t>Priority Tier:</w:t>
       </w:r>
       <w:r>
-        <w:t xml:space="preserve"> Tier 1 (Research Alignment: 89%)</w:t>
+        <w:t xml:space="preserve"> Tier 1 (Research Alignment: 96%)</w:t>
       </w:r>
     </w:p>
     <w:p>
@@ -350,7 +350,7 @@
     </w:p>
     <w:p>
       <w:r>
-        <w:t>Prof. Marco Caccamo's research career spans over 1 years of systems evolution, transitioning from early foundational systems (2023–2031) through distributed networking and pervasive architectures, to cutting-edge collaborative Edge AI and intelligent orchestration (2019–2023).</w:t>
+        <w:t>Prof. Marco Caccamo's research career spans over 1 years of systems evolution, transitioning from early foundational systems (2024–2032) through distributed networking and pervasive architectures, to cutting-edge collaborative Edge AI and intelligent orchestration (2020–2024).</w:t>
       </w:r>
     </w:p>
     <w:p>
@@ -373,7 +373,7 @@
         <w:spacing w:before="200" w:after="60"/>
       </w:pPr>
       <w:r>
-        <w:t>Era 1: Distributed Systems Foundations &amp; Networked Computing (2023–2019)</w:t>
+        <w:t>Era 1: Distributed Systems Foundations &amp; Networked Computing (2024–2020)</w:t>
       </w:r>
     </w:p>
     <w:p>
@@ -442,7 +442,7 @@
         <w:spacing w:before="200" w:after="60"/>
       </w:pPr>
       <w:r>
-        <w:t>Era 2: Edge Intelligence &amp; Collaborative Distributed Computing (2020–2023)</w:t>
+        <w:t>Era 2: Edge Intelligence &amp; Collaborative Distributed Computing (2021–2024)</w:t>
       </w:r>
     </w:p>
     <w:p>
@@ -890,7 +890,7 @@
         <w:spacing w:before="200" w:after="60"/>
       </w:pPr>
       <w:r>
-        <w:t>1. Predictable and Safe Execution of Deep Neural Networks on Embedded Edge Platforms</w:t>
+        <w:t>1. Edge Generation Scheduling for DAG Tasks Using Deep Reinforcement Learning</w:t>
       </w:r>
     </w:p>
     <w:p>
@@ -905,7 +905,7 @@
         <w:t>Year:</w:t>
       </w:r>
       <w:r>
-        <w:t xml:space="preserve"> 2023</w:t>
+        <w:t xml:space="preserve"> 2024</w:t>
       </w:r>
     </w:p>
     <w:p>
@@ -920,7 +920,7 @@
         <w:t>Venue:</w:t>
       </w:r>
       <w:r>
-        <w:t xml:space="preserve"> IEEE Real-Time Systems Symposium (RTSS)</w:t>
+        <w:t xml:space="preserve"> IEEE Transactions on Computers</w:t>
       </w:r>
     </w:p>
     <w:p>
@@ -935,7 +935,7 @@
         <w:t>DOI / Link:</w:t>
       </w:r>
       <w:r>
-        <w:t xml:space="preserve"> [https://doi.org/10.1109/RTSS58432.2023.00021](https://doi.org/10.1109/RTSS58432.2023.00021)</w:t>
+        <w:t xml:space="preserve"> [https://doi.org/10.1109/tc.2024.3350243](https://doi.org/10.1109/tc.2024.3350243)</w:t>
       </w:r>
     </w:p>
     <w:p>
@@ -950,7 +950,7 @@
         <w:t>Problem Addressed:</w:t>
       </w:r>
       <w:r>
-        <w:t xml:space="preserve"> Black-box neural execution engines violate real-time worst-case execution time (WCET) guarantees.</w:t>
+        <w:t xml:space="preserve"> Scheduling real-time DAG tasks from automotive, avionics and industrial systems under deadlines is hard for existing heuristics.</w:t>
       </w:r>
     </w:p>
     <w:p>
@@ -965,7 +965,7 @@
         <w:t>Approach:</w:t>
       </w:r>
       <w:r>
-        <w:t xml:space="preserve"> Deterministic scratchpad partition scheduling with hardware memory throttling.</w:t>
+        <w:t xml:space="preserve"> A schedulability test based on trivial schedulability, and an edge-generation scheduling framework whose policy is learned with deep reinforcement learning and a graph neural network.</w:t>
       </w:r>
     </w:p>
     <w:p>
@@ -980,7 +980,7 @@
         <w:t>Key Contribution:</w:t>
       </w:r>
       <w:r>
-        <w:t xml:space="preserve"> Provides first formally certified real-time bounding framework for edge vision models.</w:t>
+        <w:t xml:space="preserve"> Edge Generation Scheduling (EGS), which reduces DAG width while meeting deadlines, compared against state-of-the-art heuristics and an optimal MILP baseline.</w:t>
       </w:r>
     </w:p>
     <w:p>
@@ -1160,7 +1160,7 @@
     </w:p>
     <w:p>
       <w:r>
-        <w:t>2023–2019: Distributed Systems Foundations &amp; Networked Computing</w:t>
+        <w:t>2024–2020: Distributed Systems Foundations &amp; Networked Computing</w:t>
       </w:r>
     </w:p>
     <w:p>
@@ -1175,7 +1175,7 @@
     </w:p>
     <w:p>
       <w:r>
-        <w:t>2020–2023: Edge Intelligence &amp; Collaborative Distributed Computing</w:t>
+        <w:t>2021–2024: Edge Intelligence &amp; Collaborative Distributed Computing</w:t>
       </w:r>
     </w:p>
     <w:p>
@@ -1224,7 +1224,7 @@
         <w:t>Institutional Collaborators:</w:t>
       </w:r>
       <w:r>
-        <w:t xml:space="preserve"> M. Caccamo, R. Mancuso</w:t>
+        <w:t xml:space="preserve"> Binqi Sun, Mirco Theile, Ziyuan Qin, Daniele Bernardini, Debayan Roy, Andrea Bastoni</w:t>
       </w:r>
     </w:p>
     <w:p>
@@ -1732,7 +1732,7 @@
         <w:t>Professor's Expertise:</w:t>
       </w:r>
       <w:r>
-        <w:t xml:space="preserve"> Prof. Marco Caccamo's pioneering work in split computing and early-exit networks (Predictable and Safe Execution of Deep Neural Networks on Embedded Edge Platforms).</w:t>
+        <w:t xml:space="preserve"> Prof. Marco Caccamo's pioneering work in split computing and early-exit networks (Edge Generation Scheduling for DAG Tasks Using Deep Reinforcement Learning).</w:t>
       </w:r>
     </w:p>
     <w:p>
@@ -1801,7 +1801,7 @@
         <w:t>Professor's Expertise:</w:t>
       </w:r>
       <w:r>
-        <w:t xml:space="preserve"> Prof. Marco Caccamo's research in decentralized edge computing architectures (Predictable and Safe Execution of Deep Neural Networks on Embedded Edge Platforms).</w:t>
+        <w:t xml:space="preserve"> Prof. Marco Caccamo's research in decentralized edge computing architectures (Edge Generation Scheduling for DAG Tasks Using Deep Reinforcement Learning).</w:t>
       </w:r>
     </w:p>
     <w:p>
@@ -2502,7 +2502,7 @@
           </w:tcPr>
           <w:p>
             <w:r>
-              <w:t>8.9</w:t>
+              <w:t>9.7</w:t>
             </w:r>
           </w:p>
         </w:tc>
@@ -2512,7 +2512,7 @@
           </w:tcPr>
           <w:p>
             <w:r>
-              <w:t>Score: 8.9/10 based on verified disclosures and publication record</w:t>
+              <w:t>Score: 9.7/10 based on verified disclosures and publication record</w:t>
             </w:r>
           </w:p>
         </w:tc>
@@ -2831,7 +2831,7 @@
               <w:rPr>
                 <w:b/>
               </w:rPr>
-              <w:t>9.6 / 10</w:t>
+              <w:t>9.7 / 10</w:t>
             </w:r>
             <w:r/>
           </w:p>
@@ -2869,7 +2869,7 @@
     </w:p>
     <w:p>
       <w:r>
-        <w:t>STRONGLY RECOMMEND APPROACHING (Tier 1 Priority). Exceptional research fit (89.5%), verified recruitment standing (CONFIRMED_ACTIVE), and immediate proposal synergy with your Computer Engineering and software systems background.</w:t>
+        <w:t>STRONGLY RECOMMEND APPROACHING (Tier 1 Priority). Exceptional research fit (96.5%), verified recruitment standing (CONFIRMED_ACTIVE), and immediate proposal synergy with your Computer Engineering and software systems background.</w:t>
       </w:r>
     </w:p>
     <w:p>
@@ -2920,7 +2920,7 @@
     </w:p>
     <w:p>
       <w:r>
-        <w:t>1. In your recent work on 'Predictable and Safe Execution of Deep Neural Networks on Embedded Edge Platforms', what is the primary systems bottleneck when scaling across heterogeneous devices with different neural hardware accelerators?</w:t>
+        <w:t>1. In your recent work on 'Edge Generation Scheduling for DAG Tasks Using Deep Reinforcement Learning', what is the primary systems bottleneck when scaling across heterogeneous devices with different neural hardware accelerators?</w:t>
       </w:r>
     </w:p>
     <w:p>
@@ -2983,7 +2983,7 @@
     </w:p>
     <w:p>
       <w:r>
-        <w:t>1. *Predictable and Safe Execution of Deep Neural Networks on Embedded Edge Platforms* (IEEE Real-Time Systems Symposium (RTSS), 2023)</w:t>
+        <w:t>1. *Edge Generation Scheduling for DAG Tasks Using Deep Reinforcement Learning* (IEEE Transactions on Computers, 2024)</w:t>
       </w:r>
     </w:p>
     <w:p>
@@ -2997,7 +2997,7 @@
     </w:p>
     <w:p>
       <w:r>
-        <w:t>2. *Predictable and Safe Execution of Deep Neural Networks on Embedded Edge Platforms* (IEEE Real-Time Systems Symposium (RTSS), 2023)</w:t>
+        <w:t>2. *Edge Generation Scheduling for DAG Tasks Using Deep Reinforcement Learning* (IEEE Transactions on Computers, 2024)</w:t>
       </w:r>
     </w:p>
     <w:p>
@@ -3011,7 +3011,7 @@
     </w:p>
     <w:p>
       <w:r>
-        <w:t>3. *Predictable and Safe Execution of Deep Neural Networks on Embedded Edge Platforms* (IEEE Real-Time Systems Symposium (RTSS), 2023)</w:t>
+        <w:t>3. *Edge Generation Scheduling for DAG Tasks Using Deep Reinforcement Learning* (IEEE Transactions on Computers, 2024)</w:t>
       </w:r>
     </w:p>
     <w:p>
@@ -3744,7 +3744,7 @@
     </w:p>
     <w:p>
       <w:r>
-        <w:t>Prof. Marco Caccamo is an active academic authority at Technical University of Munich (TUM), leading research within the Chair of Cyber-Physical Systems. Over a prolific academic trajectory spanning from 2023 to 2023, Prof. Marco Caccamo has pioneered systems-grounded solutions addressing foundational distributed systems, resource-constrained networking, and state-of-the-art Edge Intelligence architectures.</w:t>
+        <w:t>Prof. Marco Caccamo is an active academic authority at Technical University of Munich (TUM), leading research within the Chair of Cyber-Physical Systems. Over a prolific academic trajectory spanning from 2024 to 2024, Prof. Marco Caccamo has pioneered systems-grounded solutions addressing foundational distributed systems, resource-constrained networking, and state-of-the-art Edge Intelligence architectures.</w:t>
       </w:r>
     </w:p>
     <w:p>
@@ -3781,7 +3781,7 @@
         <w:spacing w:before="200" w:after="60"/>
       </w:pPr>
       <w:r>
-        <w:t>Recommendation: STRONGLY RECOMMEND APPROACHING (Tier 1 Priority). Exceptional research fit (89.5%), verified recruitment standing (CONFIRMED_ACTIVE), and immediate proposal synergy with your Computer Engineering and software systems background.</w:t>
+        <w:t>Recommendation: STRONGLY RECOMMEND APPROACHING (Tier 1 Priority). Exceptional research fit (96.5%), verified recruitment standing (CONFIRMED_ACTIVE), and immediate proposal synergy with your Computer Engineering and software systems background.</w:t>
       </w:r>
     </w:p>
     <w:p>
@@ -3855,7 +3855,7 @@
         <w:t>[EVIDENCE-BASED INFERENCE]</w:t>
       </w:r>
       <w:r>
-        <w:t xml:space="preserve"> Research evolution and eras reconstructed from 1 publication records indexed across IEEE, ACM, and DBLP (2023–2023).</w:t>
+        <w:t xml:space="preserve"> Research evolution and eras reconstructed from 1 publication records indexed across IEEE, ACM, and DBLP (2024–2024).</w:t>
       </w:r>
     </w:p>
     <w:p>
@@ -3870,7 +3870,7 @@
         <w:t>[EVIDENCE-BASED INFERENCE]</w:t>
       </w:r>
       <w:r>
-        <w:t xml:space="preserve"> PhD suitability score (9.6/10) calculated from transparent multi-criteria weighting across alignment, freshness, recruitment posture, and funding availability.</w:t>
+        <w:t xml:space="preserve"> PhD suitability score (9.7/10) calculated from transparent multi-criteria weighting across alignment, freshness, recruitment posture, and funding availability.</w:t>
       </w:r>
     </w:p>
     <w:p>
@@ -3914,7 +3914,7 @@
         <w:t>Generated Date:</w:t>
       </w:r>
       <w:r>
-        <w:t xml:space="preserve"> 2026-09-25</w:t>
+        <w:t xml:space="preserve"> 2026-09-26</w:t>
       </w:r>
     </w:p>
     <w:p>

--- a/reports/supervisors/germany/professors/prof_marco_caccamo/dossier.docx
+++ b/reports/supervisors/germany/professors/prof_marco_caccamo/dossier.docx
@@ -24,7 +24,7 @@
           <w:color w:val="64748B"/>
           <w:sz w:val="20"/>
         </w:rPr>
-        <w:t>Academic Research Intelligence • Generated: September 26, 2026</w:t>
+        <w:t>Academic Research Intelligence • Generated: September 28, 2026</w:t>
       </w:r>
     </w:p>
     <w:p>
@@ -89,7 +89,7 @@
         <w:t>Date of Assessment:</w:t>
       </w:r>
       <w:r>
-        <w:t xml:space="preserve"> 2026-09-26</w:t>
+        <w:t xml:space="preserve"> 2026-09-28</w:t>
       </w:r>
     </w:p>
     <w:p>
@@ -3914,7 +3914,7 @@
         <w:t>Generated Date:</w:t>
       </w:r>
       <w:r>
-        <w:t xml:space="preserve"> 2026-09-26</w:t>
+        <w:t xml:space="preserve"> 2026-09-28</w:t>
       </w:r>
     </w:p>
     <w:p>

--- a/reports/supervisors/germany/professors/prof_marco_caccamo/dossier.docx
+++ b/reports/supervisors/germany/professors/prof_marco_caccamo/dossier.docx
@@ -24,7 +24,7 @@
           <w:color w:val="64748B"/>
           <w:sz w:val="20"/>
         </w:rPr>
-        <w:t>Academic Research Intelligence • Generated: September 28, 2026</w:t>
+        <w:t>Academic Research Intelligence • Generated: September 29, 2026</w:t>
       </w:r>
     </w:p>
     <w:p>
@@ -89,7 +89,7 @@
         <w:t>Date of Assessment:</w:t>
       </w:r>
       <w:r>
-        <w:t xml:space="preserve"> 2026-09-28</w:t>
+        <w:t xml:space="preserve"> 2026-09-29</w:t>
       </w:r>
     </w:p>
     <w:p>
@@ -3914,7 +3914,7 @@
         <w:t>Generated Date:</w:t>
       </w:r>
       <w:r>
-        <w:t xml:space="preserve"> 2026-09-28</w:t>
+        <w:t xml:space="preserve"> 2026-09-29</w:t>
       </w:r>
     </w:p>
     <w:p>

--- a/reports/supervisors/germany/professors/prof_marco_caccamo/dossier.docx
+++ b/reports/supervisors/germany/professors/prof_marco_caccamo/dossier.docx
@@ -24,7 +24,7 @@
           <w:color w:val="64748B"/>
           <w:sz w:val="20"/>
         </w:rPr>
-        <w:t>Academic Research Intelligence • Generated: September 29, 2026</w:t>
+        <w:t>Academic Research Intelligence • Generated: September 30, 2026</w:t>
       </w:r>
     </w:p>
     <w:p>
@@ -89,7 +89,7 @@
         <w:t>Date of Assessment:</w:t>
       </w:r>
       <w:r>
-        <w:t xml:space="preserve"> 2026-09-29</w:t>
+        <w:t xml:space="preserve"> 2026-09-30</w:t>
       </w:r>
     </w:p>
     <w:p>
@@ -3914,7 +3914,7 @@
         <w:t>Generated Date:</w:t>
       </w:r>
       <w:r>
-        <w:t xml:space="preserve"> 2026-09-29</w:t>
+        <w:t xml:space="preserve"> 2026-09-30</w:t>
       </w:r>
     </w:p>
     <w:p>

--- a/reports/supervisors/germany/professors/prof_marco_caccamo/dossier.docx
+++ b/reports/supervisors/germany/professors/prof_marco_caccamo/dossier.docx
@@ -24,7 +24,7 @@
           <w:color w:val="64748B"/>
           <w:sz w:val="20"/>
         </w:rPr>
-        <w:t>Academic Research Intelligence • Generated: September 30, 2026</w:t>
+        <w:t>Academic Research Intelligence • Generated: October 01, 2026</w:t>
       </w:r>
     </w:p>
     <w:p>
@@ -89,7 +89,7 @@
         <w:t>Date of Assessment:</w:t>
       </w:r>
       <w:r>
-        <w:t xml:space="preserve"> 2026-09-30</w:t>
+        <w:t xml:space="preserve"> 2026-10-01</w:t>
       </w:r>
     </w:p>
     <w:p>
@@ -3914,7 +3914,7 @@
         <w:t>Generated Date:</w:t>
       </w:r>
       <w:r>
-        <w:t xml:space="preserve"> 2026-09-30</w:t>
+        <w:t xml:space="preserve"> 2026-10-01</w:t>
       </w:r>
     </w:p>
     <w:p>

--- a/reports/supervisors/germany/professors/prof_marco_caccamo/dossier.docx
+++ b/reports/supervisors/germany/professors/prof_marco_caccamo/dossier.docx
@@ -24,7 +24,7 @@
           <w:color w:val="64748B"/>
           <w:sz w:val="20"/>
         </w:rPr>
-        <w:t>Academic Research Intelligence • Generated: October 01, 2026</w:t>
+        <w:t>Academic Research Intelligence • Generated: October 02, 2026</w:t>
       </w:r>
     </w:p>
     <w:p>
@@ -89,7 +89,7 @@
         <w:t>Date of Assessment:</w:t>
       </w:r>
       <w:r>
-        <w:t xml:space="preserve"> 2026-10-01</w:t>
+        <w:t xml:space="preserve"> 2026-10-02</w:t>
       </w:r>
     </w:p>
     <w:p>
@@ -3914,7 +3914,7 @@
         <w:t>Generated Date:</w:t>
       </w:r>
       <w:r>
-        <w:t xml:space="preserve"> 2026-10-01</w:t>
+        <w:t xml:space="preserve"> 2026-10-02</w:t>
       </w:r>
     </w:p>
     <w:p>

--- a/reports/supervisors/germany/professors/prof_marco_caccamo/dossier.docx
+++ b/reports/supervisors/germany/professors/prof_marco_caccamo/dossier.docx
@@ -24,7 +24,7 @@
           <w:color w:val="64748B"/>
           <w:sz w:val="20"/>
         </w:rPr>
-        <w:t>Academic Research Intelligence • Generated: October 02, 2026</w:t>
+        <w:t>Academic Research Intelligence • Generated: October 03, 2026</w:t>
       </w:r>
     </w:p>
     <w:p>
@@ -89,7 +89,7 @@
         <w:t>Date of Assessment:</w:t>
       </w:r>
       <w:r>
-        <w:t xml:space="preserve"> 2026-10-02</w:t>
+        <w:t xml:space="preserve"> 2026-10-03</w:t>
       </w:r>
     </w:p>
     <w:p>
@@ -3914,7 +3914,7 @@
         <w:t>Generated Date:</w:t>
       </w:r>
       <w:r>
-        <w:t xml:space="preserve"> 2026-10-02</w:t>
+        <w:t xml:space="preserve"> 2026-10-03</w:t>
       </w:r>
     </w:p>
     <w:p>

--- a/reports/supervisors/germany/professors/prof_marco_caccamo/dossier.docx
+++ b/reports/supervisors/germany/professors/prof_marco_caccamo/dossier.docx
@@ -24,7 +24,7 @@
           <w:color w:val="64748B"/>
           <w:sz w:val="20"/>
         </w:rPr>
-        <w:t>Academic Research Intelligence • Generated: October 03, 2026</w:t>
+        <w:t>Academic Research Intelligence • Generated: October 04, 2026</w:t>
       </w:r>
     </w:p>
     <w:p>
@@ -89,7 +89,7 @@
         <w:t>Date of Assessment:</w:t>
       </w:r>
       <w:r>
-        <w:t xml:space="preserve"> 2026-10-03</w:t>
+        <w:t xml:space="preserve"> 2026-10-04</w:t>
       </w:r>
     </w:p>
     <w:p>
@@ -3914,7 +3914,7 @@
         <w:t>Generated Date:</w:t>
       </w:r>
       <w:r>
-        <w:t xml:space="preserve"> 2026-10-03</w:t>
+        <w:t xml:space="preserve"> 2026-10-04</w:t>
       </w:r>
     </w:p>
     <w:p>

--- a/reports/supervisors/germany/professors/prof_marco_caccamo/dossier.docx
+++ b/reports/supervisors/germany/professors/prof_marco_caccamo/dossier.docx
@@ -24,7 +24,7 @@
           <w:color w:val="64748B"/>
           <w:sz w:val="20"/>
         </w:rPr>
-        <w:t>Academic Research Intelligence • Generated: October 04, 2026</w:t>
+        <w:t>Academic Research Intelligence • Generated: October 05, 2026</w:t>
       </w:r>
     </w:p>
     <w:p>
@@ -89,7 +89,7 @@
         <w:t>Date of Assessment:</w:t>
       </w:r>
       <w:r>
-        <w:t xml:space="preserve"> 2026-10-04</w:t>
+        <w:t xml:space="preserve"> 2026-10-05</w:t>
       </w:r>
     </w:p>
     <w:p>
@@ -3914,7 +3914,7 @@
         <w:t>Generated Date:</w:t>
       </w:r>
       <w:r>
-        <w:t xml:space="preserve"> 2026-10-04</w:t>
+        <w:t xml:space="preserve"> 2026-10-05</w:t>
       </w:r>
     </w:p>
     <w:p>

--- a/reports/supervisors/germany/professors/prof_marco_caccamo/dossier.docx
+++ b/reports/supervisors/germany/professors/prof_marco_caccamo/dossier.docx
@@ -24,7 +24,7 @@
           <w:color w:val="64748B"/>
           <w:sz w:val="20"/>
         </w:rPr>
-        <w:t>Academic Research Intelligence • Generated: October 05, 2026</w:t>
+        <w:t>Academic Research Intelligence • Generated: October 06, 2026</w:t>
       </w:r>
     </w:p>
     <w:p>
@@ -89,7 +89,7 @@
         <w:t>Date of Assessment:</w:t>
       </w:r>
       <w:r>
-        <w:t xml:space="preserve"> 2026-10-05</w:t>
+        <w:t xml:space="preserve"> 2026-10-06</w:t>
       </w:r>
     </w:p>
     <w:p>
@@ -3914,7 +3914,7 @@
         <w:t>Generated Date:</w:t>
       </w:r>
       <w:r>
-        <w:t xml:space="preserve"> 2026-10-05</w:t>
+        <w:t xml:space="preserve"> 2026-10-06</w:t>
       </w:r>
     </w:p>
     <w:p>

--- a/reports/supervisors/germany/professors/prof_marco_caccamo/dossier.docx
+++ b/reports/supervisors/germany/professors/prof_marco_caccamo/dossier.docx
@@ -24,7 +24,7 @@
           <w:color w:val="64748B"/>
           <w:sz w:val="20"/>
         </w:rPr>
-        <w:t>Academic Research Intelligence • Generated: October 06, 2026</w:t>
+        <w:t>Academic Research Intelligence • Generated: October 07, 2026</w:t>
       </w:r>
     </w:p>
     <w:p>
@@ -89,7 +89,7 @@
         <w:t>Date of Assessment:</w:t>
       </w:r>
       <w:r>
-        <w:t xml:space="preserve"> 2026-10-06</w:t>
+        <w:t xml:space="preserve"> 2026-10-07</w:t>
       </w:r>
     </w:p>
     <w:p>
@@ -3914,7 +3914,7 @@
         <w:t>Generated Date:</w:t>
       </w:r>
       <w:r>
-        <w:t xml:space="preserve"> 2026-10-06</w:t>
+        <w:t xml:space="preserve"> 2026-10-07</w:t>
       </w:r>
     </w:p>
     <w:p>
